--- a/Lab2_Report.docx
+++ b/Lab2_Report.docx
@@ -174,17 +174,7 @@
           <w:sz w:val="36"/>
           <w:szCs w:val="32"/>
         </w:rPr>
-        <w:t>Lab 0</w:t>
-      </w:r>
-      <w:r>
-        <w:rPr>
-          <w:rFonts w:ascii="Arial" w:hAnsi="Arial" w:cs="Arial"/>
-          <w:b/>
-          <w:bCs/>
-          <w:sz w:val="36"/>
-          <w:szCs w:val="32"/>
-        </w:rPr>
-        <w:t>2</w:t>
+        <w:t>Lab 02</w:t>
       </w:r>
       <w:r>
         <w:rPr>
@@ -965,7 +955,21 @@
         <w:rPr>
           <w:rFonts w:ascii="Arial" w:hAnsi="Arial" w:cs="Arial"/>
         </w:rPr>
-        <w:t>Each time the execute() method is called, the agent follows this logic:</w:t>
+        <w:t xml:space="preserve">Each time the </w:t>
+      </w:r>
+      <w:proofErr w:type="gramStart"/>
+      <w:r>
+        <w:rPr>
+          <w:rFonts w:ascii="Arial" w:hAnsi="Arial" w:cs="Arial"/>
+        </w:rPr>
+        <w:t>execute(</w:t>
+      </w:r>
+      <w:proofErr w:type="gramEnd"/>
+      <w:r>
+        <w:rPr>
+          <w:rFonts w:ascii="Arial" w:hAnsi="Arial" w:cs="Arial"/>
+        </w:rPr>
+        <w:t>) method is called, the agent follows this logic:</w:t>
       </w:r>
     </w:p>
     <w:p>
@@ -984,7 +988,21 @@
         <w:rPr>
           <w:rFonts w:ascii="Arial" w:hAnsi="Arial" w:cs="Arial"/>
         </w:rPr>
-        <w:t>Initialization Phase (first 11 steps): The agent moves to a random start position using move_to_random_start_position().</w:t>
+        <w:t>Initialization Phase (first 11 steps): The agent moves to a random start position using move_to_random_start_</w:t>
+      </w:r>
+      <w:proofErr w:type="gramStart"/>
+      <w:r>
+        <w:rPr>
+          <w:rFonts w:ascii="Arial" w:hAnsi="Arial" w:cs="Arial"/>
+        </w:rPr>
+        <w:t>position(</w:t>
+      </w:r>
+      <w:proofErr w:type="gramEnd"/>
+      <w:r>
+        <w:rPr>
+          <w:rFonts w:ascii="Arial" w:hAnsi="Arial" w:cs="Arial"/>
+        </w:rPr>
+        <w:t>).</w:t>
       </w:r>
     </w:p>
     <w:p>
@@ -1182,6 +1200,7 @@
         </w:rPr>
         <w:t xml:space="preserve"> </w:t>
       </w:r>
+      <w:proofErr w:type="gramStart"/>
       <w:r>
         <w:rPr>
           <w:rFonts w:ascii="Consolas" w:eastAsia="Times New Roman" w:hAnsi="Consolas" w:cs="Times New Roman"/>
@@ -1204,6 +1223,7 @@
         </w:rPr>
         <w:t>(</w:t>
       </w:r>
+      <w:proofErr w:type="gramEnd"/>
       <w:r>
         <w:rPr>
           <w:rFonts w:ascii="Consolas" w:eastAsia="Times New Roman" w:hAnsi="Consolas" w:cs="Times New Roman"/>
@@ -1482,7 +1502,31 @@
           <w:szCs w:val="21"/>
           <w14:ligatures w14:val="none"/>
         </w:rPr>
-        <w:t xml:space="preserve"> [(start, [])]</w:t>
+        <w:t xml:space="preserve"> [(start, </w:t>
+      </w:r>
+      <w:proofErr w:type="gramStart"/>
+      <w:r>
+        <w:rPr>
+          <w:rFonts w:ascii="Consolas" w:eastAsia="Times New Roman" w:hAnsi="Consolas" w:cs="Times New Roman"/>
+          <w:color w:val="CCCCCC"/>
+          <w:kern w:val="0"/>
+          <w:sz w:val="21"/>
+          <w:szCs w:val="21"/>
+          <w14:ligatures w14:val="none"/>
+        </w:rPr>
+        <w:t>[])</w:t>
+      </w:r>
+      <w:proofErr w:type="gramEnd"/>
+      <w:r>
+        <w:rPr>
+          <w:rFonts w:ascii="Consolas" w:eastAsia="Times New Roman" w:hAnsi="Consolas" w:cs="Times New Roman"/>
+          <w:color w:val="CCCCCC"/>
+          <w:kern w:val="0"/>
+          <w:sz w:val="21"/>
+          <w:szCs w:val="21"/>
+          <w14:ligatures w14:val="none"/>
+        </w:rPr>
+        <w:t>]</w:t>
       </w:r>
     </w:p>
     <w:p>
@@ -1532,6 +1576,7 @@
         </w:rPr>
         <w:t xml:space="preserve"> </w:t>
       </w:r>
+      <w:proofErr w:type="gramStart"/>
       <w:r>
         <w:rPr>
           <w:rFonts w:ascii="Consolas" w:eastAsia="Times New Roman" w:hAnsi="Consolas" w:cs="Times New Roman"/>
@@ -1552,7 +1597,19 @@
           <w:szCs w:val="21"/>
           <w14:ligatures w14:val="none"/>
         </w:rPr>
-        <w:t>()</w:t>
+        <w:t>(</w:t>
+      </w:r>
+      <w:proofErr w:type="gramEnd"/>
+      <w:r>
+        <w:rPr>
+          <w:rFonts w:ascii="Consolas" w:eastAsia="Times New Roman" w:hAnsi="Consolas" w:cs="Times New Roman"/>
+          <w:color w:val="CCCCCC"/>
+          <w:kern w:val="0"/>
+          <w:sz w:val="21"/>
+          <w:szCs w:val="21"/>
+          <w14:ligatures w14:val="none"/>
+        </w:rPr>
+        <w:t>)</w:t>
       </w:r>
     </w:p>
     <w:p>
@@ -1689,7 +1746,19 @@
           <w:szCs w:val="21"/>
           <w14:ligatures w14:val="none"/>
         </w:rPr>
-        <w:t xml:space="preserve"> queue.pop(</w:t>
+        <w:t xml:space="preserve"> </w:t>
+      </w:r>
+      <w:proofErr w:type="gramStart"/>
+      <w:r>
+        <w:rPr>
+          <w:rFonts w:ascii="Consolas" w:eastAsia="Times New Roman" w:hAnsi="Consolas" w:cs="Times New Roman"/>
+          <w:color w:val="CCCCCC"/>
+          <w:kern w:val="0"/>
+          <w:sz w:val="21"/>
+          <w:szCs w:val="21"/>
+          <w14:ligatures w14:val="none"/>
+        </w:rPr>
+        <w:t>queue.pop(</w:t>
       </w:r>
       <w:r>
         <w:rPr>
@@ -1722,7 +1791,19 @@
           <w:szCs w:val="21"/>
           <w14:ligatures w14:val="none"/>
         </w:rPr>
-        <w:t># FIFO queue for Breadth-First Search</w:t>
+        <w:t>#</w:t>
+      </w:r>
+      <w:proofErr w:type="gramEnd"/>
+      <w:r>
+        <w:rPr>
+          <w:rFonts w:ascii="Consolas" w:eastAsia="Times New Roman" w:hAnsi="Consolas" w:cs="Times New Roman"/>
+          <w:color w:val="6A9955"/>
+          <w:kern w:val="0"/>
+          <w:sz w:val="21"/>
+          <w:szCs w:val="21"/>
+          <w14:ligatures w14:val="none"/>
+        </w:rPr>
+        <w:t xml:space="preserve"> FIFO queue for Breadth-First Search</w:t>
       </w:r>
     </w:p>
     <w:p>
@@ -1798,6 +1879,7 @@
         </w:rPr>
         <w:t xml:space="preserve">            </w:t>
       </w:r>
+      <w:proofErr w:type="gramStart"/>
       <w:r>
         <w:rPr>
           <w:rFonts w:ascii="Consolas" w:eastAsia="Times New Roman" w:hAnsi="Consolas" w:cs="Times New Roman"/>
@@ -1818,7 +1900,19 @@
           <w:szCs w:val="21"/>
           <w14:ligatures w14:val="none"/>
         </w:rPr>
-        <w:t xml:space="preserve">.nodes_explored </w:t>
+        <w:t>.nodes</w:t>
+      </w:r>
+      <w:proofErr w:type="gramEnd"/>
+      <w:r>
+        <w:rPr>
+          <w:rFonts w:ascii="Consolas" w:eastAsia="Times New Roman" w:hAnsi="Consolas" w:cs="Times New Roman"/>
+          <w:color w:val="CCCCCC"/>
+          <w:kern w:val="0"/>
+          <w:sz w:val="21"/>
+          <w:szCs w:val="21"/>
+          <w14:ligatures w14:val="none"/>
+        </w:rPr>
+        <w:t xml:space="preserve">_explored </w:t>
       </w:r>
       <w:r>
         <w:rPr>
@@ -2023,6 +2117,7 @@
         </w:rPr>
         <w:t xml:space="preserve"> </w:t>
       </w:r>
+      <w:proofErr w:type="gramStart"/>
       <w:r>
         <w:rPr>
           <w:rFonts w:ascii="Consolas" w:eastAsia="Times New Roman" w:hAnsi="Consolas" w:cs="Times New Roman"/>
@@ -2043,7 +2138,19 @@
           <w:szCs w:val="21"/>
           <w14:ligatures w14:val="none"/>
         </w:rPr>
-        <w:t xml:space="preserve">.state.world[cx][cy] </w:t>
+        <w:t>.state</w:t>
+      </w:r>
+      <w:proofErr w:type="gramEnd"/>
+      <w:r>
+        <w:rPr>
+          <w:rFonts w:ascii="Consolas" w:eastAsia="Times New Roman" w:hAnsi="Consolas" w:cs="Times New Roman"/>
+          <w:color w:val="CCCCCC"/>
+          <w:kern w:val="0"/>
+          <w:sz w:val="21"/>
+          <w:szCs w:val="21"/>
+          <w14:ligatures w14:val="none"/>
+        </w:rPr>
+        <w:t xml:space="preserve">.world[cx][cy] </w:t>
       </w:r>
       <w:r>
         <w:rPr>
@@ -2093,6 +2200,7 @@
         </w:rPr>
         <w:t xml:space="preserve">                    </w:t>
       </w:r>
+      <w:proofErr w:type="gramStart"/>
       <w:r>
         <w:rPr>
           <w:rFonts w:ascii="Consolas" w:eastAsia="Times New Roman" w:hAnsi="Consolas" w:cs="Times New Roman"/>
@@ -2113,7 +2221,19 @@
           <w:szCs w:val="21"/>
           <w14:ligatures w14:val="none"/>
         </w:rPr>
-        <w:t xml:space="preserve">.route </w:t>
+        <w:t>.route</w:t>
+      </w:r>
+      <w:proofErr w:type="gramEnd"/>
+      <w:r>
+        <w:rPr>
+          <w:rFonts w:ascii="Consolas" w:eastAsia="Times New Roman" w:hAnsi="Consolas" w:cs="Times New Roman"/>
+          <w:color w:val="CCCCCC"/>
+          <w:kern w:val="0"/>
+          <w:sz w:val="21"/>
+          <w:szCs w:val="21"/>
+          <w14:ligatures w14:val="none"/>
+        </w:rPr>
+        <w:t xml:space="preserve"> </w:t>
       </w:r>
       <w:r>
         <w:rPr>
@@ -2292,6 +2412,7 @@
         </w:rPr>
         <w:t xml:space="preserve"> </w:t>
       </w:r>
+      <w:proofErr w:type="gramStart"/>
       <w:r>
         <w:rPr>
           <w:rFonts w:ascii="Consolas" w:eastAsia="Times New Roman" w:hAnsi="Consolas" w:cs="Times New Roman"/>
@@ -2312,7 +2433,19 @@
           <w:szCs w:val="21"/>
           <w14:ligatures w14:val="none"/>
         </w:rPr>
-        <w:t>.home_pos:</w:t>
+        <w:t>.home</w:t>
+      </w:r>
+      <w:proofErr w:type="gramEnd"/>
+      <w:r>
+        <w:rPr>
+          <w:rFonts w:ascii="Consolas" w:eastAsia="Times New Roman" w:hAnsi="Consolas" w:cs="Times New Roman"/>
+          <w:color w:val="CCCCCC"/>
+          <w:kern w:val="0"/>
+          <w:sz w:val="21"/>
+          <w:szCs w:val="21"/>
+          <w14:ligatures w14:val="none"/>
+        </w:rPr>
+        <w:t>_pos:</w:t>
       </w:r>
     </w:p>
     <w:p>
@@ -2340,6 +2473,7 @@
         </w:rPr>
         <w:t xml:space="preserve">                    </w:t>
       </w:r>
+      <w:proofErr w:type="gramStart"/>
       <w:r>
         <w:rPr>
           <w:rFonts w:ascii="Consolas" w:eastAsia="Times New Roman" w:hAnsi="Consolas" w:cs="Times New Roman"/>
@@ -2360,7 +2494,19 @@
           <w:szCs w:val="21"/>
           <w14:ligatures w14:val="none"/>
         </w:rPr>
-        <w:t xml:space="preserve">.route </w:t>
+        <w:t>.route</w:t>
+      </w:r>
+      <w:proofErr w:type="gramEnd"/>
+      <w:r>
+        <w:rPr>
+          <w:rFonts w:ascii="Consolas" w:eastAsia="Times New Roman" w:hAnsi="Consolas" w:cs="Times New Roman"/>
+          <w:color w:val="CCCCCC"/>
+          <w:kern w:val="0"/>
+          <w:sz w:val="21"/>
+          <w:szCs w:val="21"/>
+          <w14:ligatures w14:val="none"/>
+        </w:rPr>
+        <w:t xml:space="preserve"> </w:t>
       </w:r>
       <w:r>
         <w:rPr>
@@ -3010,6 +3156,7 @@
         </w:rPr>
         <w:t xml:space="preserve"> </w:t>
       </w:r>
+      <w:proofErr w:type="gramStart"/>
       <w:r>
         <w:rPr>
           <w:rFonts w:ascii="Consolas" w:eastAsia="Times New Roman" w:hAnsi="Consolas" w:cs="Times New Roman"/>
@@ -3030,7 +3177,19 @@
           <w:szCs w:val="21"/>
           <w14:ligatures w14:val="none"/>
         </w:rPr>
-        <w:t xml:space="preserve">.state.world_width </w:t>
+        <w:t>.state</w:t>
+      </w:r>
+      <w:proofErr w:type="gramEnd"/>
+      <w:r>
+        <w:rPr>
+          <w:rFonts w:ascii="Consolas" w:eastAsia="Times New Roman" w:hAnsi="Consolas" w:cs="Times New Roman"/>
+          <w:color w:val="CCCCCC"/>
+          <w:kern w:val="0"/>
+          <w:sz w:val="21"/>
+          <w:szCs w:val="21"/>
+          <w14:ligatures w14:val="none"/>
+        </w:rPr>
+        <w:t xml:space="preserve">.world_width </w:t>
       </w:r>
       <w:r>
         <w:rPr>
@@ -3120,6 +3279,7 @@
         </w:rPr>
         <w:t xml:space="preserve"> </w:t>
       </w:r>
+      <w:proofErr w:type="gramStart"/>
       <w:r>
         <w:rPr>
           <w:rFonts w:ascii="Consolas" w:eastAsia="Times New Roman" w:hAnsi="Consolas" w:cs="Times New Roman"/>
@@ -3140,7 +3300,19 @@
           <w:szCs w:val="21"/>
           <w14:ligatures w14:val="none"/>
         </w:rPr>
-        <w:t>.state.world_height:</w:t>
+        <w:t>.state</w:t>
+      </w:r>
+      <w:proofErr w:type="gramEnd"/>
+      <w:r>
+        <w:rPr>
+          <w:rFonts w:ascii="Consolas" w:eastAsia="Times New Roman" w:hAnsi="Consolas" w:cs="Times New Roman"/>
+          <w:color w:val="CCCCCC"/>
+          <w:kern w:val="0"/>
+          <w:sz w:val="21"/>
+          <w:szCs w:val="21"/>
+          <w14:ligatures w14:val="none"/>
+        </w:rPr>
+        <w:t>.world_height:</w:t>
       </w:r>
     </w:p>
     <w:p>
@@ -3341,6 +3513,7 @@
         </w:rPr>
         <w:t xml:space="preserve"> </w:t>
       </w:r>
+      <w:proofErr w:type="gramStart"/>
       <w:r>
         <w:rPr>
           <w:rFonts w:ascii="Consolas" w:eastAsia="Times New Roman" w:hAnsi="Consolas" w:cs="Times New Roman"/>
@@ -3361,7 +3534,31 @@
           <w:szCs w:val="21"/>
           <w14:ligatures w14:val="none"/>
         </w:rPr>
-        <w:t xml:space="preserve">.state.world[nx][ny] </w:t>
+        <w:t>.state</w:t>
+      </w:r>
+      <w:proofErr w:type="gramEnd"/>
+      <w:r>
+        <w:rPr>
+          <w:rFonts w:ascii="Consolas" w:eastAsia="Times New Roman" w:hAnsi="Consolas" w:cs="Times New Roman"/>
+          <w:color w:val="CCCCCC"/>
+          <w:kern w:val="0"/>
+          <w:sz w:val="21"/>
+          <w:szCs w:val="21"/>
+          <w14:ligatures w14:val="none"/>
+        </w:rPr>
+        <w:t>.world[nx][ny</w:t>
+      </w:r>
+      <w:proofErr w:type="gramStart"/>
+      <w:r>
+        <w:rPr>
+          <w:rFonts w:ascii="Consolas" w:eastAsia="Times New Roman" w:hAnsi="Consolas" w:cs="Times New Roman"/>
+          <w:color w:val="CCCCCC"/>
+          <w:kern w:val="0"/>
+          <w:sz w:val="21"/>
+          <w:szCs w:val="21"/>
+          <w14:ligatures w14:val="none"/>
+        </w:rPr>
+        <w:t xml:space="preserve">] </w:t>
       </w:r>
       <w:r>
         <w:rPr>
@@ -3372,7 +3569,19 @@
           <w:szCs w:val="21"/>
           <w14:ligatures w14:val="none"/>
         </w:rPr>
-        <w:t>!=</w:t>
+        <w:t>!</w:t>
+      </w:r>
+      <w:proofErr w:type="gramEnd"/>
+      <w:r>
+        <w:rPr>
+          <w:rFonts w:ascii="Consolas" w:eastAsia="Times New Roman" w:hAnsi="Consolas" w:cs="Times New Roman"/>
+          <w:color w:val="D4D4D4"/>
+          <w:kern w:val="0"/>
+          <w:sz w:val="21"/>
+          <w:szCs w:val="21"/>
+          <w14:ligatures w14:val="none"/>
+        </w:rPr>
+        <w:t>=</w:t>
       </w:r>
       <w:r>
         <w:rPr>
@@ -3409,7 +3618,31 @@
           <w:szCs w:val="21"/>
           <w14:ligatures w14:val="none"/>
         </w:rPr>
-        <w:t>                            visited.add((nx, ny))</w:t>
+        <w:t xml:space="preserve">                            </w:t>
+      </w:r>
+      <w:proofErr w:type="gramStart"/>
+      <w:r>
+        <w:rPr>
+          <w:rFonts w:ascii="Consolas" w:eastAsia="Times New Roman" w:hAnsi="Consolas" w:cs="Times New Roman"/>
+          <w:color w:val="CCCCCC"/>
+          <w:kern w:val="0"/>
+          <w:sz w:val="21"/>
+          <w:szCs w:val="21"/>
+          <w14:ligatures w14:val="none"/>
+        </w:rPr>
+        <w:t>visited.add(</w:t>
+      </w:r>
+      <w:proofErr w:type="gramEnd"/>
+      <w:r>
+        <w:rPr>
+          <w:rFonts w:ascii="Consolas" w:eastAsia="Times New Roman" w:hAnsi="Consolas" w:cs="Times New Roman"/>
+          <w:color w:val="CCCCCC"/>
+          <w:kern w:val="0"/>
+          <w:sz w:val="21"/>
+          <w:szCs w:val="21"/>
+          <w14:ligatures w14:val="none"/>
+        </w:rPr>
+        <w:t>(nx, ny))</w:t>
       </w:r>
     </w:p>
     <w:p>
@@ -3435,7 +3668,31 @@
           <w:szCs w:val="21"/>
           <w14:ligatures w14:val="none"/>
         </w:rPr>
-        <w:t xml:space="preserve">                            queue.append(((nx, ny), path </w:t>
+        <w:t xml:space="preserve">                            </w:t>
+      </w:r>
+      <w:proofErr w:type="gramStart"/>
+      <w:r>
+        <w:rPr>
+          <w:rFonts w:ascii="Consolas" w:eastAsia="Times New Roman" w:hAnsi="Consolas" w:cs="Times New Roman"/>
+          <w:color w:val="CCCCCC"/>
+          <w:kern w:val="0"/>
+          <w:sz w:val="21"/>
+          <w:szCs w:val="21"/>
+          <w14:ligatures w14:val="none"/>
+        </w:rPr>
+        <w:t>queue.append</w:t>
+      </w:r>
+      <w:proofErr w:type="gramEnd"/>
+      <w:r>
+        <w:rPr>
+          <w:rFonts w:ascii="Consolas" w:eastAsia="Times New Roman" w:hAnsi="Consolas" w:cs="Times New Roman"/>
+          <w:color w:val="CCCCCC"/>
+          <w:kern w:val="0"/>
+          <w:sz w:val="21"/>
+          <w:szCs w:val="21"/>
+          <w14:ligatures w14:val="none"/>
+        </w:rPr>
+        <w:t xml:space="preserve">(((nx, ny), path </w:t>
       </w:r>
       <w:r>
         <w:rPr>
@@ -3511,6 +3768,7 @@
         </w:rPr>
         <w:t xml:space="preserve">        </w:t>
       </w:r>
+      <w:proofErr w:type="gramStart"/>
       <w:r>
         <w:rPr>
           <w:rFonts w:ascii="Consolas" w:eastAsia="Times New Roman" w:hAnsi="Consolas" w:cs="Times New Roman"/>
@@ -3531,7 +3789,19 @@
           <w:szCs w:val="21"/>
           <w14:ligatures w14:val="none"/>
         </w:rPr>
-        <w:t xml:space="preserve">.route </w:t>
+        <w:t>.route</w:t>
+      </w:r>
+      <w:proofErr w:type="gramEnd"/>
+      <w:r>
+        <w:rPr>
+          <w:rFonts w:ascii="Consolas" w:eastAsia="Times New Roman" w:hAnsi="Consolas" w:cs="Times New Roman"/>
+          <w:color w:val="CCCCCC"/>
+          <w:kern w:val="0"/>
+          <w:sz w:val="21"/>
+          <w:szCs w:val="21"/>
+          <w14:ligatures w14:val="none"/>
+        </w:rPr>
+        <w:t xml:space="preserve"> </w:t>
       </w:r>
       <w:r>
         <w:rPr>
@@ -3553,7 +3823,19 @@
           <w:szCs w:val="21"/>
           <w14:ligatures w14:val="none"/>
         </w:rPr>
-        <w:t xml:space="preserve"> [] </w:t>
+        <w:t xml:space="preserve"> </w:t>
+      </w:r>
+      <w:proofErr w:type="gramStart"/>
+      <w:r>
+        <w:rPr>
+          <w:rFonts w:ascii="Consolas" w:eastAsia="Times New Roman" w:hAnsi="Consolas" w:cs="Times New Roman"/>
+          <w:color w:val="CCCCCC"/>
+          <w:kern w:val="0"/>
+          <w:sz w:val="21"/>
+          <w:szCs w:val="21"/>
+          <w14:ligatures w14:val="none"/>
+        </w:rPr>
+        <w:t xml:space="preserve">[] </w:t>
       </w:r>
       <w:r>
         <w:rPr>
@@ -3564,7 +3846,19 @@
           <w:szCs w:val="21"/>
           <w14:ligatures w14:val="none"/>
         </w:rPr>
-        <w:t># No path found</w:t>
+        <w:t>#</w:t>
+      </w:r>
+      <w:proofErr w:type="gramEnd"/>
+      <w:r>
+        <w:rPr>
+          <w:rFonts w:ascii="Consolas" w:eastAsia="Times New Roman" w:hAnsi="Consolas" w:cs="Times New Roman"/>
+          <w:color w:val="6A9955"/>
+          <w:kern w:val="0"/>
+          <w:sz w:val="21"/>
+          <w:szCs w:val="21"/>
+          <w14:ligatures w14:val="none"/>
+        </w:rPr>
+        <w:t xml:space="preserve"> No path found</w:t>
       </w:r>
     </w:p>
     <w:p>
@@ -3728,7 +4022,21 @@
         <w:rPr>
           <w:rFonts w:ascii="Arial" w:hAnsi="Arial" w:cs="Arial"/>
         </w:rPr>
-        <w:t>When a goal node is found, the path from the start to that node is stored in self.route.</w:t>
+        <w:t xml:space="preserve">When a goal node is found, the path from the start to that node is stored in </w:t>
+      </w:r>
+      <w:proofErr w:type="gramStart"/>
+      <w:r>
+        <w:rPr>
+          <w:rFonts w:ascii="Arial" w:hAnsi="Arial" w:cs="Arial"/>
+        </w:rPr>
+        <w:t>self.route</w:t>
+      </w:r>
+      <w:proofErr w:type="gramEnd"/>
+      <w:r>
+        <w:rPr>
+          <w:rFonts w:ascii="Arial" w:hAnsi="Arial" w:cs="Arial"/>
+        </w:rPr>
+        <w:t>.</w:t>
       </w:r>
     </w:p>
     <w:p>
@@ -3830,6 +4138,7 @@
         </w:rPr>
         <w:t xml:space="preserve"> </w:t>
       </w:r>
+      <w:proofErr w:type="gramStart"/>
       <w:r>
         <w:rPr>
           <w:rFonts w:ascii="Consolas" w:eastAsia="Times New Roman" w:hAnsi="Consolas" w:cs="Times New Roman"/>
@@ -3852,6 +4161,7 @@
         </w:rPr>
         <w:t>(</w:t>
       </w:r>
+      <w:proofErr w:type="gramEnd"/>
       <w:r>
         <w:rPr>
           <w:rFonts w:ascii="Consolas" w:eastAsia="Times New Roman" w:hAnsi="Consolas" w:cs="Times New Roman"/>
@@ -4143,6 +4453,7 @@
         </w:rPr>
         <w:t xml:space="preserve"> </w:t>
       </w:r>
+      <w:proofErr w:type="gramStart"/>
       <w:r>
         <w:rPr>
           <w:rFonts w:ascii="Consolas" w:eastAsia="Times New Roman" w:hAnsi="Consolas" w:cs="Times New Roman"/>
@@ -4163,7 +4474,19 @@
           <w:szCs w:val="21"/>
           <w14:ligatures w14:val="none"/>
         </w:rPr>
-        <w:t>()</w:t>
+        <w:t>(</w:t>
+      </w:r>
+      <w:proofErr w:type="gramEnd"/>
+      <w:r>
+        <w:rPr>
+          <w:rFonts w:ascii="Consolas" w:eastAsia="Times New Roman" w:hAnsi="Consolas" w:cs="Times New Roman"/>
+          <w:color w:val="CCCCCC"/>
+          <w:kern w:val="0"/>
+          <w:sz w:val="21"/>
+          <w:szCs w:val="21"/>
+          <w14:ligatures w14:val="none"/>
+        </w:rPr>
+        <w:t>)</w:t>
       </w:r>
     </w:p>
     <w:p>
@@ -4274,7 +4597,31 @@
           <w:szCs w:val="21"/>
           <w14:ligatures w14:val="none"/>
         </w:rPr>
-        <w:t xml:space="preserve"> stack.pop() </w:t>
+        <w:t xml:space="preserve"> </w:t>
+      </w:r>
+      <w:proofErr w:type="gramStart"/>
+      <w:r>
+        <w:rPr>
+          <w:rFonts w:ascii="Consolas" w:eastAsia="Times New Roman" w:hAnsi="Consolas" w:cs="Times New Roman"/>
+          <w:color w:val="CCCCCC"/>
+          <w:kern w:val="0"/>
+          <w:sz w:val="21"/>
+          <w:szCs w:val="21"/>
+          <w14:ligatures w14:val="none"/>
+        </w:rPr>
+        <w:t>stack.pop(</w:t>
+      </w:r>
+      <w:proofErr w:type="gramEnd"/>
+      <w:r>
+        <w:rPr>
+          <w:rFonts w:ascii="Consolas" w:eastAsia="Times New Roman" w:hAnsi="Consolas" w:cs="Times New Roman"/>
+          <w:color w:val="CCCCCC"/>
+          <w:kern w:val="0"/>
+          <w:sz w:val="21"/>
+          <w:szCs w:val="21"/>
+          <w14:ligatures w14:val="none"/>
+        </w:rPr>
+        <w:t xml:space="preserve">) </w:t>
       </w:r>
       <w:r>
         <w:rPr>
@@ -4422,7 +4769,31 @@
           <w:szCs w:val="21"/>
           <w14:ligatures w14:val="none"/>
         </w:rPr>
-        <w:t># so we mark it visited upon popping.</w:t>
+        <w:t xml:space="preserve"># </w:t>
+      </w:r>
+      <w:proofErr w:type="gramStart"/>
+      <w:r>
+        <w:rPr>
+          <w:rFonts w:ascii="Consolas" w:eastAsia="Times New Roman" w:hAnsi="Consolas" w:cs="Times New Roman"/>
+          <w:color w:val="6A9955"/>
+          <w:kern w:val="0"/>
+          <w:sz w:val="21"/>
+          <w:szCs w:val="21"/>
+          <w14:ligatures w14:val="none"/>
+        </w:rPr>
+        <w:t>so</w:t>
+      </w:r>
+      <w:proofErr w:type="gramEnd"/>
+      <w:r>
+        <w:rPr>
+          <w:rFonts w:ascii="Consolas" w:eastAsia="Times New Roman" w:hAnsi="Consolas" w:cs="Times New Roman"/>
+          <w:color w:val="6A9955"/>
+          <w:kern w:val="0"/>
+          <w:sz w:val="21"/>
+          <w:szCs w:val="21"/>
+          <w14:ligatures w14:val="none"/>
+        </w:rPr>
+        <w:t xml:space="preserve"> we mark it visited upon popping.</w:t>
       </w:r>
     </w:p>
     <w:p>
@@ -4583,6 +4954,7 @@
         </w:rPr>
         <w:t xml:space="preserve">            </w:t>
       </w:r>
+      <w:proofErr w:type="gramStart"/>
       <w:r>
         <w:rPr>
           <w:rFonts w:ascii="Consolas" w:eastAsia="Times New Roman" w:hAnsi="Consolas" w:cs="Times New Roman"/>
@@ -4603,7 +4975,19 @@
           <w:szCs w:val="21"/>
           <w14:ligatures w14:val="none"/>
         </w:rPr>
-        <w:t xml:space="preserve">.nodes_explored </w:t>
+        <w:t>.nodes</w:t>
+      </w:r>
+      <w:proofErr w:type="gramEnd"/>
+      <w:r>
+        <w:rPr>
+          <w:rFonts w:ascii="Consolas" w:eastAsia="Times New Roman" w:hAnsi="Consolas" w:cs="Times New Roman"/>
+          <w:color w:val="CCCCCC"/>
+          <w:kern w:val="0"/>
+          <w:sz w:val="21"/>
+          <w:szCs w:val="21"/>
+          <w14:ligatures w14:val="none"/>
+        </w:rPr>
+        <w:t xml:space="preserve">_explored </w:t>
       </w:r>
       <w:r>
         <w:rPr>
@@ -4808,6 +5192,7 @@
         </w:rPr>
         <w:t xml:space="preserve"> </w:t>
       </w:r>
+      <w:proofErr w:type="gramStart"/>
       <w:r>
         <w:rPr>
           <w:rFonts w:ascii="Consolas" w:eastAsia="Times New Roman" w:hAnsi="Consolas" w:cs="Times New Roman"/>
@@ -4828,7 +5213,19 @@
           <w:szCs w:val="21"/>
           <w14:ligatures w14:val="none"/>
         </w:rPr>
-        <w:t xml:space="preserve">.state.world[cx][cy] </w:t>
+        <w:t>.state</w:t>
+      </w:r>
+      <w:proofErr w:type="gramEnd"/>
+      <w:r>
+        <w:rPr>
+          <w:rFonts w:ascii="Consolas" w:eastAsia="Times New Roman" w:hAnsi="Consolas" w:cs="Times New Roman"/>
+          <w:color w:val="CCCCCC"/>
+          <w:kern w:val="0"/>
+          <w:sz w:val="21"/>
+          <w:szCs w:val="21"/>
+          <w14:ligatures w14:val="none"/>
+        </w:rPr>
+        <w:t xml:space="preserve">.world[cx][cy] </w:t>
       </w:r>
       <w:r>
         <w:rPr>
@@ -4878,6 +5275,7 @@
         </w:rPr>
         <w:t xml:space="preserve">                    </w:t>
       </w:r>
+      <w:proofErr w:type="gramStart"/>
       <w:r>
         <w:rPr>
           <w:rFonts w:ascii="Consolas" w:eastAsia="Times New Roman" w:hAnsi="Consolas" w:cs="Times New Roman"/>
@@ -4898,7 +5296,19 @@
           <w:szCs w:val="21"/>
           <w14:ligatures w14:val="none"/>
         </w:rPr>
-        <w:t xml:space="preserve">.route </w:t>
+        <w:t>.route</w:t>
+      </w:r>
+      <w:proofErr w:type="gramEnd"/>
+      <w:r>
+        <w:rPr>
+          <w:rFonts w:ascii="Consolas" w:eastAsia="Times New Roman" w:hAnsi="Consolas" w:cs="Times New Roman"/>
+          <w:color w:val="CCCCCC"/>
+          <w:kern w:val="0"/>
+          <w:sz w:val="21"/>
+          <w:szCs w:val="21"/>
+          <w14:ligatures w14:val="none"/>
+        </w:rPr>
+        <w:t xml:space="preserve"> </w:t>
       </w:r>
       <w:r>
         <w:rPr>
@@ -5077,6 +5487,7 @@
         </w:rPr>
         <w:t xml:space="preserve"> </w:t>
       </w:r>
+      <w:proofErr w:type="gramStart"/>
       <w:r>
         <w:rPr>
           <w:rFonts w:ascii="Consolas" w:eastAsia="Times New Roman" w:hAnsi="Consolas" w:cs="Times New Roman"/>
@@ -5097,7 +5508,19 @@
           <w:szCs w:val="21"/>
           <w14:ligatures w14:val="none"/>
         </w:rPr>
-        <w:t>.home_pos:</w:t>
+        <w:t>.home</w:t>
+      </w:r>
+      <w:proofErr w:type="gramEnd"/>
+      <w:r>
+        <w:rPr>
+          <w:rFonts w:ascii="Consolas" w:eastAsia="Times New Roman" w:hAnsi="Consolas" w:cs="Times New Roman"/>
+          <w:color w:val="CCCCCC"/>
+          <w:kern w:val="0"/>
+          <w:sz w:val="21"/>
+          <w:szCs w:val="21"/>
+          <w14:ligatures w14:val="none"/>
+        </w:rPr>
+        <w:t>_pos:</w:t>
       </w:r>
     </w:p>
     <w:p>
@@ -5125,6 +5548,7 @@
         </w:rPr>
         <w:t xml:space="preserve">                    </w:t>
       </w:r>
+      <w:proofErr w:type="gramStart"/>
       <w:r>
         <w:rPr>
           <w:rFonts w:ascii="Consolas" w:eastAsia="Times New Roman" w:hAnsi="Consolas" w:cs="Times New Roman"/>
@@ -5145,7 +5569,19 @@
           <w:szCs w:val="21"/>
           <w14:ligatures w14:val="none"/>
         </w:rPr>
-        <w:t xml:space="preserve">.route </w:t>
+        <w:t>.route</w:t>
+      </w:r>
+      <w:proofErr w:type="gramEnd"/>
+      <w:r>
+        <w:rPr>
+          <w:rFonts w:ascii="Consolas" w:eastAsia="Times New Roman" w:hAnsi="Consolas" w:cs="Times New Roman"/>
+          <w:color w:val="CCCCCC"/>
+          <w:kern w:val="0"/>
+          <w:sz w:val="21"/>
+          <w:szCs w:val="21"/>
+          <w14:ligatures w14:val="none"/>
+        </w:rPr>
+        <w:t xml:space="preserve"> </w:t>
       </w:r>
       <w:r>
         <w:rPr>
@@ -5758,6 +6194,7 @@
         </w:rPr>
         <w:t xml:space="preserve"> </w:t>
       </w:r>
+      <w:proofErr w:type="gramStart"/>
       <w:r>
         <w:rPr>
           <w:rFonts w:ascii="Consolas" w:eastAsia="Times New Roman" w:hAnsi="Consolas" w:cs="Times New Roman"/>
@@ -5778,7 +6215,19 @@
           <w:szCs w:val="21"/>
           <w14:ligatures w14:val="none"/>
         </w:rPr>
-        <w:t xml:space="preserve">.state.world_width </w:t>
+        <w:t>.state</w:t>
+      </w:r>
+      <w:proofErr w:type="gramEnd"/>
+      <w:r>
+        <w:rPr>
+          <w:rFonts w:ascii="Consolas" w:eastAsia="Times New Roman" w:hAnsi="Consolas" w:cs="Times New Roman"/>
+          <w:color w:val="CCCCCC"/>
+          <w:kern w:val="0"/>
+          <w:sz w:val="21"/>
+          <w:szCs w:val="21"/>
+          <w14:ligatures w14:val="none"/>
+        </w:rPr>
+        <w:t xml:space="preserve">.world_width </w:t>
       </w:r>
       <w:r>
         <w:rPr>
@@ -5868,6 +6317,7 @@
         </w:rPr>
         <w:t xml:space="preserve"> </w:t>
       </w:r>
+      <w:proofErr w:type="gramStart"/>
       <w:r>
         <w:rPr>
           <w:rFonts w:ascii="Consolas" w:eastAsia="Times New Roman" w:hAnsi="Consolas" w:cs="Times New Roman"/>
@@ -5888,7 +6338,19 @@
           <w:szCs w:val="21"/>
           <w14:ligatures w14:val="none"/>
         </w:rPr>
-        <w:t>.state.world_height:</w:t>
+        <w:t>.state</w:t>
+      </w:r>
+      <w:proofErr w:type="gramEnd"/>
+      <w:r>
+        <w:rPr>
+          <w:rFonts w:ascii="Consolas" w:eastAsia="Times New Roman" w:hAnsi="Consolas" w:cs="Times New Roman"/>
+          <w:color w:val="CCCCCC"/>
+          <w:kern w:val="0"/>
+          <w:sz w:val="21"/>
+          <w:szCs w:val="21"/>
+          <w14:ligatures w14:val="none"/>
+        </w:rPr>
+        <w:t>.world_height:</w:t>
       </w:r>
     </w:p>
     <w:p>
@@ -6030,6 +6492,7 @@
         </w:rPr>
         <w:t xml:space="preserve"> </w:t>
       </w:r>
+      <w:proofErr w:type="gramStart"/>
       <w:r>
         <w:rPr>
           <w:rFonts w:ascii="Consolas" w:eastAsia="Times New Roman" w:hAnsi="Consolas" w:cs="Times New Roman"/>
@@ -6050,7 +6513,31 @@
           <w:szCs w:val="21"/>
           <w14:ligatures w14:val="none"/>
         </w:rPr>
-        <w:t xml:space="preserve">.state.world[nx][ny] </w:t>
+        <w:t>.state</w:t>
+      </w:r>
+      <w:proofErr w:type="gramEnd"/>
+      <w:r>
+        <w:rPr>
+          <w:rFonts w:ascii="Consolas" w:eastAsia="Times New Roman" w:hAnsi="Consolas" w:cs="Times New Roman"/>
+          <w:color w:val="CCCCCC"/>
+          <w:kern w:val="0"/>
+          <w:sz w:val="21"/>
+          <w:szCs w:val="21"/>
+          <w14:ligatures w14:val="none"/>
+        </w:rPr>
+        <w:t>.world[nx][ny</w:t>
+      </w:r>
+      <w:proofErr w:type="gramStart"/>
+      <w:r>
+        <w:rPr>
+          <w:rFonts w:ascii="Consolas" w:eastAsia="Times New Roman" w:hAnsi="Consolas" w:cs="Times New Roman"/>
+          <w:color w:val="CCCCCC"/>
+          <w:kern w:val="0"/>
+          <w:sz w:val="21"/>
+          <w:szCs w:val="21"/>
+          <w14:ligatures w14:val="none"/>
+        </w:rPr>
+        <w:t xml:space="preserve">] </w:t>
       </w:r>
       <w:r>
         <w:rPr>
@@ -6061,7 +6548,19 @@
           <w:szCs w:val="21"/>
           <w14:ligatures w14:val="none"/>
         </w:rPr>
-        <w:t>!=</w:t>
+        <w:t>!</w:t>
+      </w:r>
+      <w:proofErr w:type="gramEnd"/>
+      <w:r>
+        <w:rPr>
+          <w:rFonts w:ascii="Consolas" w:eastAsia="Times New Roman" w:hAnsi="Consolas" w:cs="Times New Roman"/>
+          <w:color w:val="D4D4D4"/>
+          <w:kern w:val="0"/>
+          <w:sz w:val="21"/>
+          <w:szCs w:val="21"/>
+          <w14:ligatures w14:val="none"/>
+        </w:rPr>
+        <w:t>=</w:t>
       </w:r>
       <w:r>
         <w:rPr>
@@ -6135,7 +6634,31 @@
           <w:szCs w:val="21"/>
           <w14:ligatures w14:val="none"/>
         </w:rPr>
-        <w:t xml:space="preserve">                            stack.append(((nx, ny), path </w:t>
+        <w:t xml:space="preserve">                            </w:t>
+      </w:r>
+      <w:proofErr w:type="gramStart"/>
+      <w:r>
+        <w:rPr>
+          <w:rFonts w:ascii="Consolas" w:eastAsia="Times New Roman" w:hAnsi="Consolas" w:cs="Times New Roman"/>
+          <w:color w:val="CCCCCC"/>
+          <w:kern w:val="0"/>
+          <w:sz w:val="21"/>
+          <w:szCs w:val="21"/>
+          <w14:ligatures w14:val="none"/>
+        </w:rPr>
+        <w:t>stack.append</w:t>
+      </w:r>
+      <w:proofErr w:type="gramEnd"/>
+      <w:r>
+        <w:rPr>
+          <w:rFonts w:ascii="Consolas" w:eastAsia="Times New Roman" w:hAnsi="Consolas" w:cs="Times New Roman"/>
+          <w:color w:val="CCCCCC"/>
+          <w:kern w:val="0"/>
+          <w:sz w:val="21"/>
+          <w:szCs w:val="21"/>
+          <w14:ligatures w14:val="none"/>
+        </w:rPr>
+        <w:t xml:space="preserve">(((nx, ny), path </w:t>
       </w:r>
       <w:r>
         <w:rPr>
@@ -6211,6 +6734,7 @@
         </w:rPr>
         <w:t xml:space="preserve">        </w:t>
       </w:r>
+      <w:proofErr w:type="gramStart"/>
       <w:r>
         <w:rPr>
           <w:rFonts w:ascii="Consolas" w:eastAsia="Times New Roman" w:hAnsi="Consolas" w:cs="Times New Roman"/>
@@ -6231,7 +6755,19 @@
           <w:szCs w:val="21"/>
           <w14:ligatures w14:val="none"/>
         </w:rPr>
-        <w:t xml:space="preserve">.route </w:t>
+        <w:t>.route</w:t>
+      </w:r>
+      <w:proofErr w:type="gramEnd"/>
+      <w:r>
+        <w:rPr>
+          <w:rFonts w:ascii="Consolas" w:eastAsia="Times New Roman" w:hAnsi="Consolas" w:cs="Times New Roman"/>
+          <w:color w:val="CCCCCC"/>
+          <w:kern w:val="0"/>
+          <w:sz w:val="21"/>
+          <w:szCs w:val="21"/>
+          <w14:ligatures w14:val="none"/>
+        </w:rPr>
+        <w:t xml:space="preserve"> </w:t>
       </w:r>
       <w:r>
         <w:rPr>
@@ -6253,7 +6789,19 @@
           <w:szCs w:val="21"/>
           <w14:ligatures w14:val="none"/>
         </w:rPr>
-        <w:t xml:space="preserve"> [] </w:t>
+        <w:t xml:space="preserve"> </w:t>
+      </w:r>
+      <w:proofErr w:type="gramStart"/>
+      <w:r>
+        <w:rPr>
+          <w:rFonts w:ascii="Consolas" w:eastAsia="Times New Roman" w:hAnsi="Consolas" w:cs="Times New Roman"/>
+          <w:color w:val="CCCCCC"/>
+          <w:kern w:val="0"/>
+          <w:sz w:val="21"/>
+          <w:szCs w:val="21"/>
+          <w14:ligatures w14:val="none"/>
+        </w:rPr>
+        <w:t xml:space="preserve">[] </w:t>
       </w:r>
       <w:r>
         <w:rPr>
@@ -6264,7 +6812,19 @@
           <w:szCs w:val="21"/>
           <w14:ligatures w14:val="none"/>
         </w:rPr>
-        <w:t># No path found</w:t>
+        <w:t>#</w:t>
+      </w:r>
+      <w:proofErr w:type="gramEnd"/>
+      <w:r>
+        <w:rPr>
+          <w:rFonts w:ascii="Consolas" w:eastAsia="Times New Roman" w:hAnsi="Consolas" w:cs="Times New Roman"/>
+          <w:color w:val="6A9955"/>
+          <w:kern w:val="0"/>
+          <w:sz w:val="21"/>
+          <w:szCs w:val="21"/>
+          <w14:ligatures w14:val="none"/>
+        </w:rPr>
+        <w:t xml:space="preserve"> No path found</w:t>
       </w:r>
     </w:p>
     <w:p>
@@ -6391,7 +6951,21 @@
         <w:rPr>
           <w:rFonts w:ascii="Arial" w:hAnsi="Arial" w:cs="Arial"/>
         </w:rPr>
-        <w:t>The goal check is the same as BFS — either finding an unknown tile or the home position.</w:t>
+        <w:t xml:space="preserve">The goal check is the same as BFS — either finding an unknown </w:t>
+      </w:r>
+      <w:proofErr w:type="gramStart"/>
+      <w:r>
+        <w:rPr>
+          <w:rFonts w:ascii="Arial" w:hAnsi="Arial" w:cs="Arial"/>
+        </w:rPr>
+        <w:t>tile</w:t>
+      </w:r>
+      <w:proofErr w:type="gramEnd"/>
+      <w:r>
+        <w:rPr>
+          <w:rFonts w:ascii="Arial" w:hAnsi="Arial" w:cs="Arial"/>
+        </w:rPr>
+        <w:t xml:space="preserve"> or the home position.</w:t>
       </w:r>
     </w:p>
     <w:p>
@@ -6839,11 +7413,19 @@
                 <w:rFonts w:ascii="Arial" w:hAnsi="Arial" w:cs="Arial"/>
               </w:rPr>
             </w:pPr>
+            <w:proofErr w:type="gramStart"/>
             <w:r>
               <w:rPr>
                 <w:rFonts w:ascii="Arial" w:hAnsi="Arial" w:cs="Arial"/>
               </w:rPr>
-              <w:t>O(V + E)</w:t>
+              <w:t>O(</w:t>
+            </w:r>
+            <w:proofErr w:type="gramEnd"/>
+            <w:r>
+              <w:rPr>
+                <w:rFonts w:ascii="Arial" w:hAnsi="Arial" w:cs="Arial"/>
+              </w:rPr>
+              <w:t>V + E)</w:t>
             </w:r>
           </w:p>
         </w:tc>
@@ -6860,11 +7442,19 @@
                 <w:rFonts w:ascii="Arial" w:hAnsi="Arial" w:cs="Arial"/>
               </w:rPr>
             </w:pPr>
+            <w:proofErr w:type="gramStart"/>
             <w:r>
               <w:rPr>
                 <w:rFonts w:ascii="Arial" w:hAnsi="Arial" w:cs="Arial"/>
               </w:rPr>
-              <w:t>O(V + E)</w:t>
+              <w:t>O(</w:t>
+            </w:r>
+            <w:proofErr w:type="gramEnd"/>
+            <w:r>
+              <w:rPr>
+                <w:rFonts w:ascii="Arial" w:hAnsi="Arial" w:cs="Arial"/>
+              </w:rPr>
+              <w:t>V + E)</w:t>
             </w:r>
           </w:p>
         </w:tc>
@@ -6911,7 +7501,21 @@
               <w:rPr>
                 <w:rFonts w:ascii="Arial" w:hAnsi="Arial" w:cs="Arial"/>
               </w:rPr>
-              <w:t>O(V) — stores all nodes at frontier</w:t>
+              <w:t>O(</w:t>
+            </w:r>
+            <w:proofErr w:type="gramStart"/>
+            <w:r>
+              <w:rPr>
+                <w:rFonts w:ascii="Arial" w:hAnsi="Arial" w:cs="Arial"/>
+              </w:rPr>
+              <w:t>V) —</w:t>
+            </w:r>
+            <w:proofErr w:type="gramEnd"/>
+            <w:r>
+              <w:rPr>
+                <w:rFonts w:ascii="Arial" w:hAnsi="Arial" w:cs="Arial"/>
+              </w:rPr>
+              <w:t xml:space="preserve"> stores all nodes at frontier</w:t>
             </w:r>
             <w:r>
               <w:rPr>
@@ -6938,7 +7542,21 @@
               <w:rPr>
                 <w:rFonts w:ascii="Arial" w:hAnsi="Arial" w:cs="Arial"/>
               </w:rPr>
-              <w:t>O(V) — stores nodes along path</w:t>
+              <w:t>O(</w:t>
+            </w:r>
+            <w:proofErr w:type="gramStart"/>
+            <w:r>
+              <w:rPr>
+                <w:rFonts w:ascii="Arial" w:hAnsi="Arial" w:cs="Arial"/>
+              </w:rPr>
+              <w:t>V) —</w:t>
+            </w:r>
+            <w:proofErr w:type="gramEnd"/>
+            <w:r>
+              <w:rPr>
+                <w:rFonts w:ascii="Arial" w:hAnsi="Arial" w:cs="Arial"/>
+              </w:rPr>
+              <w:t xml:space="preserve"> stores nodes along path</w:t>
             </w:r>
           </w:p>
         </w:tc>
@@ -7021,7 +7639,21 @@
         <w:rPr>
           <w:rFonts w:ascii="Arial" w:hAnsi="Arial" w:cs="Arial"/>
         </w:rPr>
-        <w:t>The move_to() method translates a path (sequence of target coordinates) into physical actions:</w:t>
+        <w:t>The move_</w:t>
+      </w:r>
+      <w:proofErr w:type="gramStart"/>
+      <w:r>
+        <w:rPr>
+          <w:rFonts w:ascii="Arial" w:hAnsi="Arial" w:cs="Arial"/>
+        </w:rPr>
+        <w:t>to(</w:t>
+      </w:r>
+      <w:proofErr w:type="gramEnd"/>
+      <w:r>
+        <w:rPr>
+          <w:rFonts w:ascii="Arial" w:hAnsi="Arial" w:cs="Arial"/>
+        </w:rPr>
+        <w:t>) method translates a path (sequence of target coordinates) into physical actions:</w:t>
       </w:r>
     </w:p>
     <w:p>
@@ -7193,6 +7825,1261 @@
           <w:bCs/>
         </w:rPr>
         <w:t>ithout Obstacles (wall bias = 0.0)</w:t>
+      </w:r>
+    </w:p>
+    <w:tbl>
+      <w:tblPr>
+        <w:tblStyle w:val="TableGrid"/>
+        <w:tblW w:w="0" w:type="auto"/>
+        <w:tblInd w:w="1125" w:type="dxa"/>
+        <w:tblLayout w:type="fixed"/>
+        <w:tblLook w:val="04A0" w:firstRow="1" w:lastRow="0" w:firstColumn="1" w:lastColumn="0" w:noHBand="0" w:noVBand="1"/>
+      </w:tblPr>
+      <w:tblGrid>
+        <w:gridCol w:w="1039"/>
+        <w:gridCol w:w="1039"/>
+        <w:gridCol w:w="1040"/>
+        <w:gridCol w:w="1039"/>
+        <w:gridCol w:w="1039"/>
+        <w:gridCol w:w="1040"/>
+        <w:gridCol w:w="1039"/>
+        <w:gridCol w:w="1039"/>
+        <w:gridCol w:w="1040"/>
+      </w:tblGrid>
+      <w:tr>
+        <w:trPr>
+          <w:trHeight w:val="510"/>
+        </w:trPr>
+        <w:tc>
+          <w:tcPr>
+            <w:tcW w:w="1039" w:type="dxa"/>
+            <w:vAlign w:val="center"/>
+          </w:tcPr>
+          <w:p>
+            <w:pPr>
+              <w:pStyle w:val="ListParagraph"/>
+              <w:ind w:left="0"/>
+              <w:jc w:val="center"/>
+              <w:rPr>
+                <w:rFonts w:ascii="Arial" w:hAnsi="Arial" w:cs="Arial"/>
+                <w:b/>
+                <w:bCs/>
+              </w:rPr>
+            </w:pPr>
+          </w:p>
+        </w:tc>
+        <w:tc>
+          <w:tcPr>
+            <w:tcW w:w="4157" w:type="dxa"/>
+            <w:gridSpan w:val="4"/>
+            <w:vAlign w:val="center"/>
+          </w:tcPr>
+          <w:p>
+            <w:pPr>
+              <w:pStyle w:val="ListParagraph"/>
+              <w:ind w:left="0"/>
+              <w:jc w:val="center"/>
+              <w:rPr>
+                <w:rFonts w:ascii="Arial" w:hAnsi="Arial" w:cs="Arial"/>
+                <w:b/>
+                <w:bCs/>
+              </w:rPr>
+            </w:pPr>
+            <w:r>
+              <w:rPr>
+                <w:rFonts w:ascii="Arial" w:hAnsi="Arial" w:cs="Arial"/>
+                <w:b/>
+                <w:bCs/>
+              </w:rPr>
+              <w:t>BFS</w:t>
+            </w:r>
+          </w:p>
+        </w:tc>
+        <w:tc>
+          <w:tcPr>
+            <w:tcW w:w="4158" w:type="dxa"/>
+            <w:gridSpan w:val="4"/>
+            <w:vAlign w:val="center"/>
+          </w:tcPr>
+          <w:p>
+            <w:pPr>
+              <w:pStyle w:val="ListParagraph"/>
+              <w:ind w:left="0"/>
+              <w:jc w:val="center"/>
+              <w:rPr>
+                <w:rFonts w:ascii="Arial" w:hAnsi="Arial" w:cs="Arial"/>
+                <w:b/>
+                <w:bCs/>
+              </w:rPr>
+            </w:pPr>
+            <w:r>
+              <w:rPr>
+                <w:rFonts w:ascii="Arial" w:hAnsi="Arial" w:cs="Arial"/>
+                <w:b/>
+                <w:bCs/>
+              </w:rPr>
+              <w:t>DFS</w:t>
+            </w:r>
+          </w:p>
+        </w:tc>
+      </w:tr>
+      <w:tr>
+        <w:trPr>
+          <w:trHeight w:val="510"/>
+        </w:trPr>
+        <w:tc>
+          <w:tcPr>
+            <w:tcW w:w="1039" w:type="dxa"/>
+            <w:vAlign w:val="center"/>
+          </w:tcPr>
+          <w:p>
+            <w:pPr>
+              <w:pStyle w:val="ListParagraph"/>
+              <w:ind w:left="0"/>
+              <w:jc w:val="center"/>
+              <w:rPr>
+                <w:rFonts w:ascii="Arial" w:hAnsi="Arial" w:cs="Arial"/>
+                <w:sz w:val="22"/>
+                <w:szCs w:val="20"/>
+              </w:rPr>
+            </w:pPr>
+            <w:r>
+              <w:rPr>
+                <w:rFonts w:ascii="Arial" w:hAnsi="Arial" w:cs="Arial"/>
+                <w:sz w:val="22"/>
+                <w:szCs w:val="20"/>
+              </w:rPr>
+              <w:t>Environment size (without obstacles)</w:t>
+            </w:r>
+          </w:p>
+        </w:tc>
+        <w:tc>
+          <w:tcPr>
+            <w:tcW w:w="1039" w:type="dxa"/>
+            <w:vAlign w:val="center"/>
+          </w:tcPr>
+          <w:p>
+            <w:pPr>
+              <w:pStyle w:val="ListParagraph"/>
+              <w:ind w:left="0"/>
+              <w:jc w:val="center"/>
+              <w:rPr>
+                <w:rFonts w:ascii="Arial" w:hAnsi="Arial" w:cs="Arial"/>
+                <w:sz w:val="22"/>
+                <w:szCs w:val="20"/>
+              </w:rPr>
+            </w:pPr>
+            <w:r>
+              <w:rPr>
+                <w:rFonts w:ascii="Arial" w:hAnsi="Arial" w:cs="Arial"/>
+                <w:sz w:val="22"/>
+                <w:szCs w:val="20"/>
+              </w:rPr>
+              <w:t>#nodes explored</w:t>
+            </w:r>
+          </w:p>
+        </w:tc>
+        <w:tc>
+          <w:tcPr>
+            <w:tcW w:w="1040" w:type="dxa"/>
+            <w:vAlign w:val="center"/>
+          </w:tcPr>
+          <w:p>
+            <w:pPr>
+              <w:pStyle w:val="ListParagraph"/>
+              <w:ind w:left="0"/>
+              <w:jc w:val="center"/>
+              <w:rPr>
+                <w:rFonts w:ascii="Arial" w:hAnsi="Arial" w:cs="Arial"/>
+                <w:sz w:val="22"/>
+                <w:szCs w:val="20"/>
+              </w:rPr>
+            </w:pPr>
+            <w:r>
+              <w:rPr>
+                <w:rFonts w:ascii="Arial" w:hAnsi="Arial" w:cs="Arial"/>
+                <w:sz w:val="22"/>
+                <w:szCs w:val="20"/>
+              </w:rPr>
+              <w:t>Solution length (Steps)</w:t>
+            </w:r>
+          </w:p>
+        </w:tc>
+        <w:tc>
+          <w:tcPr>
+            <w:tcW w:w="1039" w:type="dxa"/>
+            <w:vAlign w:val="center"/>
+          </w:tcPr>
+          <w:p>
+            <w:pPr>
+              <w:pStyle w:val="ListParagraph"/>
+              <w:ind w:left="0"/>
+              <w:jc w:val="center"/>
+              <w:rPr>
+                <w:rFonts w:ascii="Arial" w:hAnsi="Arial" w:cs="Arial"/>
+                <w:sz w:val="22"/>
+                <w:szCs w:val="20"/>
+              </w:rPr>
+            </w:pPr>
+            <w:r>
+              <w:rPr>
+                <w:rFonts w:ascii="Arial" w:hAnsi="Arial" w:cs="Arial"/>
+                <w:sz w:val="22"/>
+                <w:szCs w:val="20"/>
+              </w:rPr>
+              <w:t>Score</w:t>
+            </w:r>
+          </w:p>
+        </w:tc>
+        <w:tc>
+          <w:tcPr>
+            <w:tcW w:w="1039" w:type="dxa"/>
+            <w:vAlign w:val="center"/>
+          </w:tcPr>
+          <w:p>
+            <w:pPr>
+              <w:pStyle w:val="ListParagraph"/>
+              <w:ind w:left="0"/>
+              <w:jc w:val="center"/>
+              <w:rPr>
+                <w:rFonts w:ascii="Arial" w:hAnsi="Arial" w:cs="Arial"/>
+                <w:sz w:val="22"/>
+                <w:szCs w:val="20"/>
+              </w:rPr>
+            </w:pPr>
+            <w:r>
+              <w:rPr>
+                <w:rFonts w:ascii="Arial" w:hAnsi="Arial" w:cs="Arial"/>
+                <w:sz w:val="22"/>
+                <w:szCs w:val="20"/>
+              </w:rPr>
+              <w:t>Is it optimal?</w:t>
+            </w:r>
+          </w:p>
+        </w:tc>
+        <w:tc>
+          <w:tcPr>
+            <w:tcW w:w="1040" w:type="dxa"/>
+            <w:vAlign w:val="center"/>
+          </w:tcPr>
+          <w:p>
+            <w:pPr>
+              <w:pStyle w:val="ListParagraph"/>
+              <w:ind w:left="0"/>
+              <w:jc w:val="center"/>
+              <w:rPr>
+                <w:rFonts w:ascii="Arial" w:hAnsi="Arial" w:cs="Arial"/>
+                <w:sz w:val="22"/>
+                <w:szCs w:val="20"/>
+              </w:rPr>
+            </w:pPr>
+            <w:r>
+              <w:rPr>
+                <w:rFonts w:ascii="Arial" w:hAnsi="Arial" w:cs="Arial"/>
+                <w:sz w:val="22"/>
+                <w:szCs w:val="20"/>
+              </w:rPr>
+              <w:t>#nodes explored</w:t>
+            </w:r>
+          </w:p>
+        </w:tc>
+        <w:tc>
+          <w:tcPr>
+            <w:tcW w:w="1039" w:type="dxa"/>
+            <w:vAlign w:val="center"/>
+          </w:tcPr>
+          <w:p>
+            <w:pPr>
+              <w:pStyle w:val="ListParagraph"/>
+              <w:ind w:left="0"/>
+              <w:jc w:val="center"/>
+              <w:rPr>
+                <w:rFonts w:ascii="Arial" w:hAnsi="Arial" w:cs="Arial"/>
+                <w:sz w:val="22"/>
+                <w:szCs w:val="20"/>
+              </w:rPr>
+            </w:pPr>
+            <w:r>
+              <w:rPr>
+                <w:rFonts w:ascii="Arial" w:hAnsi="Arial" w:cs="Arial"/>
+                <w:sz w:val="22"/>
+                <w:szCs w:val="20"/>
+              </w:rPr>
+              <w:t>Solution length (Steps)</w:t>
+            </w:r>
+          </w:p>
+        </w:tc>
+        <w:tc>
+          <w:tcPr>
+            <w:tcW w:w="1039" w:type="dxa"/>
+            <w:vAlign w:val="center"/>
+          </w:tcPr>
+          <w:p>
+            <w:pPr>
+              <w:pStyle w:val="ListParagraph"/>
+              <w:ind w:left="0"/>
+              <w:jc w:val="center"/>
+              <w:rPr>
+                <w:rFonts w:ascii="Arial" w:hAnsi="Arial" w:cs="Arial"/>
+                <w:sz w:val="22"/>
+                <w:szCs w:val="20"/>
+              </w:rPr>
+            </w:pPr>
+            <w:r>
+              <w:rPr>
+                <w:rFonts w:ascii="Arial" w:hAnsi="Arial" w:cs="Arial"/>
+                <w:sz w:val="22"/>
+                <w:szCs w:val="20"/>
+              </w:rPr>
+              <w:t>Score</w:t>
+            </w:r>
+          </w:p>
+        </w:tc>
+        <w:tc>
+          <w:tcPr>
+            <w:tcW w:w="1040" w:type="dxa"/>
+            <w:vAlign w:val="center"/>
+          </w:tcPr>
+          <w:p>
+            <w:pPr>
+              <w:pStyle w:val="ListParagraph"/>
+              <w:ind w:left="0"/>
+              <w:jc w:val="center"/>
+              <w:rPr>
+                <w:rFonts w:ascii="Arial" w:hAnsi="Arial" w:cs="Arial"/>
+                <w:sz w:val="22"/>
+                <w:szCs w:val="20"/>
+              </w:rPr>
+            </w:pPr>
+            <w:r>
+              <w:rPr>
+                <w:rFonts w:ascii="Arial" w:hAnsi="Arial" w:cs="Arial"/>
+                <w:sz w:val="22"/>
+                <w:szCs w:val="20"/>
+              </w:rPr>
+              <w:t>Is it optimal?</w:t>
+            </w:r>
+          </w:p>
+        </w:tc>
+      </w:tr>
+      <w:tr>
+        <w:trPr>
+          <w:trHeight w:val="510"/>
+        </w:trPr>
+        <w:tc>
+          <w:tcPr>
+            <w:tcW w:w="1039" w:type="dxa"/>
+            <w:vAlign w:val="center"/>
+          </w:tcPr>
+          <w:p>
+            <w:pPr>
+              <w:pStyle w:val="ListParagraph"/>
+              <w:ind w:left="0"/>
+              <w:rPr>
+                <w:rFonts w:ascii="Arial" w:hAnsi="Arial" w:cs="Arial"/>
+              </w:rPr>
+            </w:pPr>
+            <w:r>
+              <w:rPr>
+                <w:rFonts w:ascii="Arial" w:hAnsi="Arial" w:cs="Arial"/>
+              </w:rPr>
+              <w:t>5x5</w:t>
+            </w:r>
+          </w:p>
+        </w:tc>
+        <w:tc>
+          <w:tcPr>
+            <w:tcW w:w="1039" w:type="dxa"/>
+            <w:vAlign w:val="center"/>
+          </w:tcPr>
+          <w:p>
+            <w:pPr>
+              <w:pStyle w:val="ListParagraph"/>
+              <w:ind w:left="0"/>
+              <w:rPr>
+                <w:rFonts w:ascii="Arial" w:hAnsi="Arial" w:cs="Arial"/>
+              </w:rPr>
+            </w:pPr>
+            <w:r>
+              <w:rPr>
+                <w:rFonts w:ascii="Arial" w:hAnsi="Arial" w:cs="Arial"/>
+              </w:rPr>
+              <w:t>100</w:t>
+            </w:r>
+          </w:p>
+        </w:tc>
+        <w:tc>
+          <w:tcPr>
+            <w:tcW w:w="1040" w:type="dxa"/>
+            <w:vAlign w:val="center"/>
+          </w:tcPr>
+          <w:p>
+            <w:pPr>
+              <w:pStyle w:val="ListParagraph"/>
+              <w:ind w:left="0"/>
+              <w:rPr>
+                <w:rFonts w:ascii="Arial" w:hAnsi="Arial" w:cs="Arial"/>
+              </w:rPr>
+            </w:pPr>
+            <w:r>
+              <w:rPr>
+                <w:rFonts w:ascii="Arial" w:hAnsi="Arial" w:cs="Arial"/>
+              </w:rPr>
+              <w:t>66</w:t>
+            </w:r>
+          </w:p>
+        </w:tc>
+        <w:tc>
+          <w:tcPr>
+            <w:tcW w:w="1039" w:type="dxa"/>
+            <w:vAlign w:val="center"/>
+          </w:tcPr>
+          <w:p>
+            <w:pPr>
+              <w:pStyle w:val="ListParagraph"/>
+              <w:ind w:left="0"/>
+              <w:rPr>
+                <w:rFonts w:ascii="Arial" w:hAnsi="Arial" w:cs="Arial"/>
+              </w:rPr>
+            </w:pPr>
+            <w:r>
+              <w:rPr>
+                <w:rFonts w:ascii="Arial" w:hAnsi="Arial" w:cs="Arial"/>
+              </w:rPr>
+              <w:t>2</w:t>
+            </w:r>
+            <w:r>
+              <w:rPr>
+                <w:rFonts w:ascii="Arial" w:hAnsi="Arial" w:cs="Arial"/>
+              </w:rPr>
+              <w:t>39</w:t>
+            </w:r>
+          </w:p>
+        </w:tc>
+        <w:tc>
+          <w:tcPr>
+            <w:tcW w:w="1039" w:type="dxa"/>
+            <w:vAlign w:val="center"/>
+          </w:tcPr>
+          <w:p>
+            <w:pPr>
+              <w:pStyle w:val="ListParagraph"/>
+              <w:ind w:left="0"/>
+              <w:rPr>
+                <w:rFonts w:ascii="Arial" w:hAnsi="Arial" w:cs="Arial"/>
+              </w:rPr>
+            </w:pPr>
+            <w:r>
+              <w:rPr>
+                <w:rFonts w:ascii="Arial" w:hAnsi="Arial" w:cs="Arial"/>
+              </w:rPr>
+              <w:t>Yes</w:t>
+            </w:r>
+          </w:p>
+        </w:tc>
+        <w:tc>
+          <w:tcPr>
+            <w:tcW w:w="1040" w:type="dxa"/>
+            <w:vAlign w:val="center"/>
+          </w:tcPr>
+          <w:p>
+            <w:pPr>
+              <w:pStyle w:val="ListParagraph"/>
+              <w:ind w:left="0"/>
+              <w:rPr>
+                <w:rFonts w:ascii="Arial" w:hAnsi="Arial" w:cs="Arial"/>
+              </w:rPr>
+            </w:pPr>
+            <w:r>
+              <w:rPr>
+                <w:rFonts w:ascii="Arial" w:hAnsi="Arial" w:cs="Arial"/>
+              </w:rPr>
+              <w:t>131</w:t>
+            </w:r>
+          </w:p>
+        </w:tc>
+        <w:tc>
+          <w:tcPr>
+            <w:tcW w:w="1039" w:type="dxa"/>
+            <w:vAlign w:val="center"/>
+          </w:tcPr>
+          <w:p>
+            <w:pPr>
+              <w:pStyle w:val="ListParagraph"/>
+              <w:ind w:left="0"/>
+              <w:rPr>
+                <w:rFonts w:ascii="Arial" w:hAnsi="Arial" w:cs="Arial"/>
+              </w:rPr>
+            </w:pPr>
+            <w:r>
+              <w:rPr>
+                <w:rFonts w:ascii="Arial" w:hAnsi="Arial" w:cs="Arial"/>
+              </w:rPr>
+              <w:t>151</w:t>
+            </w:r>
+          </w:p>
+        </w:tc>
+        <w:tc>
+          <w:tcPr>
+            <w:tcW w:w="1039" w:type="dxa"/>
+            <w:vAlign w:val="center"/>
+          </w:tcPr>
+          <w:p>
+            <w:pPr>
+              <w:pStyle w:val="ListParagraph"/>
+              <w:ind w:left="0"/>
+              <w:rPr>
+                <w:rFonts w:ascii="Arial" w:hAnsi="Arial" w:cs="Arial"/>
+              </w:rPr>
+            </w:pPr>
+            <w:r>
+              <w:rPr>
+                <w:rFonts w:ascii="Arial" w:hAnsi="Arial" w:cs="Arial"/>
+              </w:rPr>
+              <w:t>255</w:t>
+            </w:r>
+          </w:p>
+        </w:tc>
+        <w:tc>
+          <w:tcPr>
+            <w:tcW w:w="1040" w:type="dxa"/>
+            <w:vAlign w:val="center"/>
+          </w:tcPr>
+          <w:p>
+            <w:pPr>
+              <w:pStyle w:val="ListParagraph"/>
+              <w:ind w:left="0"/>
+              <w:rPr>
+                <w:rFonts w:ascii="Arial" w:hAnsi="Arial" w:cs="Arial"/>
+              </w:rPr>
+            </w:pPr>
+            <w:r>
+              <w:rPr>
+                <w:rFonts w:ascii="Arial" w:hAnsi="Arial" w:cs="Arial"/>
+              </w:rPr>
+              <w:t>No</w:t>
+            </w:r>
+          </w:p>
+        </w:tc>
+      </w:tr>
+      <w:tr>
+        <w:trPr>
+          <w:trHeight w:val="510"/>
+        </w:trPr>
+        <w:tc>
+          <w:tcPr>
+            <w:tcW w:w="1039" w:type="dxa"/>
+            <w:vAlign w:val="center"/>
+          </w:tcPr>
+          <w:p>
+            <w:pPr>
+              <w:pStyle w:val="ListParagraph"/>
+              <w:ind w:left="0"/>
+              <w:rPr>
+                <w:rFonts w:ascii="Arial" w:hAnsi="Arial" w:cs="Arial"/>
+              </w:rPr>
+            </w:pPr>
+            <w:r>
+              <w:rPr>
+                <w:rFonts w:ascii="Arial" w:hAnsi="Arial" w:cs="Arial"/>
+              </w:rPr>
+              <w:t>10x10</w:t>
+            </w:r>
+          </w:p>
+        </w:tc>
+        <w:tc>
+          <w:tcPr>
+            <w:tcW w:w="1039" w:type="dxa"/>
+            <w:vAlign w:val="center"/>
+          </w:tcPr>
+          <w:p>
+            <w:pPr>
+              <w:pStyle w:val="ListParagraph"/>
+              <w:ind w:left="0"/>
+              <w:rPr>
+                <w:rFonts w:ascii="Arial" w:hAnsi="Arial" w:cs="Arial"/>
+              </w:rPr>
+            </w:pPr>
+            <w:r>
+              <w:rPr>
+                <w:rFonts w:ascii="Arial" w:hAnsi="Arial" w:cs="Arial"/>
+              </w:rPr>
+              <w:t>565</w:t>
+            </w:r>
+          </w:p>
+        </w:tc>
+        <w:tc>
+          <w:tcPr>
+            <w:tcW w:w="1040" w:type="dxa"/>
+            <w:vAlign w:val="center"/>
+          </w:tcPr>
+          <w:p>
+            <w:pPr>
+              <w:pStyle w:val="ListParagraph"/>
+              <w:ind w:left="0"/>
+              <w:rPr>
+                <w:rFonts w:ascii="Arial" w:hAnsi="Arial" w:cs="Arial"/>
+              </w:rPr>
+            </w:pPr>
+            <w:r>
+              <w:rPr>
+                <w:rFonts w:ascii="Arial" w:hAnsi="Arial" w:cs="Arial"/>
+              </w:rPr>
+              <w:t>249</w:t>
+            </w:r>
+          </w:p>
+        </w:tc>
+        <w:tc>
+          <w:tcPr>
+            <w:tcW w:w="1039" w:type="dxa"/>
+            <w:vAlign w:val="center"/>
+          </w:tcPr>
+          <w:p>
+            <w:pPr>
+              <w:pStyle w:val="ListParagraph"/>
+              <w:ind w:left="0"/>
+              <w:rPr>
+                <w:rFonts w:ascii="Arial" w:hAnsi="Arial" w:cs="Arial"/>
+              </w:rPr>
+            </w:pPr>
+            <w:r>
+              <w:rPr>
+                <w:rFonts w:ascii="Arial" w:hAnsi="Arial" w:cs="Arial"/>
+              </w:rPr>
+              <w:t>3894</w:t>
+            </w:r>
+          </w:p>
+        </w:tc>
+        <w:tc>
+          <w:tcPr>
+            <w:tcW w:w="1039" w:type="dxa"/>
+            <w:vAlign w:val="center"/>
+          </w:tcPr>
+          <w:p>
+            <w:pPr>
+              <w:pStyle w:val="ListParagraph"/>
+              <w:ind w:left="0"/>
+              <w:rPr>
+                <w:rFonts w:ascii="Arial" w:hAnsi="Arial" w:cs="Arial"/>
+              </w:rPr>
+            </w:pPr>
+            <w:r>
+              <w:rPr>
+                <w:rFonts w:ascii="Arial" w:hAnsi="Arial" w:cs="Arial"/>
+              </w:rPr>
+              <w:t>Yes</w:t>
+            </w:r>
+          </w:p>
+        </w:tc>
+        <w:tc>
+          <w:tcPr>
+            <w:tcW w:w="1040" w:type="dxa"/>
+            <w:vAlign w:val="center"/>
+          </w:tcPr>
+          <w:p>
+            <w:pPr>
+              <w:pStyle w:val="ListParagraph"/>
+              <w:ind w:left="0"/>
+              <w:rPr>
+                <w:rFonts w:ascii="Arial" w:hAnsi="Arial" w:cs="Arial"/>
+              </w:rPr>
+            </w:pPr>
+            <w:r>
+              <w:rPr>
+                <w:rFonts w:ascii="Arial" w:hAnsi="Arial" w:cs="Arial"/>
+              </w:rPr>
+              <w:t>956</w:t>
+            </w:r>
+          </w:p>
+        </w:tc>
+        <w:tc>
+          <w:tcPr>
+            <w:tcW w:w="1039" w:type="dxa"/>
+            <w:vAlign w:val="center"/>
+          </w:tcPr>
+          <w:p>
+            <w:pPr>
+              <w:pStyle w:val="ListParagraph"/>
+              <w:ind w:left="0"/>
+              <w:rPr>
+                <w:rFonts w:ascii="Arial" w:hAnsi="Arial" w:cs="Arial"/>
+              </w:rPr>
+            </w:pPr>
+            <w:r>
+              <w:rPr>
+                <w:rFonts w:ascii="Arial" w:hAnsi="Arial" w:cs="Arial"/>
+              </w:rPr>
+              <w:t>10000*</w:t>
+            </w:r>
+          </w:p>
+        </w:tc>
+        <w:tc>
+          <w:tcPr>
+            <w:tcW w:w="1039" w:type="dxa"/>
+            <w:vAlign w:val="center"/>
+          </w:tcPr>
+          <w:p>
+            <w:pPr>
+              <w:pStyle w:val="ListParagraph"/>
+              <w:ind w:left="0"/>
+              <w:rPr>
+                <w:rFonts w:ascii="Arial" w:hAnsi="Arial" w:cs="Arial"/>
+              </w:rPr>
+            </w:pPr>
+            <w:r>
+              <w:rPr>
+                <w:rFonts w:ascii="Arial" w:hAnsi="Arial" w:cs="Arial"/>
+              </w:rPr>
+              <w:t>9</w:t>
+            </w:r>
+          </w:p>
+        </w:tc>
+        <w:tc>
+          <w:tcPr>
+            <w:tcW w:w="1040" w:type="dxa"/>
+            <w:vAlign w:val="center"/>
+          </w:tcPr>
+          <w:p>
+            <w:pPr>
+              <w:pStyle w:val="ListParagraph"/>
+              <w:ind w:left="0"/>
+              <w:rPr>
+                <w:rFonts w:ascii="Arial" w:hAnsi="Arial" w:cs="Arial"/>
+              </w:rPr>
+            </w:pPr>
+            <w:r>
+              <w:rPr>
+                <w:rFonts w:ascii="Arial" w:hAnsi="Arial" w:cs="Arial"/>
+              </w:rPr>
+              <w:t>No</w:t>
+            </w:r>
+          </w:p>
+        </w:tc>
+      </w:tr>
+      <w:tr>
+        <w:trPr>
+          <w:trHeight w:val="510"/>
+        </w:trPr>
+        <w:tc>
+          <w:tcPr>
+            <w:tcW w:w="1039" w:type="dxa"/>
+            <w:vAlign w:val="center"/>
+          </w:tcPr>
+          <w:p>
+            <w:pPr>
+              <w:pStyle w:val="ListParagraph"/>
+              <w:ind w:left="0"/>
+              <w:rPr>
+                <w:rFonts w:ascii="Arial" w:hAnsi="Arial" w:cs="Arial"/>
+              </w:rPr>
+            </w:pPr>
+            <w:r>
+              <w:rPr>
+                <w:rFonts w:ascii="Arial" w:hAnsi="Arial" w:cs="Arial"/>
+              </w:rPr>
+              <w:t>15x15</w:t>
+            </w:r>
+          </w:p>
+        </w:tc>
+        <w:tc>
+          <w:tcPr>
+            <w:tcW w:w="1039" w:type="dxa"/>
+            <w:vAlign w:val="center"/>
+          </w:tcPr>
+          <w:p>
+            <w:pPr>
+              <w:pStyle w:val="ListParagraph"/>
+              <w:ind w:left="0"/>
+              <w:rPr>
+                <w:rFonts w:ascii="Arial" w:hAnsi="Arial" w:cs="Arial"/>
+              </w:rPr>
+            </w:pPr>
+            <w:r>
+              <w:rPr>
+                <w:rFonts w:ascii="Arial" w:hAnsi="Arial" w:cs="Arial"/>
+              </w:rPr>
+              <w:t>1350</w:t>
+            </w:r>
+          </w:p>
+        </w:tc>
+        <w:tc>
+          <w:tcPr>
+            <w:tcW w:w="1040" w:type="dxa"/>
+            <w:vAlign w:val="center"/>
+          </w:tcPr>
+          <w:p>
+            <w:pPr>
+              <w:pStyle w:val="ListParagraph"/>
+              <w:ind w:left="0"/>
+              <w:rPr>
+                <w:rFonts w:ascii="Arial" w:hAnsi="Arial" w:cs="Arial"/>
+              </w:rPr>
+            </w:pPr>
+            <w:r>
+              <w:rPr>
+                <w:rFonts w:ascii="Arial" w:hAnsi="Arial" w:cs="Arial"/>
+              </w:rPr>
+              <w:t>485</w:t>
+            </w:r>
+          </w:p>
+        </w:tc>
+        <w:tc>
+          <w:tcPr>
+            <w:tcW w:w="1039" w:type="dxa"/>
+            <w:vAlign w:val="center"/>
+          </w:tcPr>
+          <w:p>
+            <w:pPr>
+              <w:pStyle w:val="ListParagraph"/>
+              <w:ind w:left="0"/>
+              <w:rPr>
+                <w:rFonts w:ascii="Arial" w:hAnsi="Arial" w:cs="Arial"/>
+              </w:rPr>
+            </w:pPr>
+            <w:r>
+              <w:rPr>
+                <w:rFonts w:ascii="Arial" w:hAnsi="Arial" w:cs="Arial"/>
+              </w:rPr>
+              <w:t>7799</w:t>
+            </w:r>
+          </w:p>
+        </w:tc>
+        <w:tc>
+          <w:tcPr>
+            <w:tcW w:w="1039" w:type="dxa"/>
+            <w:vAlign w:val="center"/>
+          </w:tcPr>
+          <w:p>
+            <w:pPr>
+              <w:pStyle w:val="ListParagraph"/>
+              <w:ind w:left="0"/>
+              <w:rPr>
+                <w:rFonts w:ascii="Arial" w:hAnsi="Arial" w:cs="Arial"/>
+              </w:rPr>
+            </w:pPr>
+            <w:r>
+              <w:rPr>
+                <w:rFonts w:ascii="Arial" w:hAnsi="Arial" w:cs="Arial"/>
+              </w:rPr>
+              <w:t>Yes</w:t>
+            </w:r>
+          </w:p>
+        </w:tc>
+        <w:tc>
+          <w:tcPr>
+            <w:tcW w:w="1040" w:type="dxa"/>
+            <w:vAlign w:val="center"/>
+          </w:tcPr>
+          <w:p>
+            <w:pPr>
+              <w:pStyle w:val="ListParagraph"/>
+              <w:ind w:left="0"/>
+              <w:rPr>
+                <w:rFonts w:ascii="Arial" w:hAnsi="Arial" w:cs="Arial"/>
+              </w:rPr>
+            </w:pPr>
+            <w:r>
+              <w:rPr>
+                <w:rFonts w:ascii="Arial" w:hAnsi="Arial" w:cs="Arial"/>
+              </w:rPr>
+              <w:t>2178</w:t>
+            </w:r>
+          </w:p>
+        </w:tc>
+        <w:tc>
+          <w:tcPr>
+            <w:tcW w:w="1039" w:type="dxa"/>
+            <w:vAlign w:val="center"/>
+          </w:tcPr>
+          <w:p>
+            <w:pPr>
+              <w:pStyle w:val="ListParagraph"/>
+              <w:ind w:left="0"/>
+              <w:rPr>
+                <w:rFonts w:ascii="Arial" w:hAnsi="Arial" w:cs="Arial"/>
+              </w:rPr>
+            </w:pPr>
+            <w:r>
+              <w:rPr>
+                <w:rFonts w:ascii="Arial" w:hAnsi="Arial" w:cs="Arial"/>
+              </w:rPr>
+              <w:t>22500*</w:t>
+            </w:r>
+          </w:p>
+        </w:tc>
+        <w:tc>
+          <w:tcPr>
+            <w:tcW w:w="1039" w:type="dxa"/>
+            <w:vAlign w:val="center"/>
+          </w:tcPr>
+          <w:p>
+            <w:pPr>
+              <w:pStyle w:val="ListParagraph"/>
+              <w:ind w:left="0"/>
+              <w:rPr>
+                <w:rFonts w:ascii="Arial" w:hAnsi="Arial" w:cs="Arial"/>
+              </w:rPr>
+            </w:pPr>
+            <w:r>
+              <w:rPr>
+                <w:rFonts w:ascii="Arial" w:hAnsi="Arial" w:cs="Arial"/>
+              </w:rPr>
+              <w:t>779</w:t>
+            </w:r>
+          </w:p>
+        </w:tc>
+        <w:tc>
+          <w:tcPr>
+            <w:tcW w:w="1040" w:type="dxa"/>
+            <w:vAlign w:val="center"/>
+          </w:tcPr>
+          <w:p>
+            <w:pPr>
+              <w:pStyle w:val="ListParagraph"/>
+              <w:ind w:left="0"/>
+              <w:rPr>
+                <w:rFonts w:ascii="Arial" w:hAnsi="Arial" w:cs="Arial"/>
+              </w:rPr>
+            </w:pPr>
+            <w:r>
+              <w:rPr>
+                <w:rFonts w:ascii="Arial" w:hAnsi="Arial" w:cs="Arial"/>
+              </w:rPr>
+              <w:t>No</w:t>
+            </w:r>
+          </w:p>
+        </w:tc>
+      </w:tr>
+      <w:tr>
+        <w:trPr>
+          <w:trHeight w:val="510"/>
+        </w:trPr>
+        <w:tc>
+          <w:tcPr>
+            <w:tcW w:w="1039" w:type="dxa"/>
+            <w:vAlign w:val="center"/>
+          </w:tcPr>
+          <w:p>
+            <w:pPr>
+              <w:pStyle w:val="ListParagraph"/>
+              <w:ind w:left="0"/>
+              <w:rPr>
+                <w:rFonts w:ascii="Arial" w:hAnsi="Arial" w:cs="Arial"/>
+              </w:rPr>
+            </w:pPr>
+            <w:r>
+              <w:rPr>
+                <w:rFonts w:ascii="Arial" w:hAnsi="Arial" w:cs="Arial"/>
+              </w:rPr>
+              <w:t>20x20</w:t>
+            </w:r>
+          </w:p>
+        </w:tc>
+        <w:tc>
+          <w:tcPr>
+            <w:tcW w:w="1039" w:type="dxa"/>
+            <w:vAlign w:val="center"/>
+          </w:tcPr>
+          <w:p>
+            <w:pPr>
+              <w:pStyle w:val="ListParagraph"/>
+              <w:ind w:left="0"/>
+              <w:rPr>
+                <w:rFonts w:ascii="Arial" w:hAnsi="Arial" w:cs="Arial"/>
+              </w:rPr>
+            </w:pPr>
+            <w:r>
+              <w:rPr>
+                <w:rFonts w:ascii="Arial" w:hAnsi="Arial" w:cs="Arial"/>
+              </w:rPr>
+              <w:t>2402</w:t>
+            </w:r>
+          </w:p>
+        </w:tc>
+        <w:tc>
+          <w:tcPr>
+            <w:tcW w:w="1040" w:type="dxa"/>
+            <w:vAlign w:val="center"/>
+          </w:tcPr>
+          <w:p>
+            <w:pPr>
+              <w:pStyle w:val="ListParagraph"/>
+              <w:ind w:left="0"/>
+              <w:rPr>
+                <w:rFonts w:ascii="Arial" w:hAnsi="Arial" w:cs="Arial"/>
+              </w:rPr>
+            </w:pPr>
+            <w:r>
+              <w:rPr>
+                <w:rFonts w:ascii="Arial" w:hAnsi="Arial" w:cs="Arial"/>
+              </w:rPr>
+              <w:t>822</w:t>
+            </w:r>
+          </w:p>
+        </w:tc>
+        <w:tc>
+          <w:tcPr>
+            <w:tcW w:w="1039" w:type="dxa"/>
+            <w:vAlign w:val="center"/>
+          </w:tcPr>
+          <w:p>
+            <w:pPr>
+              <w:pStyle w:val="ListParagraph"/>
+              <w:ind w:left="0"/>
+              <w:rPr>
+                <w:rFonts w:ascii="Arial" w:hAnsi="Arial" w:cs="Arial"/>
+              </w:rPr>
+            </w:pPr>
+            <w:r>
+              <w:rPr>
+                <w:rFonts w:ascii="Arial" w:hAnsi="Arial" w:cs="Arial"/>
+              </w:rPr>
+              <w:t>16754</w:t>
+            </w:r>
+          </w:p>
+        </w:tc>
+        <w:tc>
+          <w:tcPr>
+            <w:tcW w:w="1039" w:type="dxa"/>
+            <w:vAlign w:val="center"/>
+          </w:tcPr>
+          <w:p>
+            <w:pPr>
+              <w:pStyle w:val="ListParagraph"/>
+              <w:ind w:left="0"/>
+              <w:rPr>
+                <w:rFonts w:ascii="Arial" w:hAnsi="Arial" w:cs="Arial"/>
+              </w:rPr>
+            </w:pPr>
+            <w:r>
+              <w:rPr>
+                <w:rFonts w:ascii="Arial" w:hAnsi="Arial" w:cs="Arial"/>
+              </w:rPr>
+              <w:t>Yes</w:t>
+            </w:r>
+          </w:p>
+        </w:tc>
+        <w:tc>
+          <w:tcPr>
+            <w:tcW w:w="1040" w:type="dxa"/>
+            <w:vAlign w:val="center"/>
+          </w:tcPr>
+          <w:p>
+            <w:pPr>
+              <w:pStyle w:val="ListParagraph"/>
+              <w:ind w:left="0"/>
+              <w:rPr>
+                <w:rFonts w:ascii="Arial" w:hAnsi="Arial" w:cs="Arial"/>
+              </w:rPr>
+            </w:pPr>
+            <w:r>
+              <w:rPr>
+                <w:rFonts w:ascii="Arial" w:hAnsi="Arial" w:cs="Arial"/>
+              </w:rPr>
+              <w:t>3978</w:t>
+            </w:r>
+          </w:p>
+        </w:tc>
+        <w:tc>
+          <w:tcPr>
+            <w:tcW w:w="1039" w:type="dxa"/>
+            <w:vAlign w:val="center"/>
+          </w:tcPr>
+          <w:p>
+            <w:pPr>
+              <w:pStyle w:val="ListParagraph"/>
+              <w:ind w:left="0"/>
+              <w:rPr>
+                <w:rFonts w:ascii="Arial" w:hAnsi="Arial" w:cs="Arial"/>
+              </w:rPr>
+            </w:pPr>
+            <w:r>
+              <w:rPr>
+                <w:rFonts w:ascii="Arial" w:hAnsi="Arial" w:cs="Arial"/>
+              </w:rPr>
+              <w:t>40000*</w:t>
+            </w:r>
+          </w:p>
+        </w:tc>
+        <w:tc>
+          <w:tcPr>
+            <w:tcW w:w="1039" w:type="dxa"/>
+            <w:vAlign w:val="center"/>
+          </w:tcPr>
+          <w:p>
+            <w:pPr>
+              <w:pStyle w:val="ListParagraph"/>
+              <w:ind w:left="0"/>
+              <w:rPr>
+                <w:rFonts w:ascii="Arial" w:hAnsi="Arial" w:cs="Arial"/>
+              </w:rPr>
+            </w:pPr>
+            <w:r>
+              <w:rPr>
+                <w:rFonts w:ascii="Arial" w:hAnsi="Arial" w:cs="Arial"/>
+              </w:rPr>
+              <w:t>847</w:t>
+            </w:r>
+          </w:p>
+        </w:tc>
+        <w:tc>
+          <w:tcPr>
+            <w:tcW w:w="1040" w:type="dxa"/>
+            <w:vAlign w:val="center"/>
+          </w:tcPr>
+          <w:p>
+            <w:pPr>
+              <w:pStyle w:val="ListParagraph"/>
+              <w:ind w:left="0"/>
+              <w:rPr>
+                <w:rFonts w:ascii="Arial" w:hAnsi="Arial" w:cs="Arial"/>
+              </w:rPr>
+            </w:pPr>
+            <w:r>
+              <w:rPr>
+                <w:rFonts w:ascii="Arial" w:hAnsi="Arial" w:cs="Arial"/>
+              </w:rPr>
+              <w:t>No</w:t>
+            </w:r>
+          </w:p>
+        </w:tc>
+      </w:tr>
+    </w:tbl>
+    <w:p>
+      <w:pPr>
+        <w:pStyle w:val="ListParagraph"/>
+        <w:ind w:left="1125"/>
+        <w:jc w:val="both"/>
+        <w:rPr>
+          <w:rFonts w:ascii="Arial" w:hAnsi="Arial" w:cs="Arial"/>
+          <w:b/>
+          <w:bCs/>
+        </w:rPr>
+      </w:pPr>
+    </w:p>
+    <w:p>
+      <w:pPr>
+        <w:pStyle w:val="ListParagraph"/>
+        <w:ind w:left="1125"/>
+        <w:jc w:val="center"/>
+        <w:rPr>
+          <w:rFonts w:ascii="Arial" w:hAnsi="Arial" w:cs="Arial"/>
+          <w:i/>
+          <w:iCs/>
+        </w:rPr>
+      </w:pPr>
+      <w:r>
+        <w:rPr>
+          <w:rFonts w:ascii="Arial" w:hAnsi="Arial" w:cs="Arial"/>
+          <w:i/>
+          <w:iCs/>
+        </w:rPr>
+        <w:t xml:space="preserve">Table 3.1: </w:t>
+      </w:r>
+      <w:r>
+        <w:rPr>
+          <w:rFonts w:ascii="Arial" w:hAnsi="Arial" w:cs="Arial"/>
+          <w:i/>
+          <w:iCs/>
+        </w:rPr>
+        <w:t>Performance Comparison without Obstacles</w:t>
+      </w:r>
+    </w:p>
+    <w:p>
+      <w:pPr>
+        <w:pStyle w:val="ListParagraph"/>
+        <w:ind w:left="1125"/>
+        <w:jc w:val="center"/>
+        <w:rPr>
+          <w:rFonts w:ascii="Arial" w:hAnsi="Arial" w:cs="Arial"/>
+          <w:i/>
+          <w:iCs/>
+        </w:rPr>
+      </w:pPr>
+    </w:p>
+    <w:p>
+      <w:pPr>
+        <w:pStyle w:val="ListParagraph"/>
+        <w:ind w:left="1125"/>
+        <w:jc w:val="both"/>
+        <w:rPr>
+          <w:rFonts w:ascii="Arial" w:hAnsi="Arial" w:cs="Arial"/>
+        </w:rPr>
+      </w:pPr>
+      <w:r>
+        <w:rPr>
+          <w:rFonts w:ascii="Arial" w:hAnsi="Arial" w:cs="Arial"/>
+        </w:rPr>
+        <w:t>* DFS did not finish exploring the entire map within the iteration limit (width × height × 10). The agent ran out of iterations before it could explore all tiles and return home, resulting in significantly lower scores.</w:t>
+      </w:r>
+    </w:p>
+    <w:p>
+      <w:pPr>
+        <w:pStyle w:val="ListParagraph"/>
+        <w:ind w:left="1125"/>
+        <w:rPr>
+          <w:rFonts w:ascii="Arial" w:hAnsi="Arial" w:cs="Arial"/>
+        </w:rPr>
+      </w:pPr>
+    </w:p>
+    <w:p>
+      <w:pPr>
+        <w:pStyle w:val="ListParagraph"/>
+        <w:ind w:left="1125"/>
+        <w:rPr>
+          <w:rFonts w:ascii="Arial" w:hAnsi="Arial" w:cs="Arial"/>
+        </w:rPr>
+      </w:pPr>
+    </w:p>
+    <w:p>
+      <w:pPr>
+        <w:pStyle w:val="ListParagraph"/>
+        <w:ind w:left="1125"/>
+        <w:rPr>
+          <w:rFonts w:ascii="Arial" w:hAnsi="Arial" w:cs="Arial"/>
+        </w:rPr>
+      </w:pPr>
+    </w:p>
+    <w:p>
+      <w:pPr>
+        <w:pStyle w:val="ListParagraph"/>
+        <w:ind w:left="1125"/>
+        <w:rPr>
+          <w:rFonts w:ascii="Arial" w:hAnsi="Arial" w:cs="Arial"/>
+        </w:rPr>
+      </w:pPr>
+    </w:p>
+    <w:p>
+      <w:pPr>
+        <w:pStyle w:val="ListParagraph"/>
+        <w:ind w:left="1125"/>
+        <w:rPr>
+          <w:rFonts w:ascii="Arial" w:hAnsi="Arial" w:cs="Arial"/>
+        </w:rPr>
+      </w:pPr>
+    </w:p>
+    <w:p>
+      <w:pPr>
+        <w:pStyle w:val="ListParagraph"/>
+        <w:numPr>
+          <w:ilvl w:val="1"/>
+          <w:numId w:val="1"/>
+        </w:numPr>
+        <w:jc w:val="both"/>
+        <w:rPr>
+          <w:rFonts w:ascii="Arial" w:hAnsi="Arial" w:cs="Arial"/>
+          <w:b/>
+          <w:bCs/>
+        </w:rPr>
+      </w:pPr>
+      <w:r>
+        <w:rPr>
+          <w:rFonts w:ascii="Arial" w:hAnsi="Arial" w:cs="Arial"/>
+          <w:b/>
+          <w:bCs/>
+        </w:rPr>
+        <w:lastRenderedPageBreak/>
+        <w:t>Performance Comparison with Obstacles (wall bias = 0.2)</w:t>
       </w:r>
     </w:p>
     <w:tbl>
@@ -7227,8 +9114,6 @@
           <w:p>
             <w:pPr>
               <w:pStyle w:val="ListParagraph"/>
-              <w:ind w:left="0"/>
-              <w:jc w:val="center"/>
               <w:rPr>
                 <w:rFonts w:ascii="Arial" w:hAnsi="Arial" w:cs="Arial"/>
                 <w:b/>
@@ -7573,7 +9458,7 @@
               <w:rPr>
                 <w:rFonts w:ascii="Arial" w:hAnsi="Arial" w:cs="Arial"/>
               </w:rPr>
-              <w:t>72</w:t>
+              <w:t>61</w:t>
             </w:r>
           </w:p>
         </w:tc>
@@ -7594,7 +9479,7 @@
               <w:rPr>
                 <w:rFonts w:ascii="Arial" w:hAnsi="Arial" w:cs="Arial"/>
               </w:rPr>
-              <w:t>57</w:t>
+              <w:t>52</w:t>
             </w:r>
           </w:p>
         </w:tc>
@@ -7615,7 +9500,7 @@
               <w:rPr>
                 <w:rFonts w:ascii="Arial" w:hAnsi="Arial" w:cs="Arial"/>
               </w:rPr>
-              <w:t>248</w:t>
+              <w:t>354</w:t>
             </w:r>
           </w:p>
         </w:tc>
@@ -7657,7 +9542,7 @@
               <w:rPr>
                 <w:rFonts w:ascii="Arial" w:hAnsi="Arial" w:cs="Arial"/>
               </w:rPr>
-              <w:t>120</w:t>
+              <w:t>118</w:t>
             </w:r>
           </w:p>
         </w:tc>
@@ -7678,7 +9563,7 @@
               <w:rPr>
                 <w:rFonts w:ascii="Arial" w:hAnsi="Arial" w:cs="Arial"/>
               </w:rPr>
-              <w:t>143</w:t>
+              <w:t>140</w:t>
             </w:r>
           </w:p>
         </w:tc>
@@ -7699,7 +9584,7 @@
               <w:rPr>
                 <w:rFonts w:ascii="Arial" w:hAnsi="Arial" w:cs="Arial"/>
               </w:rPr>
-              <w:t>61</w:t>
+              <w:t>64</w:t>
             </w:r>
           </w:p>
         </w:tc>
@@ -7767,7 +9652,7 @@
               <w:rPr>
                 <w:rFonts w:ascii="Arial" w:hAnsi="Arial" w:cs="Arial"/>
               </w:rPr>
-              <w:t>574</w:t>
+              <w:t>435</w:t>
             </w:r>
           </w:p>
         </w:tc>
@@ -7788,7 +9673,7 @@
               <w:rPr>
                 <w:rFonts w:ascii="Arial" w:hAnsi="Arial" w:cs="Arial"/>
               </w:rPr>
-              <w:t>236</w:t>
+              <w:t>252</w:t>
             </w:r>
           </w:p>
         </w:tc>
@@ -7809,7 +9694,7 @@
               <w:rPr>
                 <w:rFonts w:ascii="Arial" w:hAnsi="Arial" w:cs="Arial"/>
               </w:rPr>
-              <w:t>2190</w:t>
+              <w:t>2578</w:t>
             </w:r>
           </w:p>
         </w:tc>
@@ -7851,7 +9736,7 @@
               <w:rPr>
                 <w:rFonts w:ascii="Arial" w:hAnsi="Arial" w:cs="Arial"/>
               </w:rPr>
-              <w:t>956</w:t>
+              <w:t>853</w:t>
             </w:r>
           </w:p>
         </w:tc>
@@ -7893,7 +9778,7 @@
               <w:rPr>
                 <w:rFonts w:ascii="Arial" w:hAnsi="Arial" w:cs="Arial"/>
               </w:rPr>
-              <w:t>9</w:t>
+              <w:t>-193</w:t>
             </w:r>
           </w:p>
         </w:tc>
@@ -7961,7 +9846,7 @@
               <w:rPr>
                 <w:rFonts w:ascii="Arial" w:hAnsi="Arial" w:cs="Arial"/>
               </w:rPr>
-              <w:t>1387</w:t>
+              <w:t>1340</w:t>
             </w:r>
           </w:p>
         </w:tc>
@@ -7982,7 +9867,7 @@
               <w:rPr>
                 <w:rFonts w:ascii="Arial" w:hAnsi="Arial" w:cs="Arial"/>
               </w:rPr>
-              <w:t>480</w:t>
+              <w:t>571</w:t>
             </w:r>
           </w:p>
         </w:tc>
@@ -8003,7 +9888,7 @@
               <w:rPr>
                 <w:rFonts w:ascii="Arial" w:hAnsi="Arial" w:cs="Arial"/>
               </w:rPr>
-              <w:t>7602</w:t>
+              <w:t>5693</w:t>
             </w:r>
           </w:p>
         </w:tc>
@@ -8045,7 +9930,7 @@
               <w:rPr>
                 <w:rFonts w:ascii="Arial" w:hAnsi="Arial" w:cs="Arial"/>
               </w:rPr>
-              <w:t>2178</w:t>
+              <w:t>2016</w:t>
             </w:r>
           </w:p>
         </w:tc>
@@ -8087,7 +9972,7 @@
               <w:rPr>
                 <w:rFonts w:ascii="Arial" w:hAnsi="Arial" w:cs="Arial"/>
               </w:rPr>
-              <w:t>779</w:t>
+              <w:t>-534</w:t>
             </w:r>
           </w:p>
         </w:tc>
@@ -8155,7 +10040,7 @@
               <w:rPr>
                 <w:rFonts w:ascii="Arial" w:hAnsi="Arial" w:cs="Arial"/>
               </w:rPr>
-              <w:t>2359</w:t>
+              <w:t>2303</w:t>
             </w:r>
           </w:p>
         </w:tc>
@@ -8176,7 +10061,7 @@
               <w:rPr>
                 <w:rFonts w:ascii="Arial" w:hAnsi="Arial" w:cs="Arial"/>
               </w:rPr>
-              <w:t>786</w:t>
+              <w:t>991</w:t>
             </w:r>
           </w:p>
         </w:tc>
@@ -8197,7 +10082,7 @@
               <w:rPr>
                 <w:rFonts w:ascii="Arial" w:hAnsi="Arial" w:cs="Arial"/>
               </w:rPr>
-              <w:t>14366</w:t>
+              <w:t>13050</w:t>
             </w:r>
           </w:p>
         </w:tc>
@@ -8239,7 +10124,7 @@
               <w:rPr>
                 <w:rFonts w:ascii="Arial" w:hAnsi="Arial" w:cs="Arial"/>
               </w:rPr>
-              <w:t>3978</w:t>
+              <w:t>2698</w:t>
             </w:r>
           </w:p>
         </w:tc>
@@ -8281,1270 +10166,6 @@
               <w:rPr>
                 <w:rFonts w:ascii="Arial" w:hAnsi="Arial" w:cs="Arial"/>
               </w:rPr>
-              <w:t>847</w:t>
-            </w:r>
-          </w:p>
-        </w:tc>
-        <w:tc>
-          <w:tcPr>
-            <w:tcW w:w="1040" w:type="dxa"/>
-            <w:vAlign w:val="center"/>
-          </w:tcPr>
-          <w:p>
-            <w:pPr>
-              <w:pStyle w:val="ListParagraph"/>
-              <w:ind w:left="0"/>
-              <w:rPr>
-                <w:rFonts w:ascii="Arial" w:hAnsi="Arial" w:cs="Arial"/>
-              </w:rPr>
-            </w:pPr>
-            <w:r>
-              <w:rPr>
-                <w:rFonts w:ascii="Arial" w:hAnsi="Arial" w:cs="Arial"/>
-              </w:rPr>
-              <w:t>No</w:t>
-            </w:r>
-          </w:p>
-        </w:tc>
-      </w:tr>
-    </w:tbl>
-    <w:p>
-      <w:pPr>
-        <w:pStyle w:val="ListParagraph"/>
-        <w:ind w:left="1125"/>
-        <w:jc w:val="both"/>
-        <w:rPr>
-          <w:rFonts w:ascii="Arial" w:hAnsi="Arial" w:cs="Arial"/>
-          <w:b/>
-          <w:bCs/>
-        </w:rPr>
-      </w:pPr>
-    </w:p>
-    <w:p>
-      <w:pPr>
-        <w:pStyle w:val="ListParagraph"/>
-        <w:ind w:left="1125"/>
-        <w:jc w:val="center"/>
-        <w:rPr>
-          <w:rFonts w:ascii="Arial" w:hAnsi="Arial" w:cs="Arial"/>
-          <w:i/>
-          <w:iCs/>
-        </w:rPr>
-      </w:pPr>
-      <w:r>
-        <w:rPr>
-          <w:rFonts w:ascii="Arial" w:hAnsi="Arial" w:cs="Arial"/>
-          <w:i/>
-          <w:iCs/>
-        </w:rPr>
-        <w:t xml:space="preserve">Table 3.1: </w:t>
-      </w:r>
-      <w:r>
-        <w:rPr>
-          <w:rFonts w:ascii="Arial" w:hAnsi="Arial" w:cs="Arial"/>
-          <w:i/>
-          <w:iCs/>
-        </w:rPr>
-        <w:t>Performance Comparison without Obstacles</w:t>
-      </w:r>
-    </w:p>
-    <w:p>
-      <w:pPr>
-        <w:pStyle w:val="ListParagraph"/>
-        <w:ind w:left="1125"/>
-        <w:jc w:val="center"/>
-        <w:rPr>
-          <w:rFonts w:ascii="Arial" w:hAnsi="Arial" w:cs="Arial"/>
-          <w:i/>
-          <w:iCs/>
-        </w:rPr>
-      </w:pPr>
-    </w:p>
-    <w:p>
-      <w:pPr>
-        <w:pStyle w:val="ListParagraph"/>
-        <w:ind w:left="1125"/>
-        <w:jc w:val="both"/>
-        <w:rPr>
-          <w:rFonts w:ascii="Arial" w:hAnsi="Arial" w:cs="Arial"/>
-        </w:rPr>
-      </w:pPr>
-      <w:r>
-        <w:rPr>
-          <w:rFonts w:ascii="Arial" w:hAnsi="Arial" w:cs="Arial"/>
-        </w:rPr>
-        <w:t>* DFS did not finish exploring the entire map within the iteration limit (width × height × 10). The agent ran out of iterations before it could explore all tiles and return home, resulting in significantly lower scores.</w:t>
-      </w:r>
-    </w:p>
-    <w:p>
-      <w:pPr>
-        <w:pStyle w:val="ListParagraph"/>
-        <w:ind w:left="1125"/>
-        <w:rPr>
-          <w:rFonts w:ascii="Arial" w:hAnsi="Arial" w:cs="Arial"/>
-        </w:rPr>
-      </w:pPr>
-    </w:p>
-    <w:p>
-      <w:pPr>
-        <w:pStyle w:val="ListParagraph"/>
-        <w:ind w:left="1125"/>
-        <w:rPr>
-          <w:rFonts w:ascii="Arial" w:hAnsi="Arial" w:cs="Arial"/>
-        </w:rPr>
-      </w:pPr>
-    </w:p>
-    <w:p>
-      <w:pPr>
-        <w:pStyle w:val="ListParagraph"/>
-        <w:ind w:left="1125"/>
-        <w:rPr>
-          <w:rFonts w:ascii="Arial" w:hAnsi="Arial" w:cs="Arial"/>
-        </w:rPr>
-      </w:pPr>
-    </w:p>
-    <w:p>
-      <w:pPr>
-        <w:pStyle w:val="ListParagraph"/>
-        <w:ind w:left="1125"/>
-        <w:rPr>
-          <w:rFonts w:ascii="Arial" w:hAnsi="Arial" w:cs="Arial"/>
-        </w:rPr>
-      </w:pPr>
-    </w:p>
-    <w:p>
-      <w:pPr>
-        <w:pStyle w:val="ListParagraph"/>
-        <w:ind w:left="1125"/>
-        <w:rPr>
-          <w:rFonts w:ascii="Arial" w:hAnsi="Arial" w:cs="Arial"/>
-        </w:rPr>
-      </w:pPr>
-    </w:p>
-    <w:p>
-      <w:pPr>
-        <w:pStyle w:val="ListParagraph"/>
-        <w:numPr>
-          <w:ilvl w:val="1"/>
-          <w:numId w:val="1"/>
-        </w:numPr>
-        <w:jc w:val="both"/>
-        <w:rPr>
-          <w:rFonts w:ascii="Arial" w:hAnsi="Arial" w:cs="Arial"/>
-          <w:b/>
-          <w:bCs/>
-        </w:rPr>
-      </w:pPr>
-      <w:r>
-        <w:rPr>
-          <w:rFonts w:ascii="Arial" w:hAnsi="Arial" w:cs="Arial"/>
-          <w:b/>
-          <w:bCs/>
-        </w:rPr>
-        <w:lastRenderedPageBreak/>
-        <w:t xml:space="preserve">Performance Comparison </w:t>
-      </w:r>
-      <w:r>
-        <w:rPr>
-          <w:rFonts w:ascii="Arial" w:hAnsi="Arial" w:cs="Arial"/>
-          <w:b/>
-          <w:bCs/>
-        </w:rPr>
-        <w:t>with</w:t>
-      </w:r>
-      <w:r>
-        <w:rPr>
-          <w:rFonts w:ascii="Arial" w:hAnsi="Arial" w:cs="Arial"/>
-          <w:b/>
-          <w:bCs/>
-        </w:rPr>
-        <w:t xml:space="preserve"> Obstacles (wall bias = 0.2)</w:t>
-      </w:r>
-    </w:p>
-    <w:tbl>
-      <w:tblPr>
-        <w:tblStyle w:val="TableGrid"/>
-        <w:tblW w:w="0" w:type="auto"/>
-        <w:tblInd w:w="1125" w:type="dxa"/>
-        <w:tblLayout w:type="fixed"/>
-        <w:tblLook w:val="04A0" w:firstRow="1" w:lastRow="0" w:firstColumn="1" w:lastColumn="0" w:noHBand="0" w:noVBand="1"/>
-      </w:tblPr>
-      <w:tblGrid>
-        <w:gridCol w:w="1039"/>
-        <w:gridCol w:w="1039"/>
-        <w:gridCol w:w="1040"/>
-        <w:gridCol w:w="1039"/>
-        <w:gridCol w:w="1039"/>
-        <w:gridCol w:w="1040"/>
-        <w:gridCol w:w="1039"/>
-        <w:gridCol w:w="1039"/>
-        <w:gridCol w:w="1040"/>
-      </w:tblGrid>
-      <w:tr>
-        <w:trPr>
-          <w:trHeight w:val="510"/>
-        </w:trPr>
-        <w:tc>
-          <w:tcPr>
-            <w:tcW w:w="3118" w:type="dxa"/>
-            <w:gridSpan w:val="3"/>
-            <w:vAlign w:val="center"/>
-          </w:tcPr>
-          <w:p>
-            <w:pPr>
-              <w:pStyle w:val="ListParagraph"/>
-              <w:rPr>
-                <w:rFonts w:ascii="Arial" w:hAnsi="Arial" w:cs="Arial"/>
-                <w:b/>
-                <w:bCs/>
-              </w:rPr>
-            </w:pPr>
-          </w:p>
-        </w:tc>
-        <w:tc>
-          <w:tcPr>
-            <w:tcW w:w="3118" w:type="dxa"/>
-            <w:gridSpan w:val="3"/>
-            <w:vAlign w:val="center"/>
-          </w:tcPr>
-          <w:p>
-            <w:pPr>
-              <w:pStyle w:val="ListParagraph"/>
-              <w:ind w:left="0"/>
-              <w:jc w:val="center"/>
-              <w:rPr>
-                <w:rFonts w:ascii="Arial" w:hAnsi="Arial" w:cs="Arial"/>
-                <w:b/>
-                <w:bCs/>
-              </w:rPr>
-            </w:pPr>
-            <w:r>
-              <w:rPr>
-                <w:rFonts w:ascii="Arial" w:hAnsi="Arial" w:cs="Arial"/>
-                <w:b/>
-                <w:bCs/>
-              </w:rPr>
-              <w:t>BFS</w:t>
-            </w:r>
-          </w:p>
-        </w:tc>
-        <w:tc>
-          <w:tcPr>
-            <w:tcW w:w="3118" w:type="dxa"/>
-            <w:gridSpan w:val="3"/>
-            <w:vAlign w:val="center"/>
-          </w:tcPr>
-          <w:p>
-            <w:pPr>
-              <w:pStyle w:val="ListParagraph"/>
-              <w:ind w:left="0"/>
-              <w:jc w:val="center"/>
-              <w:rPr>
-                <w:rFonts w:ascii="Arial" w:hAnsi="Arial" w:cs="Arial"/>
-                <w:b/>
-                <w:bCs/>
-              </w:rPr>
-            </w:pPr>
-            <w:r>
-              <w:rPr>
-                <w:rFonts w:ascii="Arial" w:hAnsi="Arial" w:cs="Arial"/>
-                <w:b/>
-                <w:bCs/>
-              </w:rPr>
-              <w:t>DFS</w:t>
-            </w:r>
-          </w:p>
-        </w:tc>
-      </w:tr>
-      <w:tr>
-        <w:trPr>
-          <w:trHeight w:val="510"/>
-        </w:trPr>
-        <w:tc>
-          <w:tcPr>
-            <w:tcW w:w="1039" w:type="dxa"/>
-            <w:vAlign w:val="center"/>
-          </w:tcPr>
-          <w:p>
-            <w:pPr>
-              <w:pStyle w:val="ListParagraph"/>
-              <w:ind w:left="0"/>
-              <w:jc w:val="center"/>
-              <w:rPr>
-                <w:rFonts w:ascii="Arial" w:hAnsi="Arial" w:cs="Arial"/>
-                <w:sz w:val="22"/>
-                <w:szCs w:val="20"/>
-              </w:rPr>
-            </w:pPr>
-            <w:r>
-              <w:rPr>
-                <w:rFonts w:ascii="Arial" w:hAnsi="Arial" w:cs="Arial"/>
-                <w:sz w:val="22"/>
-                <w:szCs w:val="20"/>
-              </w:rPr>
-              <w:t>Environment size (without obstacles)</w:t>
-            </w:r>
-          </w:p>
-        </w:tc>
-        <w:tc>
-          <w:tcPr>
-            <w:tcW w:w="1039" w:type="dxa"/>
-            <w:vAlign w:val="center"/>
-          </w:tcPr>
-          <w:p>
-            <w:pPr>
-              <w:pStyle w:val="ListParagraph"/>
-              <w:ind w:left="0"/>
-              <w:jc w:val="center"/>
-              <w:rPr>
-                <w:rFonts w:ascii="Arial" w:hAnsi="Arial" w:cs="Arial"/>
-                <w:sz w:val="22"/>
-                <w:szCs w:val="20"/>
-              </w:rPr>
-            </w:pPr>
-            <w:r>
-              <w:rPr>
-                <w:rFonts w:ascii="Arial" w:hAnsi="Arial" w:cs="Arial"/>
-                <w:sz w:val="22"/>
-                <w:szCs w:val="20"/>
-              </w:rPr>
-              <w:t>#nodes explored</w:t>
-            </w:r>
-          </w:p>
-        </w:tc>
-        <w:tc>
-          <w:tcPr>
-            <w:tcW w:w="1040" w:type="dxa"/>
-            <w:vAlign w:val="center"/>
-          </w:tcPr>
-          <w:p>
-            <w:pPr>
-              <w:pStyle w:val="ListParagraph"/>
-              <w:ind w:left="0"/>
-              <w:jc w:val="center"/>
-              <w:rPr>
-                <w:rFonts w:ascii="Arial" w:hAnsi="Arial" w:cs="Arial"/>
-                <w:sz w:val="22"/>
-                <w:szCs w:val="20"/>
-              </w:rPr>
-            </w:pPr>
-            <w:r>
-              <w:rPr>
-                <w:rFonts w:ascii="Arial" w:hAnsi="Arial" w:cs="Arial"/>
-                <w:sz w:val="22"/>
-                <w:szCs w:val="20"/>
-              </w:rPr>
-              <w:t>Solution length (Steps)</w:t>
-            </w:r>
-          </w:p>
-        </w:tc>
-        <w:tc>
-          <w:tcPr>
-            <w:tcW w:w="1039" w:type="dxa"/>
-            <w:vAlign w:val="center"/>
-          </w:tcPr>
-          <w:p>
-            <w:pPr>
-              <w:pStyle w:val="ListParagraph"/>
-              <w:ind w:left="0"/>
-              <w:jc w:val="center"/>
-              <w:rPr>
-                <w:rFonts w:ascii="Arial" w:hAnsi="Arial" w:cs="Arial"/>
-                <w:sz w:val="22"/>
-                <w:szCs w:val="20"/>
-              </w:rPr>
-            </w:pPr>
-            <w:r>
-              <w:rPr>
-                <w:rFonts w:ascii="Arial" w:hAnsi="Arial" w:cs="Arial"/>
-                <w:sz w:val="22"/>
-                <w:szCs w:val="20"/>
-              </w:rPr>
-              <w:t>Score</w:t>
-            </w:r>
-          </w:p>
-        </w:tc>
-        <w:tc>
-          <w:tcPr>
-            <w:tcW w:w="1039" w:type="dxa"/>
-            <w:vAlign w:val="center"/>
-          </w:tcPr>
-          <w:p>
-            <w:pPr>
-              <w:pStyle w:val="ListParagraph"/>
-              <w:ind w:left="0"/>
-              <w:jc w:val="center"/>
-              <w:rPr>
-                <w:rFonts w:ascii="Arial" w:hAnsi="Arial" w:cs="Arial"/>
-                <w:sz w:val="22"/>
-                <w:szCs w:val="20"/>
-              </w:rPr>
-            </w:pPr>
-            <w:r>
-              <w:rPr>
-                <w:rFonts w:ascii="Arial" w:hAnsi="Arial" w:cs="Arial"/>
-                <w:sz w:val="22"/>
-                <w:szCs w:val="20"/>
-              </w:rPr>
-              <w:t>Is it optimal?</w:t>
-            </w:r>
-          </w:p>
-        </w:tc>
-        <w:tc>
-          <w:tcPr>
-            <w:tcW w:w="1040" w:type="dxa"/>
-            <w:vAlign w:val="center"/>
-          </w:tcPr>
-          <w:p>
-            <w:pPr>
-              <w:pStyle w:val="ListParagraph"/>
-              <w:ind w:left="0"/>
-              <w:jc w:val="center"/>
-              <w:rPr>
-                <w:rFonts w:ascii="Arial" w:hAnsi="Arial" w:cs="Arial"/>
-                <w:sz w:val="22"/>
-                <w:szCs w:val="20"/>
-              </w:rPr>
-            </w:pPr>
-            <w:r>
-              <w:rPr>
-                <w:rFonts w:ascii="Arial" w:hAnsi="Arial" w:cs="Arial"/>
-                <w:sz w:val="22"/>
-                <w:szCs w:val="20"/>
-              </w:rPr>
-              <w:t>#nodes explored</w:t>
-            </w:r>
-          </w:p>
-        </w:tc>
-        <w:tc>
-          <w:tcPr>
-            <w:tcW w:w="1039" w:type="dxa"/>
-            <w:vAlign w:val="center"/>
-          </w:tcPr>
-          <w:p>
-            <w:pPr>
-              <w:pStyle w:val="ListParagraph"/>
-              <w:ind w:left="0"/>
-              <w:jc w:val="center"/>
-              <w:rPr>
-                <w:rFonts w:ascii="Arial" w:hAnsi="Arial" w:cs="Arial"/>
-                <w:sz w:val="22"/>
-                <w:szCs w:val="20"/>
-              </w:rPr>
-            </w:pPr>
-            <w:r>
-              <w:rPr>
-                <w:rFonts w:ascii="Arial" w:hAnsi="Arial" w:cs="Arial"/>
-                <w:sz w:val="22"/>
-                <w:szCs w:val="20"/>
-              </w:rPr>
-              <w:t>Solution length (Steps)</w:t>
-            </w:r>
-          </w:p>
-        </w:tc>
-        <w:tc>
-          <w:tcPr>
-            <w:tcW w:w="1039" w:type="dxa"/>
-            <w:vAlign w:val="center"/>
-          </w:tcPr>
-          <w:p>
-            <w:pPr>
-              <w:pStyle w:val="ListParagraph"/>
-              <w:ind w:left="0"/>
-              <w:jc w:val="center"/>
-              <w:rPr>
-                <w:rFonts w:ascii="Arial" w:hAnsi="Arial" w:cs="Arial"/>
-                <w:sz w:val="22"/>
-                <w:szCs w:val="20"/>
-              </w:rPr>
-            </w:pPr>
-            <w:r>
-              <w:rPr>
-                <w:rFonts w:ascii="Arial" w:hAnsi="Arial" w:cs="Arial"/>
-                <w:sz w:val="22"/>
-                <w:szCs w:val="20"/>
-              </w:rPr>
-              <w:t>Score</w:t>
-            </w:r>
-          </w:p>
-        </w:tc>
-        <w:tc>
-          <w:tcPr>
-            <w:tcW w:w="1040" w:type="dxa"/>
-            <w:vAlign w:val="center"/>
-          </w:tcPr>
-          <w:p>
-            <w:pPr>
-              <w:pStyle w:val="ListParagraph"/>
-              <w:ind w:left="0"/>
-              <w:jc w:val="center"/>
-              <w:rPr>
-                <w:rFonts w:ascii="Arial" w:hAnsi="Arial" w:cs="Arial"/>
-                <w:sz w:val="22"/>
-                <w:szCs w:val="20"/>
-              </w:rPr>
-            </w:pPr>
-            <w:r>
-              <w:rPr>
-                <w:rFonts w:ascii="Arial" w:hAnsi="Arial" w:cs="Arial"/>
-                <w:sz w:val="22"/>
-                <w:szCs w:val="20"/>
-              </w:rPr>
-              <w:t>Is it optimal?</w:t>
-            </w:r>
-          </w:p>
-        </w:tc>
-      </w:tr>
-      <w:tr>
-        <w:trPr>
-          <w:trHeight w:val="510"/>
-        </w:trPr>
-        <w:tc>
-          <w:tcPr>
-            <w:tcW w:w="1039" w:type="dxa"/>
-            <w:vAlign w:val="center"/>
-          </w:tcPr>
-          <w:p>
-            <w:pPr>
-              <w:pStyle w:val="ListParagraph"/>
-              <w:ind w:left="0"/>
-              <w:rPr>
-                <w:rFonts w:ascii="Arial" w:hAnsi="Arial" w:cs="Arial"/>
-              </w:rPr>
-            </w:pPr>
-            <w:r>
-              <w:rPr>
-                <w:rFonts w:ascii="Arial" w:hAnsi="Arial" w:cs="Arial"/>
-              </w:rPr>
-              <w:t>5x5</w:t>
-            </w:r>
-          </w:p>
-        </w:tc>
-        <w:tc>
-          <w:tcPr>
-            <w:tcW w:w="1039" w:type="dxa"/>
-            <w:vAlign w:val="center"/>
-          </w:tcPr>
-          <w:p>
-            <w:pPr>
-              <w:pStyle w:val="ListParagraph"/>
-              <w:ind w:left="0"/>
-              <w:rPr>
-                <w:rFonts w:ascii="Arial" w:hAnsi="Arial" w:cs="Arial"/>
-              </w:rPr>
-            </w:pPr>
-            <w:r>
-              <w:rPr>
-                <w:rFonts w:ascii="Arial" w:hAnsi="Arial" w:cs="Arial"/>
-              </w:rPr>
-              <w:t>83</w:t>
-            </w:r>
-          </w:p>
-        </w:tc>
-        <w:tc>
-          <w:tcPr>
-            <w:tcW w:w="1040" w:type="dxa"/>
-            <w:vAlign w:val="center"/>
-          </w:tcPr>
-          <w:p>
-            <w:pPr>
-              <w:pStyle w:val="ListParagraph"/>
-              <w:ind w:left="0"/>
-              <w:rPr>
-                <w:rFonts w:ascii="Arial" w:hAnsi="Arial" w:cs="Arial"/>
-              </w:rPr>
-            </w:pPr>
-            <w:r>
-              <w:rPr>
-                <w:rFonts w:ascii="Arial" w:hAnsi="Arial" w:cs="Arial"/>
-              </w:rPr>
-              <w:t>62</w:t>
-            </w:r>
-          </w:p>
-        </w:tc>
-        <w:tc>
-          <w:tcPr>
-            <w:tcW w:w="1039" w:type="dxa"/>
-            <w:vAlign w:val="center"/>
-          </w:tcPr>
-          <w:p>
-            <w:pPr>
-              <w:pStyle w:val="ListParagraph"/>
-              <w:ind w:left="0"/>
-              <w:rPr>
-                <w:rFonts w:ascii="Arial" w:hAnsi="Arial" w:cs="Arial"/>
-              </w:rPr>
-            </w:pPr>
-            <w:r>
-              <w:rPr>
-                <w:rFonts w:ascii="Arial" w:hAnsi="Arial" w:cs="Arial"/>
-              </w:rPr>
-              <w:t>243</w:t>
-            </w:r>
-          </w:p>
-        </w:tc>
-        <w:tc>
-          <w:tcPr>
-            <w:tcW w:w="1039" w:type="dxa"/>
-            <w:vAlign w:val="center"/>
-          </w:tcPr>
-          <w:p>
-            <w:pPr>
-              <w:pStyle w:val="ListParagraph"/>
-              <w:ind w:left="0"/>
-              <w:rPr>
-                <w:rFonts w:ascii="Arial" w:hAnsi="Arial" w:cs="Arial"/>
-              </w:rPr>
-            </w:pPr>
-            <w:r>
-              <w:rPr>
-                <w:rFonts w:ascii="Arial" w:hAnsi="Arial" w:cs="Arial"/>
-              </w:rPr>
-              <w:t>Yes</w:t>
-            </w:r>
-          </w:p>
-        </w:tc>
-        <w:tc>
-          <w:tcPr>
-            <w:tcW w:w="1040" w:type="dxa"/>
-            <w:vAlign w:val="center"/>
-          </w:tcPr>
-          <w:p>
-            <w:pPr>
-              <w:pStyle w:val="ListParagraph"/>
-              <w:ind w:left="0"/>
-              <w:rPr>
-                <w:rFonts w:ascii="Arial" w:hAnsi="Arial" w:cs="Arial"/>
-              </w:rPr>
-            </w:pPr>
-            <w:r>
-              <w:rPr>
-                <w:rFonts w:ascii="Arial" w:hAnsi="Arial" w:cs="Arial"/>
-              </w:rPr>
-              <w:t>118</w:t>
-            </w:r>
-          </w:p>
-        </w:tc>
-        <w:tc>
-          <w:tcPr>
-            <w:tcW w:w="1039" w:type="dxa"/>
-            <w:vAlign w:val="center"/>
-          </w:tcPr>
-          <w:p>
-            <w:pPr>
-              <w:pStyle w:val="ListParagraph"/>
-              <w:ind w:left="0"/>
-              <w:rPr>
-                <w:rFonts w:ascii="Arial" w:hAnsi="Arial" w:cs="Arial"/>
-              </w:rPr>
-            </w:pPr>
-            <w:r>
-              <w:rPr>
-                <w:rFonts w:ascii="Arial" w:hAnsi="Arial" w:cs="Arial"/>
-              </w:rPr>
-              <w:t>140</w:t>
-            </w:r>
-          </w:p>
-        </w:tc>
-        <w:tc>
-          <w:tcPr>
-            <w:tcW w:w="1039" w:type="dxa"/>
-            <w:vAlign w:val="center"/>
-          </w:tcPr>
-          <w:p>
-            <w:pPr>
-              <w:pStyle w:val="ListParagraph"/>
-              <w:ind w:left="0"/>
-              <w:rPr>
-                <w:rFonts w:ascii="Arial" w:hAnsi="Arial" w:cs="Arial"/>
-              </w:rPr>
-            </w:pPr>
-            <w:r>
-              <w:rPr>
-                <w:rFonts w:ascii="Arial" w:hAnsi="Arial" w:cs="Arial"/>
-              </w:rPr>
-              <w:t>64</w:t>
-            </w:r>
-          </w:p>
-        </w:tc>
-        <w:tc>
-          <w:tcPr>
-            <w:tcW w:w="1040" w:type="dxa"/>
-            <w:vAlign w:val="center"/>
-          </w:tcPr>
-          <w:p>
-            <w:pPr>
-              <w:pStyle w:val="ListParagraph"/>
-              <w:ind w:left="0"/>
-              <w:rPr>
-                <w:rFonts w:ascii="Arial" w:hAnsi="Arial" w:cs="Arial"/>
-              </w:rPr>
-            </w:pPr>
-            <w:r>
-              <w:rPr>
-                <w:rFonts w:ascii="Arial" w:hAnsi="Arial" w:cs="Arial"/>
-              </w:rPr>
-              <w:t>No</w:t>
-            </w:r>
-          </w:p>
-        </w:tc>
-      </w:tr>
-      <w:tr>
-        <w:trPr>
-          <w:trHeight w:val="510"/>
-        </w:trPr>
-        <w:tc>
-          <w:tcPr>
-            <w:tcW w:w="1039" w:type="dxa"/>
-            <w:vAlign w:val="center"/>
-          </w:tcPr>
-          <w:p>
-            <w:pPr>
-              <w:pStyle w:val="ListParagraph"/>
-              <w:ind w:left="0"/>
-              <w:rPr>
-                <w:rFonts w:ascii="Arial" w:hAnsi="Arial" w:cs="Arial"/>
-              </w:rPr>
-            </w:pPr>
-            <w:r>
-              <w:rPr>
-                <w:rFonts w:ascii="Arial" w:hAnsi="Arial" w:cs="Arial"/>
-              </w:rPr>
-              <w:t>10x10</w:t>
-            </w:r>
-          </w:p>
-        </w:tc>
-        <w:tc>
-          <w:tcPr>
-            <w:tcW w:w="1039" w:type="dxa"/>
-            <w:vAlign w:val="center"/>
-          </w:tcPr>
-          <w:p>
-            <w:pPr>
-              <w:pStyle w:val="ListParagraph"/>
-              <w:ind w:left="0"/>
-              <w:rPr>
-                <w:rFonts w:ascii="Arial" w:hAnsi="Arial" w:cs="Arial"/>
-              </w:rPr>
-            </w:pPr>
-            <w:r>
-              <w:rPr>
-                <w:rFonts w:ascii="Arial" w:hAnsi="Arial" w:cs="Arial"/>
-              </w:rPr>
-              <w:t>521</w:t>
-            </w:r>
-          </w:p>
-        </w:tc>
-        <w:tc>
-          <w:tcPr>
-            <w:tcW w:w="1040" w:type="dxa"/>
-            <w:vAlign w:val="center"/>
-          </w:tcPr>
-          <w:p>
-            <w:pPr>
-              <w:pStyle w:val="ListParagraph"/>
-              <w:ind w:left="0"/>
-              <w:rPr>
-                <w:rFonts w:ascii="Arial" w:hAnsi="Arial" w:cs="Arial"/>
-              </w:rPr>
-            </w:pPr>
-            <w:r>
-              <w:rPr>
-                <w:rFonts w:ascii="Arial" w:hAnsi="Arial" w:cs="Arial"/>
-              </w:rPr>
-              <w:t>247</w:t>
-            </w:r>
-          </w:p>
-        </w:tc>
-        <w:tc>
-          <w:tcPr>
-            <w:tcW w:w="1039" w:type="dxa"/>
-            <w:vAlign w:val="center"/>
-          </w:tcPr>
-          <w:p>
-            <w:pPr>
-              <w:pStyle w:val="ListParagraph"/>
-              <w:ind w:left="0"/>
-              <w:rPr>
-                <w:rFonts w:ascii="Arial" w:hAnsi="Arial" w:cs="Arial"/>
-              </w:rPr>
-            </w:pPr>
-            <w:r>
-              <w:rPr>
-                <w:rFonts w:ascii="Arial" w:hAnsi="Arial" w:cs="Arial"/>
-              </w:rPr>
-              <w:t>1674</w:t>
-            </w:r>
-          </w:p>
-        </w:tc>
-        <w:tc>
-          <w:tcPr>
-            <w:tcW w:w="1039" w:type="dxa"/>
-            <w:vAlign w:val="center"/>
-          </w:tcPr>
-          <w:p>
-            <w:pPr>
-              <w:pStyle w:val="ListParagraph"/>
-              <w:ind w:left="0"/>
-              <w:rPr>
-                <w:rFonts w:ascii="Arial" w:hAnsi="Arial" w:cs="Arial"/>
-              </w:rPr>
-            </w:pPr>
-            <w:r>
-              <w:rPr>
-                <w:rFonts w:ascii="Arial" w:hAnsi="Arial" w:cs="Arial"/>
-              </w:rPr>
-              <w:t>Yes</w:t>
-            </w:r>
-          </w:p>
-        </w:tc>
-        <w:tc>
-          <w:tcPr>
-            <w:tcW w:w="1040" w:type="dxa"/>
-            <w:vAlign w:val="center"/>
-          </w:tcPr>
-          <w:p>
-            <w:pPr>
-              <w:pStyle w:val="ListParagraph"/>
-              <w:ind w:left="0"/>
-              <w:rPr>
-                <w:rFonts w:ascii="Arial" w:hAnsi="Arial" w:cs="Arial"/>
-              </w:rPr>
-            </w:pPr>
-            <w:r>
-              <w:rPr>
-                <w:rFonts w:ascii="Arial" w:hAnsi="Arial" w:cs="Arial"/>
-              </w:rPr>
-              <w:t>853</w:t>
-            </w:r>
-          </w:p>
-        </w:tc>
-        <w:tc>
-          <w:tcPr>
-            <w:tcW w:w="1039" w:type="dxa"/>
-            <w:vAlign w:val="center"/>
-          </w:tcPr>
-          <w:p>
-            <w:pPr>
-              <w:pStyle w:val="ListParagraph"/>
-              <w:ind w:left="0"/>
-              <w:rPr>
-                <w:rFonts w:ascii="Arial" w:hAnsi="Arial" w:cs="Arial"/>
-              </w:rPr>
-            </w:pPr>
-            <w:r>
-              <w:rPr>
-                <w:rFonts w:ascii="Arial" w:hAnsi="Arial" w:cs="Arial"/>
-              </w:rPr>
-              <w:t>10000*</w:t>
-            </w:r>
-          </w:p>
-        </w:tc>
-        <w:tc>
-          <w:tcPr>
-            <w:tcW w:w="1039" w:type="dxa"/>
-            <w:vAlign w:val="center"/>
-          </w:tcPr>
-          <w:p>
-            <w:pPr>
-              <w:pStyle w:val="ListParagraph"/>
-              <w:ind w:left="0"/>
-              <w:rPr>
-                <w:rFonts w:ascii="Arial" w:hAnsi="Arial" w:cs="Arial"/>
-              </w:rPr>
-            </w:pPr>
-            <w:r>
-              <w:rPr>
-                <w:rFonts w:ascii="Arial" w:hAnsi="Arial" w:cs="Arial"/>
-              </w:rPr>
-              <w:t>-193</w:t>
-            </w:r>
-          </w:p>
-        </w:tc>
-        <w:tc>
-          <w:tcPr>
-            <w:tcW w:w="1040" w:type="dxa"/>
-            <w:vAlign w:val="center"/>
-          </w:tcPr>
-          <w:p>
-            <w:pPr>
-              <w:pStyle w:val="ListParagraph"/>
-              <w:ind w:left="0"/>
-              <w:rPr>
-                <w:rFonts w:ascii="Arial" w:hAnsi="Arial" w:cs="Arial"/>
-              </w:rPr>
-            </w:pPr>
-            <w:r>
-              <w:rPr>
-                <w:rFonts w:ascii="Arial" w:hAnsi="Arial" w:cs="Arial"/>
-              </w:rPr>
-              <w:t>No</w:t>
-            </w:r>
-          </w:p>
-        </w:tc>
-      </w:tr>
-      <w:tr>
-        <w:trPr>
-          <w:trHeight w:val="510"/>
-        </w:trPr>
-        <w:tc>
-          <w:tcPr>
-            <w:tcW w:w="1039" w:type="dxa"/>
-            <w:vAlign w:val="center"/>
-          </w:tcPr>
-          <w:p>
-            <w:pPr>
-              <w:pStyle w:val="ListParagraph"/>
-              <w:ind w:left="0"/>
-              <w:rPr>
-                <w:rFonts w:ascii="Arial" w:hAnsi="Arial" w:cs="Arial"/>
-              </w:rPr>
-            </w:pPr>
-            <w:r>
-              <w:rPr>
-                <w:rFonts w:ascii="Arial" w:hAnsi="Arial" w:cs="Arial"/>
-              </w:rPr>
-              <w:t>15x15</w:t>
-            </w:r>
-          </w:p>
-        </w:tc>
-        <w:tc>
-          <w:tcPr>
-            <w:tcW w:w="1039" w:type="dxa"/>
-            <w:vAlign w:val="center"/>
-          </w:tcPr>
-          <w:p>
-            <w:pPr>
-              <w:pStyle w:val="ListParagraph"/>
-              <w:ind w:left="0"/>
-              <w:rPr>
-                <w:rFonts w:ascii="Arial" w:hAnsi="Arial" w:cs="Arial"/>
-              </w:rPr>
-            </w:pPr>
-            <w:r>
-              <w:rPr>
-                <w:rFonts w:ascii="Arial" w:hAnsi="Arial" w:cs="Arial"/>
-              </w:rPr>
-              <w:t>1198</w:t>
-            </w:r>
-          </w:p>
-        </w:tc>
-        <w:tc>
-          <w:tcPr>
-            <w:tcW w:w="1040" w:type="dxa"/>
-            <w:vAlign w:val="center"/>
-          </w:tcPr>
-          <w:p>
-            <w:pPr>
-              <w:pStyle w:val="ListParagraph"/>
-              <w:ind w:left="0"/>
-              <w:rPr>
-                <w:rFonts w:ascii="Arial" w:hAnsi="Arial" w:cs="Arial"/>
-              </w:rPr>
-            </w:pPr>
-            <w:r>
-              <w:rPr>
-                <w:rFonts w:ascii="Arial" w:hAnsi="Arial" w:cs="Arial"/>
-              </w:rPr>
-              <w:t>533</w:t>
-            </w:r>
-          </w:p>
-        </w:tc>
-        <w:tc>
-          <w:tcPr>
-            <w:tcW w:w="1039" w:type="dxa"/>
-            <w:vAlign w:val="center"/>
-          </w:tcPr>
-          <w:p>
-            <w:pPr>
-              <w:pStyle w:val="ListParagraph"/>
-              <w:ind w:left="0"/>
-              <w:rPr>
-                <w:rFonts w:ascii="Arial" w:hAnsi="Arial" w:cs="Arial"/>
-              </w:rPr>
-            </w:pPr>
-            <w:r>
-              <w:rPr>
-                <w:rFonts w:ascii="Arial" w:hAnsi="Arial" w:cs="Arial"/>
-              </w:rPr>
-              <w:t>4014</w:t>
-            </w:r>
-          </w:p>
-        </w:tc>
-        <w:tc>
-          <w:tcPr>
-            <w:tcW w:w="1039" w:type="dxa"/>
-            <w:vAlign w:val="center"/>
-          </w:tcPr>
-          <w:p>
-            <w:pPr>
-              <w:pStyle w:val="ListParagraph"/>
-              <w:ind w:left="0"/>
-              <w:rPr>
-                <w:rFonts w:ascii="Arial" w:hAnsi="Arial" w:cs="Arial"/>
-              </w:rPr>
-            </w:pPr>
-            <w:r>
-              <w:rPr>
-                <w:rFonts w:ascii="Arial" w:hAnsi="Arial" w:cs="Arial"/>
-              </w:rPr>
-              <w:t>Yes</w:t>
-            </w:r>
-          </w:p>
-        </w:tc>
-        <w:tc>
-          <w:tcPr>
-            <w:tcW w:w="1040" w:type="dxa"/>
-            <w:vAlign w:val="center"/>
-          </w:tcPr>
-          <w:p>
-            <w:pPr>
-              <w:pStyle w:val="ListParagraph"/>
-              <w:ind w:left="0"/>
-              <w:rPr>
-                <w:rFonts w:ascii="Arial" w:hAnsi="Arial" w:cs="Arial"/>
-              </w:rPr>
-            </w:pPr>
-            <w:r>
-              <w:rPr>
-                <w:rFonts w:ascii="Arial" w:hAnsi="Arial" w:cs="Arial"/>
-              </w:rPr>
-              <w:t>2016</w:t>
-            </w:r>
-          </w:p>
-        </w:tc>
-        <w:tc>
-          <w:tcPr>
-            <w:tcW w:w="1039" w:type="dxa"/>
-            <w:vAlign w:val="center"/>
-          </w:tcPr>
-          <w:p>
-            <w:pPr>
-              <w:pStyle w:val="ListParagraph"/>
-              <w:ind w:left="0"/>
-              <w:rPr>
-                <w:rFonts w:ascii="Arial" w:hAnsi="Arial" w:cs="Arial"/>
-              </w:rPr>
-            </w:pPr>
-            <w:r>
-              <w:rPr>
-                <w:rFonts w:ascii="Arial" w:hAnsi="Arial" w:cs="Arial"/>
-              </w:rPr>
-              <w:t>22500*</w:t>
-            </w:r>
-          </w:p>
-        </w:tc>
-        <w:tc>
-          <w:tcPr>
-            <w:tcW w:w="1039" w:type="dxa"/>
-            <w:vAlign w:val="center"/>
-          </w:tcPr>
-          <w:p>
-            <w:pPr>
-              <w:pStyle w:val="ListParagraph"/>
-              <w:ind w:left="0"/>
-              <w:rPr>
-                <w:rFonts w:ascii="Arial" w:hAnsi="Arial" w:cs="Arial"/>
-              </w:rPr>
-            </w:pPr>
-            <w:r>
-              <w:rPr>
-                <w:rFonts w:ascii="Arial" w:hAnsi="Arial" w:cs="Arial"/>
-              </w:rPr>
-              <w:t>-534</w:t>
-            </w:r>
-          </w:p>
-        </w:tc>
-        <w:tc>
-          <w:tcPr>
-            <w:tcW w:w="1040" w:type="dxa"/>
-            <w:vAlign w:val="center"/>
-          </w:tcPr>
-          <w:p>
-            <w:pPr>
-              <w:pStyle w:val="ListParagraph"/>
-              <w:ind w:left="0"/>
-              <w:rPr>
-                <w:rFonts w:ascii="Arial" w:hAnsi="Arial" w:cs="Arial"/>
-              </w:rPr>
-            </w:pPr>
-            <w:r>
-              <w:rPr>
-                <w:rFonts w:ascii="Arial" w:hAnsi="Arial" w:cs="Arial"/>
-              </w:rPr>
-              <w:t>No</w:t>
-            </w:r>
-          </w:p>
-        </w:tc>
-      </w:tr>
-      <w:tr>
-        <w:trPr>
-          <w:trHeight w:val="510"/>
-        </w:trPr>
-        <w:tc>
-          <w:tcPr>
-            <w:tcW w:w="1039" w:type="dxa"/>
-            <w:vAlign w:val="center"/>
-          </w:tcPr>
-          <w:p>
-            <w:pPr>
-              <w:pStyle w:val="ListParagraph"/>
-              <w:ind w:left="0"/>
-              <w:rPr>
-                <w:rFonts w:ascii="Arial" w:hAnsi="Arial" w:cs="Arial"/>
-              </w:rPr>
-            </w:pPr>
-            <w:r>
-              <w:rPr>
-                <w:rFonts w:ascii="Arial" w:hAnsi="Arial" w:cs="Arial"/>
-              </w:rPr>
-              <w:t>20x20</w:t>
-            </w:r>
-          </w:p>
-        </w:tc>
-        <w:tc>
-          <w:tcPr>
-            <w:tcW w:w="1039" w:type="dxa"/>
-            <w:vAlign w:val="center"/>
-          </w:tcPr>
-          <w:p>
-            <w:pPr>
-              <w:pStyle w:val="ListParagraph"/>
-              <w:ind w:left="0"/>
-              <w:rPr>
-                <w:rFonts w:ascii="Arial" w:hAnsi="Arial" w:cs="Arial"/>
-              </w:rPr>
-            </w:pPr>
-            <w:r>
-              <w:rPr>
-                <w:rFonts w:ascii="Arial" w:hAnsi="Arial" w:cs="Arial"/>
-              </w:rPr>
-              <w:t>2326</w:t>
-            </w:r>
-          </w:p>
-        </w:tc>
-        <w:tc>
-          <w:tcPr>
-            <w:tcW w:w="1040" w:type="dxa"/>
-            <w:vAlign w:val="center"/>
-          </w:tcPr>
-          <w:p>
-            <w:pPr>
-              <w:pStyle w:val="ListParagraph"/>
-              <w:ind w:left="0"/>
-              <w:rPr>
-                <w:rFonts w:ascii="Arial" w:hAnsi="Arial" w:cs="Arial"/>
-              </w:rPr>
-            </w:pPr>
-            <w:r>
-              <w:rPr>
-                <w:rFonts w:ascii="Arial" w:hAnsi="Arial" w:cs="Arial"/>
-              </w:rPr>
-              <w:t>988</w:t>
-            </w:r>
-          </w:p>
-        </w:tc>
-        <w:tc>
-          <w:tcPr>
-            <w:tcW w:w="1039" w:type="dxa"/>
-            <w:vAlign w:val="center"/>
-          </w:tcPr>
-          <w:p>
-            <w:pPr>
-              <w:pStyle w:val="ListParagraph"/>
-              <w:ind w:left="0"/>
-              <w:rPr>
-                <w:rFonts w:ascii="Arial" w:hAnsi="Arial" w:cs="Arial"/>
-              </w:rPr>
-            </w:pPr>
-            <w:r>
-              <w:rPr>
-                <w:rFonts w:ascii="Arial" w:hAnsi="Arial" w:cs="Arial"/>
-              </w:rPr>
-              <w:t>9417</w:t>
-            </w:r>
-          </w:p>
-        </w:tc>
-        <w:tc>
-          <w:tcPr>
-            <w:tcW w:w="1039" w:type="dxa"/>
-            <w:vAlign w:val="center"/>
-          </w:tcPr>
-          <w:p>
-            <w:pPr>
-              <w:pStyle w:val="ListParagraph"/>
-              <w:ind w:left="0"/>
-              <w:rPr>
-                <w:rFonts w:ascii="Arial" w:hAnsi="Arial" w:cs="Arial"/>
-              </w:rPr>
-            </w:pPr>
-            <w:r>
-              <w:rPr>
-                <w:rFonts w:ascii="Arial" w:hAnsi="Arial" w:cs="Arial"/>
-              </w:rPr>
-              <w:t>Yes</w:t>
-            </w:r>
-          </w:p>
-        </w:tc>
-        <w:tc>
-          <w:tcPr>
-            <w:tcW w:w="1040" w:type="dxa"/>
-            <w:vAlign w:val="center"/>
-          </w:tcPr>
-          <w:p>
-            <w:pPr>
-              <w:pStyle w:val="ListParagraph"/>
-              <w:ind w:left="0"/>
-              <w:rPr>
-                <w:rFonts w:ascii="Arial" w:hAnsi="Arial" w:cs="Arial"/>
-              </w:rPr>
-            </w:pPr>
-            <w:r>
-              <w:rPr>
-                <w:rFonts w:ascii="Arial" w:hAnsi="Arial" w:cs="Arial"/>
-              </w:rPr>
-              <w:t>2698</w:t>
-            </w:r>
-          </w:p>
-        </w:tc>
-        <w:tc>
-          <w:tcPr>
-            <w:tcW w:w="1039" w:type="dxa"/>
-            <w:vAlign w:val="center"/>
-          </w:tcPr>
-          <w:p>
-            <w:pPr>
-              <w:pStyle w:val="ListParagraph"/>
-              <w:ind w:left="0"/>
-              <w:rPr>
-                <w:rFonts w:ascii="Arial" w:hAnsi="Arial" w:cs="Arial"/>
-              </w:rPr>
-            </w:pPr>
-            <w:r>
-              <w:rPr>
-                <w:rFonts w:ascii="Arial" w:hAnsi="Arial" w:cs="Arial"/>
-              </w:rPr>
-              <w:t>40000*</w:t>
-            </w:r>
-          </w:p>
-        </w:tc>
-        <w:tc>
-          <w:tcPr>
-            <w:tcW w:w="1039" w:type="dxa"/>
-            <w:vAlign w:val="center"/>
-          </w:tcPr>
-          <w:p>
-            <w:pPr>
-              <w:pStyle w:val="ListParagraph"/>
-              <w:ind w:left="0"/>
-              <w:rPr>
-                <w:rFonts w:ascii="Arial" w:hAnsi="Arial" w:cs="Arial"/>
-              </w:rPr>
-            </w:pPr>
-            <w:r>
-              <w:rPr>
-                <w:rFonts w:ascii="Arial" w:hAnsi="Arial" w:cs="Arial"/>
-              </w:rPr>
               <w:t>-1476</w:t>
             </w:r>
           </w:p>
@@ -9941,7 +10562,21 @@
         <w:rPr>
           <w:rFonts w:ascii="Arial" w:hAnsi="Arial" w:cs="Arial"/>
         </w:rPr>
-        <w:t>Fewer movement actions in BFS (each costs −1 point)</w:t>
+        <w:t xml:space="preserve">Fewer movement actions in BFS (each </w:t>
+      </w:r>
+      <w:proofErr w:type="gramStart"/>
+      <w:r>
+        <w:rPr>
+          <w:rFonts w:ascii="Arial" w:hAnsi="Arial" w:cs="Arial"/>
+        </w:rPr>
+        <w:t>costs</w:t>
+      </w:r>
+      <w:proofErr w:type="gramEnd"/>
+      <w:r>
+        <w:rPr>
+          <w:rFonts w:ascii="Arial" w:hAnsi="Arial" w:cs="Arial"/>
+        </w:rPr>
+        <w:t xml:space="preserve"> −1 point)</w:t>
       </w:r>
     </w:p>
     <w:p>
@@ -10224,7 +10859,21 @@
         <w:rPr>
           <w:rFonts w:ascii="Arial" w:hAnsi="Arial" w:cs="Arial"/>
         </w:rPr>
-        <w:t>Higher scores — Fewer actions mean fewer penalties, and successful completion yields the +1000 shutdown bonus.</w:t>
+        <w:t xml:space="preserve">Higher scores — Fewer actions mean fewer penalties, and successful completion yields the </w:t>
+      </w:r>
+      <w:proofErr w:type="gramStart"/>
+      <w:r>
+        <w:rPr>
+          <w:rFonts w:ascii="Arial" w:hAnsi="Arial" w:cs="Arial"/>
+        </w:rPr>
+        <w:t>+1000 shutdown</w:t>
+      </w:r>
+      <w:proofErr w:type="gramEnd"/>
+      <w:r>
+        <w:rPr>
+          <w:rFonts w:ascii="Arial" w:hAnsi="Arial" w:cs="Arial"/>
+        </w:rPr>
+        <w:t xml:space="preserve"> bonus.</w:t>
       </w:r>
     </w:p>
     <w:p>
@@ -12342,6 +12991,7 @@
   <w:style w:type="character" w:default="1" w:styleId="DefaultParagraphFont">
     <w:name w:val="Default Paragraph Font"/>
     <w:uiPriority w:val="1"/>
+    <w:semiHidden/>
     <w:unhideWhenUsed/>
   </w:style>
   <w:style w:type="table" w:default="1" w:styleId="TableNormal">

--- a/Lab2_Report.docx
+++ b/Lab2_Report.docx
@@ -174,7 +174,17 @@
           <w:sz w:val="36"/>
           <w:szCs w:val="32"/>
         </w:rPr>
-        <w:t>Lab 02</w:t>
+        <w:t>Lab 0</w:t>
+      </w:r>
+      <w:r>
+        <w:rPr>
+          <w:rFonts w:ascii="Arial" w:hAnsi="Arial" w:cs="Arial"/>
+          <w:b/>
+          <w:bCs/>
+          <w:sz w:val="36"/>
+          <w:szCs w:val="32"/>
+        </w:rPr>
+        <w:t>3</w:t>
       </w:r>
       <w:r>
         <w:rPr>
@@ -955,21 +965,7 @@
         <w:rPr>
           <w:rFonts w:ascii="Arial" w:hAnsi="Arial" w:cs="Arial"/>
         </w:rPr>
-        <w:t xml:space="preserve">Each time the </w:t>
-      </w:r>
-      <w:proofErr w:type="gramStart"/>
-      <w:r>
-        <w:rPr>
-          <w:rFonts w:ascii="Arial" w:hAnsi="Arial" w:cs="Arial"/>
-        </w:rPr>
-        <w:t>execute(</w:t>
-      </w:r>
-      <w:proofErr w:type="gramEnd"/>
-      <w:r>
-        <w:rPr>
-          <w:rFonts w:ascii="Arial" w:hAnsi="Arial" w:cs="Arial"/>
-        </w:rPr>
-        <w:t>) method is called, the agent follows this logic:</w:t>
+        <w:t>Each time the execute() method is called, the agent follows this logic:</w:t>
       </w:r>
     </w:p>
     <w:p>
@@ -988,21 +984,7 @@
         <w:rPr>
           <w:rFonts w:ascii="Arial" w:hAnsi="Arial" w:cs="Arial"/>
         </w:rPr>
-        <w:t>Initialization Phase (first 11 steps): The agent moves to a random start position using move_to_random_start_</w:t>
-      </w:r>
-      <w:proofErr w:type="gramStart"/>
-      <w:r>
-        <w:rPr>
-          <w:rFonts w:ascii="Arial" w:hAnsi="Arial" w:cs="Arial"/>
-        </w:rPr>
-        <w:t>position(</w:t>
-      </w:r>
-      <w:proofErr w:type="gramEnd"/>
-      <w:r>
-        <w:rPr>
-          <w:rFonts w:ascii="Arial" w:hAnsi="Arial" w:cs="Arial"/>
-        </w:rPr>
-        <w:t>).</w:t>
+        <w:t>Initialization Phase (first 11 steps): The agent moves to a random start position using move_to_random_start_position().</w:t>
       </w:r>
     </w:p>
     <w:p>
@@ -1200,7 +1182,6 @@
         </w:rPr>
         <w:t xml:space="preserve"> </w:t>
       </w:r>
-      <w:proofErr w:type="gramStart"/>
       <w:r>
         <w:rPr>
           <w:rFonts w:ascii="Consolas" w:eastAsia="Times New Roman" w:hAnsi="Consolas" w:cs="Times New Roman"/>
@@ -1223,7 +1204,6 @@
         </w:rPr>
         <w:t>(</w:t>
       </w:r>
-      <w:proofErr w:type="gramEnd"/>
       <w:r>
         <w:rPr>
           <w:rFonts w:ascii="Consolas" w:eastAsia="Times New Roman" w:hAnsi="Consolas" w:cs="Times New Roman"/>
@@ -1502,31 +1482,7 @@
           <w:szCs w:val="21"/>
           <w14:ligatures w14:val="none"/>
         </w:rPr>
-        <w:t xml:space="preserve"> [(start, </w:t>
-      </w:r>
-      <w:proofErr w:type="gramStart"/>
-      <w:r>
-        <w:rPr>
-          <w:rFonts w:ascii="Consolas" w:eastAsia="Times New Roman" w:hAnsi="Consolas" w:cs="Times New Roman"/>
-          <w:color w:val="CCCCCC"/>
-          <w:kern w:val="0"/>
-          <w:sz w:val="21"/>
-          <w:szCs w:val="21"/>
-          <w14:ligatures w14:val="none"/>
-        </w:rPr>
-        <w:t>[])</w:t>
-      </w:r>
-      <w:proofErr w:type="gramEnd"/>
-      <w:r>
-        <w:rPr>
-          <w:rFonts w:ascii="Consolas" w:eastAsia="Times New Roman" w:hAnsi="Consolas" w:cs="Times New Roman"/>
-          <w:color w:val="CCCCCC"/>
-          <w:kern w:val="0"/>
-          <w:sz w:val="21"/>
-          <w:szCs w:val="21"/>
-          <w14:ligatures w14:val="none"/>
-        </w:rPr>
-        <w:t>]</w:t>
+        <w:t xml:space="preserve"> [(start, [])]</w:t>
       </w:r>
     </w:p>
     <w:p>
@@ -1576,7 +1532,6 @@
         </w:rPr>
         <w:t xml:space="preserve"> </w:t>
       </w:r>
-      <w:proofErr w:type="gramStart"/>
       <w:r>
         <w:rPr>
           <w:rFonts w:ascii="Consolas" w:eastAsia="Times New Roman" w:hAnsi="Consolas" w:cs="Times New Roman"/>
@@ -1597,19 +1552,7 @@
           <w:szCs w:val="21"/>
           <w14:ligatures w14:val="none"/>
         </w:rPr>
-        <w:t>(</w:t>
-      </w:r>
-      <w:proofErr w:type="gramEnd"/>
-      <w:r>
-        <w:rPr>
-          <w:rFonts w:ascii="Consolas" w:eastAsia="Times New Roman" w:hAnsi="Consolas" w:cs="Times New Roman"/>
-          <w:color w:val="CCCCCC"/>
-          <w:kern w:val="0"/>
-          <w:sz w:val="21"/>
-          <w:szCs w:val="21"/>
-          <w14:ligatures w14:val="none"/>
-        </w:rPr>
-        <w:t>)</w:t>
+        <w:t>()</w:t>
       </w:r>
     </w:p>
     <w:p>
@@ -1746,19 +1689,7 @@
           <w:szCs w:val="21"/>
           <w14:ligatures w14:val="none"/>
         </w:rPr>
-        <w:t xml:space="preserve"> </w:t>
-      </w:r>
-      <w:proofErr w:type="gramStart"/>
-      <w:r>
-        <w:rPr>
-          <w:rFonts w:ascii="Consolas" w:eastAsia="Times New Roman" w:hAnsi="Consolas" w:cs="Times New Roman"/>
-          <w:color w:val="CCCCCC"/>
-          <w:kern w:val="0"/>
-          <w:sz w:val="21"/>
-          <w:szCs w:val="21"/>
-          <w14:ligatures w14:val="none"/>
-        </w:rPr>
-        <w:t>queue.pop(</w:t>
+        <w:t xml:space="preserve"> queue.pop(</w:t>
       </w:r>
       <w:r>
         <w:rPr>
@@ -1791,19 +1722,7 @@
           <w:szCs w:val="21"/>
           <w14:ligatures w14:val="none"/>
         </w:rPr>
-        <w:t>#</w:t>
-      </w:r>
-      <w:proofErr w:type="gramEnd"/>
-      <w:r>
-        <w:rPr>
-          <w:rFonts w:ascii="Consolas" w:eastAsia="Times New Roman" w:hAnsi="Consolas" w:cs="Times New Roman"/>
-          <w:color w:val="6A9955"/>
-          <w:kern w:val="0"/>
-          <w:sz w:val="21"/>
-          <w:szCs w:val="21"/>
-          <w14:ligatures w14:val="none"/>
-        </w:rPr>
-        <w:t xml:space="preserve"> FIFO queue for Breadth-First Search</w:t>
+        <w:t># FIFO queue for Breadth-First Search</w:t>
       </w:r>
     </w:p>
     <w:p>
@@ -1879,7 +1798,6 @@
         </w:rPr>
         <w:t xml:space="preserve">            </w:t>
       </w:r>
-      <w:proofErr w:type="gramStart"/>
       <w:r>
         <w:rPr>
           <w:rFonts w:ascii="Consolas" w:eastAsia="Times New Roman" w:hAnsi="Consolas" w:cs="Times New Roman"/>
@@ -1900,19 +1818,7 @@
           <w:szCs w:val="21"/>
           <w14:ligatures w14:val="none"/>
         </w:rPr>
-        <w:t>.nodes</w:t>
-      </w:r>
-      <w:proofErr w:type="gramEnd"/>
-      <w:r>
-        <w:rPr>
-          <w:rFonts w:ascii="Consolas" w:eastAsia="Times New Roman" w:hAnsi="Consolas" w:cs="Times New Roman"/>
-          <w:color w:val="CCCCCC"/>
-          <w:kern w:val="0"/>
-          <w:sz w:val="21"/>
-          <w:szCs w:val="21"/>
-          <w14:ligatures w14:val="none"/>
-        </w:rPr>
-        <w:t xml:space="preserve">_explored </w:t>
+        <w:t xml:space="preserve">.nodes_explored </w:t>
       </w:r>
       <w:r>
         <w:rPr>
@@ -2117,7 +2023,6 @@
         </w:rPr>
         <w:t xml:space="preserve"> </w:t>
       </w:r>
-      <w:proofErr w:type="gramStart"/>
       <w:r>
         <w:rPr>
           <w:rFonts w:ascii="Consolas" w:eastAsia="Times New Roman" w:hAnsi="Consolas" w:cs="Times New Roman"/>
@@ -2138,19 +2043,7 @@
           <w:szCs w:val="21"/>
           <w14:ligatures w14:val="none"/>
         </w:rPr>
-        <w:t>.state</w:t>
-      </w:r>
-      <w:proofErr w:type="gramEnd"/>
-      <w:r>
-        <w:rPr>
-          <w:rFonts w:ascii="Consolas" w:eastAsia="Times New Roman" w:hAnsi="Consolas" w:cs="Times New Roman"/>
-          <w:color w:val="CCCCCC"/>
-          <w:kern w:val="0"/>
-          <w:sz w:val="21"/>
-          <w:szCs w:val="21"/>
-          <w14:ligatures w14:val="none"/>
-        </w:rPr>
-        <w:t xml:space="preserve">.world[cx][cy] </w:t>
+        <w:t xml:space="preserve">.state.world[cx][cy] </w:t>
       </w:r>
       <w:r>
         <w:rPr>
@@ -2200,7 +2093,6 @@
         </w:rPr>
         <w:t xml:space="preserve">                    </w:t>
       </w:r>
-      <w:proofErr w:type="gramStart"/>
       <w:r>
         <w:rPr>
           <w:rFonts w:ascii="Consolas" w:eastAsia="Times New Roman" w:hAnsi="Consolas" w:cs="Times New Roman"/>
@@ -2221,19 +2113,7 @@
           <w:szCs w:val="21"/>
           <w14:ligatures w14:val="none"/>
         </w:rPr>
-        <w:t>.route</w:t>
-      </w:r>
-      <w:proofErr w:type="gramEnd"/>
-      <w:r>
-        <w:rPr>
-          <w:rFonts w:ascii="Consolas" w:eastAsia="Times New Roman" w:hAnsi="Consolas" w:cs="Times New Roman"/>
-          <w:color w:val="CCCCCC"/>
-          <w:kern w:val="0"/>
-          <w:sz w:val="21"/>
-          <w:szCs w:val="21"/>
-          <w14:ligatures w14:val="none"/>
-        </w:rPr>
-        <w:t xml:space="preserve"> </w:t>
+        <w:t xml:space="preserve">.route </w:t>
       </w:r>
       <w:r>
         <w:rPr>
@@ -2412,7 +2292,6 @@
         </w:rPr>
         <w:t xml:space="preserve"> </w:t>
       </w:r>
-      <w:proofErr w:type="gramStart"/>
       <w:r>
         <w:rPr>
           <w:rFonts w:ascii="Consolas" w:eastAsia="Times New Roman" w:hAnsi="Consolas" w:cs="Times New Roman"/>
@@ -2433,19 +2312,7 @@
           <w:szCs w:val="21"/>
           <w14:ligatures w14:val="none"/>
         </w:rPr>
-        <w:t>.home</w:t>
-      </w:r>
-      <w:proofErr w:type="gramEnd"/>
-      <w:r>
-        <w:rPr>
-          <w:rFonts w:ascii="Consolas" w:eastAsia="Times New Roman" w:hAnsi="Consolas" w:cs="Times New Roman"/>
-          <w:color w:val="CCCCCC"/>
-          <w:kern w:val="0"/>
-          <w:sz w:val="21"/>
-          <w:szCs w:val="21"/>
-          <w14:ligatures w14:val="none"/>
-        </w:rPr>
-        <w:t>_pos:</w:t>
+        <w:t>.home_pos:</w:t>
       </w:r>
     </w:p>
     <w:p>
@@ -2473,7 +2340,6 @@
         </w:rPr>
         <w:t xml:space="preserve">                    </w:t>
       </w:r>
-      <w:proofErr w:type="gramStart"/>
       <w:r>
         <w:rPr>
           <w:rFonts w:ascii="Consolas" w:eastAsia="Times New Roman" w:hAnsi="Consolas" w:cs="Times New Roman"/>
@@ -2494,19 +2360,7 @@
           <w:szCs w:val="21"/>
           <w14:ligatures w14:val="none"/>
         </w:rPr>
-        <w:t>.route</w:t>
-      </w:r>
-      <w:proofErr w:type="gramEnd"/>
-      <w:r>
-        <w:rPr>
-          <w:rFonts w:ascii="Consolas" w:eastAsia="Times New Roman" w:hAnsi="Consolas" w:cs="Times New Roman"/>
-          <w:color w:val="CCCCCC"/>
-          <w:kern w:val="0"/>
-          <w:sz w:val="21"/>
-          <w:szCs w:val="21"/>
-          <w14:ligatures w14:val="none"/>
-        </w:rPr>
-        <w:t xml:space="preserve"> </w:t>
+        <w:t xml:space="preserve">.route </w:t>
       </w:r>
       <w:r>
         <w:rPr>
@@ -3156,7 +3010,6 @@
         </w:rPr>
         <w:t xml:space="preserve"> </w:t>
       </w:r>
-      <w:proofErr w:type="gramStart"/>
       <w:r>
         <w:rPr>
           <w:rFonts w:ascii="Consolas" w:eastAsia="Times New Roman" w:hAnsi="Consolas" w:cs="Times New Roman"/>
@@ -3177,19 +3030,7 @@
           <w:szCs w:val="21"/>
           <w14:ligatures w14:val="none"/>
         </w:rPr>
-        <w:t>.state</w:t>
-      </w:r>
-      <w:proofErr w:type="gramEnd"/>
-      <w:r>
-        <w:rPr>
-          <w:rFonts w:ascii="Consolas" w:eastAsia="Times New Roman" w:hAnsi="Consolas" w:cs="Times New Roman"/>
-          <w:color w:val="CCCCCC"/>
-          <w:kern w:val="0"/>
-          <w:sz w:val="21"/>
-          <w:szCs w:val="21"/>
-          <w14:ligatures w14:val="none"/>
-        </w:rPr>
-        <w:t xml:space="preserve">.world_width </w:t>
+        <w:t xml:space="preserve">.state.world_width </w:t>
       </w:r>
       <w:r>
         <w:rPr>
@@ -3279,7 +3120,6 @@
         </w:rPr>
         <w:t xml:space="preserve"> </w:t>
       </w:r>
-      <w:proofErr w:type="gramStart"/>
       <w:r>
         <w:rPr>
           <w:rFonts w:ascii="Consolas" w:eastAsia="Times New Roman" w:hAnsi="Consolas" w:cs="Times New Roman"/>
@@ -3300,19 +3140,7 @@
           <w:szCs w:val="21"/>
           <w14:ligatures w14:val="none"/>
         </w:rPr>
-        <w:t>.state</w:t>
-      </w:r>
-      <w:proofErr w:type="gramEnd"/>
-      <w:r>
-        <w:rPr>
-          <w:rFonts w:ascii="Consolas" w:eastAsia="Times New Roman" w:hAnsi="Consolas" w:cs="Times New Roman"/>
-          <w:color w:val="CCCCCC"/>
-          <w:kern w:val="0"/>
-          <w:sz w:val="21"/>
-          <w:szCs w:val="21"/>
-          <w14:ligatures w14:val="none"/>
-        </w:rPr>
-        <w:t>.world_height:</w:t>
+        <w:t>.state.world_height:</w:t>
       </w:r>
     </w:p>
     <w:p>
@@ -3513,7 +3341,6 @@
         </w:rPr>
         <w:t xml:space="preserve"> </w:t>
       </w:r>
-      <w:proofErr w:type="gramStart"/>
       <w:r>
         <w:rPr>
           <w:rFonts w:ascii="Consolas" w:eastAsia="Times New Roman" w:hAnsi="Consolas" w:cs="Times New Roman"/>
@@ -3534,31 +3361,7 @@
           <w:szCs w:val="21"/>
           <w14:ligatures w14:val="none"/>
         </w:rPr>
-        <w:t>.state</w:t>
-      </w:r>
-      <w:proofErr w:type="gramEnd"/>
-      <w:r>
-        <w:rPr>
-          <w:rFonts w:ascii="Consolas" w:eastAsia="Times New Roman" w:hAnsi="Consolas" w:cs="Times New Roman"/>
-          <w:color w:val="CCCCCC"/>
-          <w:kern w:val="0"/>
-          <w:sz w:val="21"/>
-          <w:szCs w:val="21"/>
-          <w14:ligatures w14:val="none"/>
-        </w:rPr>
-        <w:t>.world[nx][ny</w:t>
-      </w:r>
-      <w:proofErr w:type="gramStart"/>
-      <w:r>
-        <w:rPr>
-          <w:rFonts w:ascii="Consolas" w:eastAsia="Times New Roman" w:hAnsi="Consolas" w:cs="Times New Roman"/>
-          <w:color w:val="CCCCCC"/>
-          <w:kern w:val="0"/>
-          <w:sz w:val="21"/>
-          <w:szCs w:val="21"/>
-          <w14:ligatures w14:val="none"/>
-        </w:rPr>
-        <w:t xml:space="preserve">] </w:t>
+        <w:t xml:space="preserve">.state.world[nx][ny] </w:t>
       </w:r>
       <w:r>
         <w:rPr>
@@ -3569,19 +3372,7 @@
           <w:szCs w:val="21"/>
           <w14:ligatures w14:val="none"/>
         </w:rPr>
-        <w:t>!</w:t>
-      </w:r>
-      <w:proofErr w:type="gramEnd"/>
-      <w:r>
-        <w:rPr>
-          <w:rFonts w:ascii="Consolas" w:eastAsia="Times New Roman" w:hAnsi="Consolas" w:cs="Times New Roman"/>
-          <w:color w:val="D4D4D4"/>
-          <w:kern w:val="0"/>
-          <w:sz w:val="21"/>
-          <w:szCs w:val="21"/>
-          <w14:ligatures w14:val="none"/>
-        </w:rPr>
-        <w:t>=</w:t>
+        <w:t>!=</w:t>
       </w:r>
       <w:r>
         <w:rPr>
@@ -3618,31 +3409,7 @@
           <w:szCs w:val="21"/>
           <w14:ligatures w14:val="none"/>
         </w:rPr>
-        <w:t xml:space="preserve">                            </w:t>
-      </w:r>
-      <w:proofErr w:type="gramStart"/>
-      <w:r>
-        <w:rPr>
-          <w:rFonts w:ascii="Consolas" w:eastAsia="Times New Roman" w:hAnsi="Consolas" w:cs="Times New Roman"/>
-          <w:color w:val="CCCCCC"/>
-          <w:kern w:val="0"/>
-          <w:sz w:val="21"/>
-          <w:szCs w:val="21"/>
-          <w14:ligatures w14:val="none"/>
-        </w:rPr>
-        <w:t>visited.add(</w:t>
-      </w:r>
-      <w:proofErr w:type="gramEnd"/>
-      <w:r>
-        <w:rPr>
-          <w:rFonts w:ascii="Consolas" w:eastAsia="Times New Roman" w:hAnsi="Consolas" w:cs="Times New Roman"/>
-          <w:color w:val="CCCCCC"/>
-          <w:kern w:val="0"/>
-          <w:sz w:val="21"/>
-          <w:szCs w:val="21"/>
-          <w14:ligatures w14:val="none"/>
-        </w:rPr>
-        <w:t>(nx, ny))</w:t>
+        <w:t>                            visited.add((nx, ny))</w:t>
       </w:r>
     </w:p>
     <w:p>
@@ -3668,31 +3435,7 @@
           <w:szCs w:val="21"/>
           <w14:ligatures w14:val="none"/>
         </w:rPr>
-        <w:t xml:space="preserve">                            </w:t>
-      </w:r>
-      <w:proofErr w:type="gramStart"/>
-      <w:r>
-        <w:rPr>
-          <w:rFonts w:ascii="Consolas" w:eastAsia="Times New Roman" w:hAnsi="Consolas" w:cs="Times New Roman"/>
-          <w:color w:val="CCCCCC"/>
-          <w:kern w:val="0"/>
-          <w:sz w:val="21"/>
-          <w:szCs w:val="21"/>
-          <w14:ligatures w14:val="none"/>
-        </w:rPr>
-        <w:t>queue.append</w:t>
-      </w:r>
-      <w:proofErr w:type="gramEnd"/>
-      <w:r>
-        <w:rPr>
-          <w:rFonts w:ascii="Consolas" w:eastAsia="Times New Roman" w:hAnsi="Consolas" w:cs="Times New Roman"/>
-          <w:color w:val="CCCCCC"/>
-          <w:kern w:val="0"/>
-          <w:sz w:val="21"/>
-          <w:szCs w:val="21"/>
-          <w14:ligatures w14:val="none"/>
-        </w:rPr>
-        <w:t xml:space="preserve">(((nx, ny), path </w:t>
+        <w:t xml:space="preserve">                            queue.append(((nx, ny), path </w:t>
       </w:r>
       <w:r>
         <w:rPr>
@@ -3768,7 +3511,6 @@
         </w:rPr>
         <w:t xml:space="preserve">        </w:t>
       </w:r>
-      <w:proofErr w:type="gramStart"/>
       <w:r>
         <w:rPr>
           <w:rFonts w:ascii="Consolas" w:eastAsia="Times New Roman" w:hAnsi="Consolas" w:cs="Times New Roman"/>
@@ -3789,19 +3531,7 @@
           <w:szCs w:val="21"/>
           <w14:ligatures w14:val="none"/>
         </w:rPr>
-        <w:t>.route</w:t>
-      </w:r>
-      <w:proofErr w:type="gramEnd"/>
-      <w:r>
-        <w:rPr>
-          <w:rFonts w:ascii="Consolas" w:eastAsia="Times New Roman" w:hAnsi="Consolas" w:cs="Times New Roman"/>
-          <w:color w:val="CCCCCC"/>
-          <w:kern w:val="0"/>
-          <w:sz w:val="21"/>
-          <w:szCs w:val="21"/>
-          <w14:ligatures w14:val="none"/>
-        </w:rPr>
-        <w:t xml:space="preserve"> </w:t>
+        <w:t xml:space="preserve">.route </w:t>
       </w:r>
       <w:r>
         <w:rPr>
@@ -3823,19 +3553,7 @@
           <w:szCs w:val="21"/>
           <w14:ligatures w14:val="none"/>
         </w:rPr>
-        <w:t xml:space="preserve"> </w:t>
-      </w:r>
-      <w:proofErr w:type="gramStart"/>
-      <w:r>
-        <w:rPr>
-          <w:rFonts w:ascii="Consolas" w:eastAsia="Times New Roman" w:hAnsi="Consolas" w:cs="Times New Roman"/>
-          <w:color w:val="CCCCCC"/>
-          <w:kern w:val="0"/>
-          <w:sz w:val="21"/>
-          <w:szCs w:val="21"/>
-          <w14:ligatures w14:val="none"/>
-        </w:rPr>
-        <w:t xml:space="preserve">[] </w:t>
+        <w:t xml:space="preserve"> [] </w:t>
       </w:r>
       <w:r>
         <w:rPr>
@@ -3846,19 +3564,7 @@
           <w:szCs w:val="21"/>
           <w14:ligatures w14:val="none"/>
         </w:rPr>
-        <w:t>#</w:t>
-      </w:r>
-      <w:proofErr w:type="gramEnd"/>
-      <w:r>
-        <w:rPr>
-          <w:rFonts w:ascii="Consolas" w:eastAsia="Times New Roman" w:hAnsi="Consolas" w:cs="Times New Roman"/>
-          <w:color w:val="6A9955"/>
-          <w:kern w:val="0"/>
-          <w:sz w:val="21"/>
-          <w:szCs w:val="21"/>
-          <w14:ligatures w14:val="none"/>
-        </w:rPr>
-        <w:t xml:space="preserve"> No path found</w:t>
+        <w:t># No path found</w:t>
       </w:r>
     </w:p>
     <w:p>
@@ -4022,21 +3728,7 @@
         <w:rPr>
           <w:rFonts w:ascii="Arial" w:hAnsi="Arial" w:cs="Arial"/>
         </w:rPr>
-        <w:t xml:space="preserve">When a goal node is found, the path from the start to that node is stored in </w:t>
-      </w:r>
-      <w:proofErr w:type="gramStart"/>
-      <w:r>
-        <w:rPr>
-          <w:rFonts w:ascii="Arial" w:hAnsi="Arial" w:cs="Arial"/>
-        </w:rPr>
-        <w:t>self.route</w:t>
-      </w:r>
-      <w:proofErr w:type="gramEnd"/>
-      <w:r>
-        <w:rPr>
-          <w:rFonts w:ascii="Arial" w:hAnsi="Arial" w:cs="Arial"/>
-        </w:rPr>
-        <w:t>.</w:t>
+        <w:t>When a goal node is found, the path from the start to that node is stored in self.route.</w:t>
       </w:r>
     </w:p>
     <w:p>
@@ -4138,7 +3830,6 @@
         </w:rPr>
         <w:t xml:space="preserve"> </w:t>
       </w:r>
-      <w:proofErr w:type="gramStart"/>
       <w:r>
         <w:rPr>
           <w:rFonts w:ascii="Consolas" w:eastAsia="Times New Roman" w:hAnsi="Consolas" w:cs="Times New Roman"/>
@@ -4161,7 +3852,6 @@
         </w:rPr>
         <w:t>(</w:t>
       </w:r>
-      <w:proofErr w:type="gramEnd"/>
       <w:r>
         <w:rPr>
           <w:rFonts w:ascii="Consolas" w:eastAsia="Times New Roman" w:hAnsi="Consolas" w:cs="Times New Roman"/>
@@ -4453,7 +4143,6 @@
         </w:rPr>
         <w:t xml:space="preserve"> </w:t>
       </w:r>
-      <w:proofErr w:type="gramStart"/>
       <w:r>
         <w:rPr>
           <w:rFonts w:ascii="Consolas" w:eastAsia="Times New Roman" w:hAnsi="Consolas" w:cs="Times New Roman"/>
@@ -4474,19 +4163,7 @@
           <w:szCs w:val="21"/>
           <w14:ligatures w14:val="none"/>
         </w:rPr>
-        <w:t>(</w:t>
-      </w:r>
-      <w:proofErr w:type="gramEnd"/>
-      <w:r>
-        <w:rPr>
-          <w:rFonts w:ascii="Consolas" w:eastAsia="Times New Roman" w:hAnsi="Consolas" w:cs="Times New Roman"/>
-          <w:color w:val="CCCCCC"/>
-          <w:kern w:val="0"/>
-          <w:sz w:val="21"/>
-          <w:szCs w:val="21"/>
-          <w14:ligatures w14:val="none"/>
-        </w:rPr>
-        <w:t>)</w:t>
+        <w:t>()</w:t>
       </w:r>
     </w:p>
     <w:p>
@@ -4597,31 +4274,7 @@
           <w:szCs w:val="21"/>
           <w14:ligatures w14:val="none"/>
         </w:rPr>
-        <w:t xml:space="preserve"> </w:t>
-      </w:r>
-      <w:proofErr w:type="gramStart"/>
-      <w:r>
-        <w:rPr>
-          <w:rFonts w:ascii="Consolas" w:eastAsia="Times New Roman" w:hAnsi="Consolas" w:cs="Times New Roman"/>
-          <w:color w:val="CCCCCC"/>
-          <w:kern w:val="0"/>
-          <w:sz w:val="21"/>
-          <w:szCs w:val="21"/>
-          <w14:ligatures w14:val="none"/>
-        </w:rPr>
-        <w:t>stack.pop(</w:t>
-      </w:r>
-      <w:proofErr w:type="gramEnd"/>
-      <w:r>
-        <w:rPr>
-          <w:rFonts w:ascii="Consolas" w:eastAsia="Times New Roman" w:hAnsi="Consolas" w:cs="Times New Roman"/>
-          <w:color w:val="CCCCCC"/>
-          <w:kern w:val="0"/>
-          <w:sz w:val="21"/>
-          <w:szCs w:val="21"/>
-          <w14:ligatures w14:val="none"/>
-        </w:rPr>
-        <w:t xml:space="preserve">) </w:t>
+        <w:t xml:space="preserve"> stack.pop() </w:t>
       </w:r>
       <w:r>
         <w:rPr>
@@ -4769,31 +4422,7 @@
           <w:szCs w:val="21"/>
           <w14:ligatures w14:val="none"/>
         </w:rPr>
-        <w:t xml:space="preserve"># </w:t>
-      </w:r>
-      <w:proofErr w:type="gramStart"/>
-      <w:r>
-        <w:rPr>
-          <w:rFonts w:ascii="Consolas" w:eastAsia="Times New Roman" w:hAnsi="Consolas" w:cs="Times New Roman"/>
-          <w:color w:val="6A9955"/>
-          <w:kern w:val="0"/>
-          <w:sz w:val="21"/>
-          <w:szCs w:val="21"/>
-          <w14:ligatures w14:val="none"/>
-        </w:rPr>
-        <w:t>so</w:t>
-      </w:r>
-      <w:proofErr w:type="gramEnd"/>
-      <w:r>
-        <w:rPr>
-          <w:rFonts w:ascii="Consolas" w:eastAsia="Times New Roman" w:hAnsi="Consolas" w:cs="Times New Roman"/>
-          <w:color w:val="6A9955"/>
-          <w:kern w:val="0"/>
-          <w:sz w:val="21"/>
-          <w:szCs w:val="21"/>
-          <w14:ligatures w14:val="none"/>
-        </w:rPr>
-        <w:t xml:space="preserve"> we mark it visited upon popping.</w:t>
+        <w:t># so we mark it visited upon popping.</w:t>
       </w:r>
     </w:p>
     <w:p>
@@ -4954,7 +4583,6 @@
         </w:rPr>
         <w:t xml:space="preserve">            </w:t>
       </w:r>
-      <w:proofErr w:type="gramStart"/>
       <w:r>
         <w:rPr>
           <w:rFonts w:ascii="Consolas" w:eastAsia="Times New Roman" w:hAnsi="Consolas" w:cs="Times New Roman"/>
@@ -4975,19 +4603,7 @@
           <w:szCs w:val="21"/>
           <w14:ligatures w14:val="none"/>
         </w:rPr>
-        <w:t>.nodes</w:t>
-      </w:r>
-      <w:proofErr w:type="gramEnd"/>
-      <w:r>
-        <w:rPr>
-          <w:rFonts w:ascii="Consolas" w:eastAsia="Times New Roman" w:hAnsi="Consolas" w:cs="Times New Roman"/>
-          <w:color w:val="CCCCCC"/>
-          <w:kern w:val="0"/>
-          <w:sz w:val="21"/>
-          <w:szCs w:val="21"/>
-          <w14:ligatures w14:val="none"/>
-        </w:rPr>
-        <w:t xml:space="preserve">_explored </w:t>
+        <w:t xml:space="preserve">.nodes_explored </w:t>
       </w:r>
       <w:r>
         <w:rPr>
@@ -5192,7 +4808,6 @@
         </w:rPr>
         <w:t xml:space="preserve"> </w:t>
       </w:r>
-      <w:proofErr w:type="gramStart"/>
       <w:r>
         <w:rPr>
           <w:rFonts w:ascii="Consolas" w:eastAsia="Times New Roman" w:hAnsi="Consolas" w:cs="Times New Roman"/>
@@ -5213,19 +4828,7 @@
           <w:szCs w:val="21"/>
           <w14:ligatures w14:val="none"/>
         </w:rPr>
-        <w:t>.state</w:t>
-      </w:r>
-      <w:proofErr w:type="gramEnd"/>
-      <w:r>
-        <w:rPr>
-          <w:rFonts w:ascii="Consolas" w:eastAsia="Times New Roman" w:hAnsi="Consolas" w:cs="Times New Roman"/>
-          <w:color w:val="CCCCCC"/>
-          <w:kern w:val="0"/>
-          <w:sz w:val="21"/>
-          <w:szCs w:val="21"/>
-          <w14:ligatures w14:val="none"/>
-        </w:rPr>
-        <w:t xml:space="preserve">.world[cx][cy] </w:t>
+        <w:t xml:space="preserve">.state.world[cx][cy] </w:t>
       </w:r>
       <w:r>
         <w:rPr>
@@ -5275,7 +4878,6 @@
         </w:rPr>
         <w:t xml:space="preserve">                    </w:t>
       </w:r>
-      <w:proofErr w:type="gramStart"/>
       <w:r>
         <w:rPr>
           <w:rFonts w:ascii="Consolas" w:eastAsia="Times New Roman" w:hAnsi="Consolas" w:cs="Times New Roman"/>
@@ -5296,19 +4898,7 @@
           <w:szCs w:val="21"/>
           <w14:ligatures w14:val="none"/>
         </w:rPr>
-        <w:t>.route</w:t>
-      </w:r>
-      <w:proofErr w:type="gramEnd"/>
-      <w:r>
-        <w:rPr>
-          <w:rFonts w:ascii="Consolas" w:eastAsia="Times New Roman" w:hAnsi="Consolas" w:cs="Times New Roman"/>
-          <w:color w:val="CCCCCC"/>
-          <w:kern w:val="0"/>
-          <w:sz w:val="21"/>
-          <w:szCs w:val="21"/>
-          <w14:ligatures w14:val="none"/>
-        </w:rPr>
-        <w:t xml:space="preserve"> </w:t>
+        <w:t xml:space="preserve">.route </w:t>
       </w:r>
       <w:r>
         <w:rPr>
@@ -5487,7 +5077,6 @@
         </w:rPr>
         <w:t xml:space="preserve"> </w:t>
       </w:r>
-      <w:proofErr w:type="gramStart"/>
       <w:r>
         <w:rPr>
           <w:rFonts w:ascii="Consolas" w:eastAsia="Times New Roman" w:hAnsi="Consolas" w:cs="Times New Roman"/>
@@ -5508,19 +5097,7 @@
           <w:szCs w:val="21"/>
           <w14:ligatures w14:val="none"/>
         </w:rPr>
-        <w:t>.home</w:t>
-      </w:r>
-      <w:proofErr w:type="gramEnd"/>
-      <w:r>
-        <w:rPr>
-          <w:rFonts w:ascii="Consolas" w:eastAsia="Times New Roman" w:hAnsi="Consolas" w:cs="Times New Roman"/>
-          <w:color w:val="CCCCCC"/>
-          <w:kern w:val="0"/>
-          <w:sz w:val="21"/>
-          <w:szCs w:val="21"/>
-          <w14:ligatures w14:val="none"/>
-        </w:rPr>
-        <w:t>_pos:</w:t>
+        <w:t>.home_pos:</w:t>
       </w:r>
     </w:p>
     <w:p>
@@ -5548,7 +5125,6 @@
         </w:rPr>
         <w:t xml:space="preserve">                    </w:t>
       </w:r>
-      <w:proofErr w:type="gramStart"/>
       <w:r>
         <w:rPr>
           <w:rFonts w:ascii="Consolas" w:eastAsia="Times New Roman" w:hAnsi="Consolas" w:cs="Times New Roman"/>
@@ -5569,19 +5145,7 @@
           <w:szCs w:val="21"/>
           <w14:ligatures w14:val="none"/>
         </w:rPr>
-        <w:t>.route</w:t>
-      </w:r>
-      <w:proofErr w:type="gramEnd"/>
-      <w:r>
-        <w:rPr>
-          <w:rFonts w:ascii="Consolas" w:eastAsia="Times New Roman" w:hAnsi="Consolas" w:cs="Times New Roman"/>
-          <w:color w:val="CCCCCC"/>
-          <w:kern w:val="0"/>
-          <w:sz w:val="21"/>
-          <w:szCs w:val="21"/>
-          <w14:ligatures w14:val="none"/>
-        </w:rPr>
-        <w:t xml:space="preserve"> </w:t>
+        <w:t xml:space="preserve">.route </w:t>
       </w:r>
       <w:r>
         <w:rPr>
@@ -6194,7 +5758,6 @@
         </w:rPr>
         <w:t xml:space="preserve"> </w:t>
       </w:r>
-      <w:proofErr w:type="gramStart"/>
       <w:r>
         <w:rPr>
           <w:rFonts w:ascii="Consolas" w:eastAsia="Times New Roman" w:hAnsi="Consolas" w:cs="Times New Roman"/>
@@ -6215,19 +5778,7 @@
           <w:szCs w:val="21"/>
           <w14:ligatures w14:val="none"/>
         </w:rPr>
-        <w:t>.state</w:t>
-      </w:r>
-      <w:proofErr w:type="gramEnd"/>
-      <w:r>
-        <w:rPr>
-          <w:rFonts w:ascii="Consolas" w:eastAsia="Times New Roman" w:hAnsi="Consolas" w:cs="Times New Roman"/>
-          <w:color w:val="CCCCCC"/>
-          <w:kern w:val="0"/>
-          <w:sz w:val="21"/>
-          <w:szCs w:val="21"/>
-          <w14:ligatures w14:val="none"/>
-        </w:rPr>
-        <w:t xml:space="preserve">.world_width </w:t>
+        <w:t xml:space="preserve">.state.world_width </w:t>
       </w:r>
       <w:r>
         <w:rPr>
@@ -6317,7 +5868,6 @@
         </w:rPr>
         <w:t xml:space="preserve"> </w:t>
       </w:r>
-      <w:proofErr w:type="gramStart"/>
       <w:r>
         <w:rPr>
           <w:rFonts w:ascii="Consolas" w:eastAsia="Times New Roman" w:hAnsi="Consolas" w:cs="Times New Roman"/>
@@ -6338,19 +5888,7 @@
           <w:szCs w:val="21"/>
           <w14:ligatures w14:val="none"/>
         </w:rPr>
-        <w:t>.state</w:t>
-      </w:r>
-      <w:proofErr w:type="gramEnd"/>
-      <w:r>
-        <w:rPr>
-          <w:rFonts w:ascii="Consolas" w:eastAsia="Times New Roman" w:hAnsi="Consolas" w:cs="Times New Roman"/>
-          <w:color w:val="CCCCCC"/>
-          <w:kern w:val="0"/>
-          <w:sz w:val="21"/>
-          <w:szCs w:val="21"/>
-          <w14:ligatures w14:val="none"/>
-        </w:rPr>
-        <w:t>.world_height:</w:t>
+        <w:t>.state.world_height:</w:t>
       </w:r>
     </w:p>
     <w:p>
@@ -6492,7 +6030,6 @@
         </w:rPr>
         <w:t xml:space="preserve"> </w:t>
       </w:r>
-      <w:proofErr w:type="gramStart"/>
       <w:r>
         <w:rPr>
           <w:rFonts w:ascii="Consolas" w:eastAsia="Times New Roman" w:hAnsi="Consolas" w:cs="Times New Roman"/>
@@ -6513,31 +6050,7 @@
           <w:szCs w:val="21"/>
           <w14:ligatures w14:val="none"/>
         </w:rPr>
-        <w:t>.state</w:t>
-      </w:r>
-      <w:proofErr w:type="gramEnd"/>
-      <w:r>
-        <w:rPr>
-          <w:rFonts w:ascii="Consolas" w:eastAsia="Times New Roman" w:hAnsi="Consolas" w:cs="Times New Roman"/>
-          <w:color w:val="CCCCCC"/>
-          <w:kern w:val="0"/>
-          <w:sz w:val="21"/>
-          <w:szCs w:val="21"/>
-          <w14:ligatures w14:val="none"/>
-        </w:rPr>
-        <w:t>.world[nx][ny</w:t>
-      </w:r>
-      <w:proofErr w:type="gramStart"/>
-      <w:r>
-        <w:rPr>
-          <w:rFonts w:ascii="Consolas" w:eastAsia="Times New Roman" w:hAnsi="Consolas" w:cs="Times New Roman"/>
-          <w:color w:val="CCCCCC"/>
-          <w:kern w:val="0"/>
-          <w:sz w:val="21"/>
-          <w:szCs w:val="21"/>
-          <w14:ligatures w14:val="none"/>
-        </w:rPr>
-        <w:t xml:space="preserve">] </w:t>
+        <w:t xml:space="preserve">.state.world[nx][ny] </w:t>
       </w:r>
       <w:r>
         <w:rPr>
@@ -6548,19 +6061,7 @@
           <w:szCs w:val="21"/>
           <w14:ligatures w14:val="none"/>
         </w:rPr>
-        <w:t>!</w:t>
-      </w:r>
-      <w:proofErr w:type="gramEnd"/>
-      <w:r>
-        <w:rPr>
-          <w:rFonts w:ascii="Consolas" w:eastAsia="Times New Roman" w:hAnsi="Consolas" w:cs="Times New Roman"/>
-          <w:color w:val="D4D4D4"/>
-          <w:kern w:val="0"/>
-          <w:sz w:val="21"/>
-          <w:szCs w:val="21"/>
-          <w14:ligatures w14:val="none"/>
-        </w:rPr>
-        <w:t>=</w:t>
+        <w:t>!=</w:t>
       </w:r>
       <w:r>
         <w:rPr>
@@ -6634,31 +6135,7 @@
           <w:szCs w:val="21"/>
           <w14:ligatures w14:val="none"/>
         </w:rPr>
-        <w:t xml:space="preserve">                            </w:t>
-      </w:r>
-      <w:proofErr w:type="gramStart"/>
-      <w:r>
-        <w:rPr>
-          <w:rFonts w:ascii="Consolas" w:eastAsia="Times New Roman" w:hAnsi="Consolas" w:cs="Times New Roman"/>
-          <w:color w:val="CCCCCC"/>
-          <w:kern w:val="0"/>
-          <w:sz w:val="21"/>
-          <w:szCs w:val="21"/>
-          <w14:ligatures w14:val="none"/>
-        </w:rPr>
-        <w:t>stack.append</w:t>
-      </w:r>
-      <w:proofErr w:type="gramEnd"/>
-      <w:r>
-        <w:rPr>
-          <w:rFonts w:ascii="Consolas" w:eastAsia="Times New Roman" w:hAnsi="Consolas" w:cs="Times New Roman"/>
-          <w:color w:val="CCCCCC"/>
-          <w:kern w:val="0"/>
-          <w:sz w:val="21"/>
-          <w:szCs w:val="21"/>
-          <w14:ligatures w14:val="none"/>
-        </w:rPr>
-        <w:t xml:space="preserve">(((nx, ny), path </w:t>
+        <w:t xml:space="preserve">                            stack.append(((nx, ny), path </w:t>
       </w:r>
       <w:r>
         <w:rPr>
@@ -6734,7 +6211,6 @@
         </w:rPr>
         <w:t xml:space="preserve">        </w:t>
       </w:r>
-      <w:proofErr w:type="gramStart"/>
       <w:r>
         <w:rPr>
           <w:rFonts w:ascii="Consolas" w:eastAsia="Times New Roman" w:hAnsi="Consolas" w:cs="Times New Roman"/>
@@ -6755,19 +6231,7 @@
           <w:szCs w:val="21"/>
           <w14:ligatures w14:val="none"/>
         </w:rPr>
-        <w:t>.route</w:t>
-      </w:r>
-      <w:proofErr w:type="gramEnd"/>
-      <w:r>
-        <w:rPr>
-          <w:rFonts w:ascii="Consolas" w:eastAsia="Times New Roman" w:hAnsi="Consolas" w:cs="Times New Roman"/>
-          <w:color w:val="CCCCCC"/>
-          <w:kern w:val="0"/>
-          <w:sz w:val="21"/>
-          <w:szCs w:val="21"/>
-          <w14:ligatures w14:val="none"/>
-        </w:rPr>
-        <w:t xml:space="preserve"> </w:t>
+        <w:t xml:space="preserve">.route </w:t>
       </w:r>
       <w:r>
         <w:rPr>
@@ -6789,19 +6253,7 @@
           <w:szCs w:val="21"/>
           <w14:ligatures w14:val="none"/>
         </w:rPr>
-        <w:t xml:space="preserve"> </w:t>
-      </w:r>
-      <w:proofErr w:type="gramStart"/>
-      <w:r>
-        <w:rPr>
-          <w:rFonts w:ascii="Consolas" w:eastAsia="Times New Roman" w:hAnsi="Consolas" w:cs="Times New Roman"/>
-          <w:color w:val="CCCCCC"/>
-          <w:kern w:val="0"/>
-          <w:sz w:val="21"/>
-          <w:szCs w:val="21"/>
-          <w14:ligatures w14:val="none"/>
-        </w:rPr>
-        <w:t xml:space="preserve">[] </w:t>
+        <w:t xml:space="preserve"> [] </w:t>
       </w:r>
       <w:r>
         <w:rPr>
@@ -6812,19 +6264,7 @@
           <w:szCs w:val="21"/>
           <w14:ligatures w14:val="none"/>
         </w:rPr>
-        <w:t>#</w:t>
-      </w:r>
-      <w:proofErr w:type="gramEnd"/>
-      <w:r>
-        <w:rPr>
-          <w:rFonts w:ascii="Consolas" w:eastAsia="Times New Roman" w:hAnsi="Consolas" w:cs="Times New Roman"/>
-          <w:color w:val="6A9955"/>
-          <w:kern w:val="0"/>
-          <w:sz w:val="21"/>
-          <w:szCs w:val="21"/>
-          <w14:ligatures w14:val="none"/>
-        </w:rPr>
-        <w:t xml:space="preserve"> No path found</w:t>
+        <w:t># No path found</w:t>
       </w:r>
     </w:p>
     <w:p>
@@ -6951,21 +6391,7 @@
         <w:rPr>
           <w:rFonts w:ascii="Arial" w:hAnsi="Arial" w:cs="Arial"/>
         </w:rPr>
-        <w:t xml:space="preserve">The goal check is the same as BFS — either finding an unknown </w:t>
-      </w:r>
-      <w:proofErr w:type="gramStart"/>
-      <w:r>
-        <w:rPr>
-          <w:rFonts w:ascii="Arial" w:hAnsi="Arial" w:cs="Arial"/>
-        </w:rPr>
-        <w:t>tile</w:t>
-      </w:r>
-      <w:proofErr w:type="gramEnd"/>
-      <w:r>
-        <w:rPr>
-          <w:rFonts w:ascii="Arial" w:hAnsi="Arial" w:cs="Arial"/>
-        </w:rPr>
-        <w:t xml:space="preserve"> or the home position.</w:t>
+        <w:t>The goal check is the same as BFS — either finding an unknown tile or the home position.</w:t>
       </w:r>
     </w:p>
     <w:p>
@@ -7413,19 +6839,11 @@
                 <w:rFonts w:ascii="Arial" w:hAnsi="Arial" w:cs="Arial"/>
               </w:rPr>
             </w:pPr>
-            <w:proofErr w:type="gramStart"/>
             <w:r>
               <w:rPr>
                 <w:rFonts w:ascii="Arial" w:hAnsi="Arial" w:cs="Arial"/>
               </w:rPr>
-              <w:t>O(</w:t>
-            </w:r>
-            <w:proofErr w:type="gramEnd"/>
-            <w:r>
-              <w:rPr>
-                <w:rFonts w:ascii="Arial" w:hAnsi="Arial" w:cs="Arial"/>
-              </w:rPr>
-              <w:t>V + E)</w:t>
+              <w:t>O(V + E)</w:t>
             </w:r>
           </w:p>
         </w:tc>
@@ -7442,19 +6860,11 @@
                 <w:rFonts w:ascii="Arial" w:hAnsi="Arial" w:cs="Arial"/>
               </w:rPr>
             </w:pPr>
-            <w:proofErr w:type="gramStart"/>
             <w:r>
               <w:rPr>
                 <w:rFonts w:ascii="Arial" w:hAnsi="Arial" w:cs="Arial"/>
               </w:rPr>
-              <w:t>O(</w:t>
-            </w:r>
-            <w:proofErr w:type="gramEnd"/>
-            <w:r>
-              <w:rPr>
-                <w:rFonts w:ascii="Arial" w:hAnsi="Arial" w:cs="Arial"/>
-              </w:rPr>
-              <w:t>V + E)</w:t>
+              <w:t>O(V + E)</w:t>
             </w:r>
           </w:p>
         </w:tc>
@@ -7501,21 +6911,7 @@
               <w:rPr>
                 <w:rFonts w:ascii="Arial" w:hAnsi="Arial" w:cs="Arial"/>
               </w:rPr>
-              <w:t>O(</w:t>
-            </w:r>
-            <w:proofErr w:type="gramStart"/>
-            <w:r>
-              <w:rPr>
-                <w:rFonts w:ascii="Arial" w:hAnsi="Arial" w:cs="Arial"/>
-              </w:rPr>
-              <w:t>V) —</w:t>
-            </w:r>
-            <w:proofErr w:type="gramEnd"/>
-            <w:r>
-              <w:rPr>
-                <w:rFonts w:ascii="Arial" w:hAnsi="Arial" w:cs="Arial"/>
-              </w:rPr>
-              <w:t xml:space="preserve"> stores all nodes at frontier</w:t>
+              <w:t>O(V) — stores all nodes at frontier</w:t>
             </w:r>
             <w:r>
               <w:rPr>
@@ -7542,21 +6938,7 @@
               <w:rPr>
                 <w:rFonts w:ascii="Arial" w:hAnsi="Arial" w:cs="Arial"/>
               </w:rPr>
-              <w:t>O(</w:t>
-            </w:r>
-            <w:proofErr w:type="gramStart"/>
-            <w:r>
-              <w:rPr>
-                <w:rFonts w:ascii="Arial" w:hAnsi="Arial" w:cs="Arial"/>
-              </w:rPr>
-              <w:t>V) —</w:t>
-            </w:r>
-            <w:proofErr w:type="gramEnd"/>
-            <w:r>
-              <w:rPr>
-                <w:rFonts w:ascii="Arial" w:hAnsi="Arial" w:cs="Arial"/>
-              </w:rPr>
-              <w:t xml:space="preserve"> stores nodes along path</w:t>
+              <w:t>O(V) — stores nodes along path</w:t>
             </w:r>
           </w:p>
         </w:tc>
@@ -7639,21 +7021,7 @@
         <w:rPr>
           <w:rFonts w:ascii="Arial" w:hAnsi="Arial" w:cs="Arial"/>
         </w:rPr>
-        <w:t>The move_</w:t>
-      </w:r>
-      <w:proofErr w:type="gramStart"/>
-      <w:r>
-        <w:rPr>
-          <w:rFonts w:ascii="Arial" w:hAnsi="Arial" w:cs="Arial"/>
-        </w:rPr>
-        <w:t>to(</w:t>
-      </w:r>
-      <w:proofErr w:type="gramEnd"/>
-      <w:r>
-        <w:rPr>
-          <w:rFonts w:ascii="Arial" w:hAnsi="Arial" w:cs="Arial"/>
-        </w:rPr>
-        <w:t>) method translates a path (sequence of target coordinates) into physical actions:</w:t>
+        <w:t>The move_to() method translates a path (sequence of target coordinates) into physical actions:</w:t>
       </w:r>
     </w:p>
     <w:p>
@@ -10562,21 +9930,7 @@
         <w:rPr>
           <w:rFonts w:ascii="Arial" w:hAnsi="Arial" w:cs="Arial"/>
         </w:rPr>
-        <w:t xml:space="preserve">Fewer movement actions in BFS (each </w:t>
-      </w:r>
-      <w:proofErr w:type="gramStart"/>
-      <w:r>
-        <w:rPr>
-          <w:rFonts w:ascii="Arial" w:hAnsi="Arial" w:cs="Arial"/>
-        </w:rPr>
-        <w:t>costs</w:t>
-      </w:r>
-      <w:proofErr w:type="gramEnd"/>
-      <w:r>
-        <w:rPr>
-          <w:rFonts w:ascii="Arial" w:hAnsi="Arial" w:cs="Arial"/>
-        </w:rPr>
-        <w:t xml:space="preserve"> −1 point)</w:t>
+        <w:t>Fewer movement actions in BFS (each costs −1 point)</w:t>
       </w:r>
     </w:p>
     <w:p>
@@ -10859,21 +10213,7 @@
         <w:rPr>
           <w:rFonts w:ascii="Arial" w:hAnsi="Arial" w:cs="Arial"/>
         </w:rPr>
-        <w:t xml:space="preserve">Higher scores — Fewer actions mean fewer penalties, and successful completion yields the </w:t>
-      </w:r>
-      <w:proofErr w:type="gramStart"/>
-      <w:r>
-        <w:rPr>
-          <w:rFonts w:ascii="Arial" w:hAnsi="Arial" w:cs="Arial"/>
-        </w:rPr>
-        <w:t>+1000 shutdown</w:t>
-      </w:r>
-      <w:proofErr w:type="gramEnd"/>
-      <w:r>
-        <w:rPr>
-          <w:rFonts w:ascii="Arial" w:hAnsi="Arial" w:cs="Arial"/>
-        </w:rPr>
-        <w:t xml:space="preserve"> bonus.</w:t>
+        <w:t>Higher scores — Fewer actions mean fewer penalties, and successful completion yields the +1000 shutdown bonus.</w:t>
       </w:r>
     </w:p>
     <w:p>

--- a/Lab2_Report.docx
+++ b/Lab2_Report.docx
@@ -184,7 +184,7 @@
           <w:sz w:val="36"/>
           <w:szCs w:val="32"/>
         </w:rPr>
-        <w:t>3</w:t>
+        <w:t>2</w:t>
       </w:r>
       <w:r>
         <w:rPr>
@@ -3632,7 +3632,6 @@
         <w:rPr>
           <w:rFonts w:ascii="Arial" w:hAnsi="Arial" w:cs="Arial"/>
         </w:rPr>
-        <w:lastRenderedPageBreak/>
         <w:t>Starting from the agent's current position, it first visits all adjacent tiles (distance 1), then all tiles at distance 2, and so on.</w:t>
       </w:r>
     </w:p>
@@ -7004,7 +7003,6 @@
           <w:b/>
           <w:bCs/>
         </w:rPr>
-        <w:lastRenderedPageBreak/>
         <w:t>Move-to Logic</w:t>
       </w:r>
     </w:p>
@@ -8446,7 +8444,6 @@
           <w:b/>
           <w:bCs/>
         </w:rPr>
-        <w:lastRenderedPageBreak/>
         <w:t>Performance Comparison with Obstacles (wall bias = 0.2)</w:t>
       </w:r>
     </w:p>
@@ -9885,14 +9882,7 @@
         <w:rPr>
           <w:rFonts w:ascii="Arial" w:hAnsi="Arial" w:cs="Arial"/>
         </w:rPr>
-        <w:t xml:space="preserve">With obstacles, scores decrease for both algorithms because there are fewer dirt tiles to clean (walls replace some dirt) and navigation requires more steps. Notably, </w:t>
-      </w:r>
-      <w:r>
-        <w:rPr>
-          <w:rFonts w:ascii="Arial" w:hAnsi="Arial" w:cs="Arial"/>
-        </w:rPr>
-        <w:lastRenderedPageBreak/>
-        <w:t>DFS scores become negative on larger grids with obstacles (e.g., −1,476 for 20×20), meaning the penalties outweigh the rewards.</w:t>
+        <w:t>With obstacles, scores decrease for both algorithms because there are fewer dirt tiles to clean (walls replace some dirt) and navigation requires more steps. Notably, DFS scores become negative on larger grids with obstacles (e.g., −1,476 for 20×20), meaning the penalties outweigh the rewards.</w:t>
       </w:r>
     </w:p>
     <w:p>
